--- a/Documentation/TOS_Verwoert_RefAI_Accountability_Document.docx
+++ b/Documentation/TOS_Verwoert_RefAI_Accountability_Document.docx
@@ -328,7 +328,7 @@
               <w:rPr>
                 <w:sz w:val="17"/>
               </w:rPr>
-              <w:t>MSc Archaeology - Digital Archaeology</w:t>
+              <w:t>MSc Archaeology - Digital Archaeology &amp; Heritage (ACASA)</w:t>
             </w:r>
           </w:p>
         </w:tc>
@@ -482,6 +482,45 @@
                 <w:sz w:val="17"/>
               </w:rPr>
               <w:t>-2026</w:t>
+            </w:r>
+          </w:p>
+        </w:tc>
+      </w:tr>
+      <w:tr>
+        <w:tc>
+          <w:tcPr>
+            <w:tcW w:w="4896" w:type="dxa"/>
+            <w:shd w:val="clear" w:color="auto" w:fill="F7F4EA"/>
+            <w:vAlign w:val="center"/>
+          </w:tcPr>
+          <w:p>
+            <w:pPr>
+              <w:spacing w:after="40" w:line="240" w:lineRule="auto"/>
+            </w:pPr>
+            <w:r>
+              <w:rPr>
+                <w:b/>
+                <w:sz w:val="17"/>
+              </w:rPr>
+              <w:t>Word count</w:t>
+            </w:r>
+          </w:p>
+        </w:tc>
+        <w:tc>
+          <w:tcPr>
+            <w:tcW w:w="4896" w:type="dxa"/>
+            <w:shd w:val="clear" w:color="auto" w:fill="FFFFFF"/>
+            <w:vAlign w:val="center"/>
+          </w:tcPr>
+          <w:p>
+            <w:pPr>
+              <w:spacing w:after="40" w:line="240" w:lineRule="auto"/>
+            </w:pPr>
+            <w:r>
+              <w:rPr>
+                <w:sz w:val="17"/>
+              </w:rPr>
+              <w:t>8,634</w:t>
             </w:r>
           </w:p>
         </w:tc>
@@ -533,7 +572,90 @@
       <w:pPr>
         <w:spacing w:after="0" w:line="240" w:lineRule="auto"/>
         <w:jc w:val="center"/>
+        <w:rPr>
+          <w:lang w:val="en-NL"/>
+        </w:rPr>
+      </w:pPr>
+      <w:r>
+        <w:rPr>
+          <w:noProof/>
+          <w:lang w:val="en-NL"/>
+        </w:rPr>
+        <w:drawing>
+          <wp:anchor distT="0" distB="0" distL="114300" distR="114300" simplePos="0" relativeHeight="251658240" behindDoc="1" locked="0" layoutInCell="1" allowOverlap="1" wp14:anchorId="790D7567" wp14:editId="0E0890C2">
+            <wp:simplePos x="0" y="0"/>
+            <wp:positionH relativeFrom="margin">
+              <wp:posOffset>4911090</wp:posOffset>
+            </wp:positionH>
+            <wp:positionV relativeFrom="paragraph">
+              <wp:posOffset>1894840</wp:posOffset>
+            </wp:positionV>
+            <wp:extent cx="1399855" cy="787400"/>
+            <wp:effectExtent l="0" t="0" r="0" b="0"/>
+            <wp:wrapNone/>
+            <wp:docPr id="1729050454" name="Afbeelding 2"/>
+            <wp:cNvGraphicFramePr>
+              <a:graphicFrameLocks xmlns:a="http://schemas.openxmlformats.org/drawingml/2006/main" noChangeAspect="1"/>
+            </wp:cNvGraphicFramePr>
+            <a:graphic xmlns:a="http://schemas.openxmlformats.org/drawingml/2006/main">
+              <a:graphicData uri="http://schemas.openxmlformats.org/drawingml/2006/picture">
+                <pic:pic xmlns:pic="http://schemas.openxmlformats.org/drawingml/2006/picture">
+                  <pic:nvPicPr>
+                    <pic:cNvPr id="0" name="Picture 12"/>
+                    <pic:cNvPicPr>
+                      <a:picLocks noChangeAspect="1" noChangeArrowheads="1"/>
+                    </pic:cNvPicPr>
+                  </pic:nvPicPr>
+                  <pic:blipFill>
+                    <a:blip r:embed="rId8">
+                      <a:extLst>
+                        <a:ext uri="{28A0092B-C50C-407E-A947-70E740481C1C}">
+                          <a14:useLocalDpi xmlns:a14="http://schemas.microsoft.com/office/drawing/2010/main" val="0"/>
+                        </a:ext>
+                      </a:extLst>
+                    </a:blip>
+                    <a:srcRect/>
+                    <a:stretch>
+                      <a:fillRect/>
+                    </a:stretch>
+                  </pic:blipFill>
+                  <pic:spPr bwMode="auto">
+                    <a:xfrm>
+                      <a:off x="0" y="0"/>
+                      <a:ext cx="1399855" cy="787400"/>
+                    </a:xfrm>
+                    <a:prstGeom prst="rect">
+                      <a:avLst/>
+                    </a:prstGeom>
+                    <a:noFill/>
+                    <a:ln>
+                      <a:noFill/>
+                    </a:ln>
+                  </pic:spPr>
+                </pic:pic>
+              </a:graphicData>
+            </a:graphic>
+            <wp14:sizeRelH relativeFrom="page">
+              <wp14:pctWidth>0</wp14:pctWidth>
+            </wp14:sizeRelH>
+            <wp14:sizeRelV relativeFrom="page">
+              <wp14:pctHeight>0</wp14:pctHeight>
+            </wp14:sizeRelV>
+          </wp:anchor>
+        </w:drawing>
+      </w:r>
+    </w:p>
+    <w:p>
+      <w:pPr>
+        <w:spacing w:after="0" w:line="240" w:lineRule="auto"/>
+        <w:jc w:val="center"/>
         <w:sectPr>
+          <w:headerReference w:type="even" r:id="rId9"/>
+          <w:headerReference w:type="default" r:id="rId10"/>
+          <w:footerReference w:type="even" r:id="rId11"/>
+          <w:footerReference w:type="default" r:id="rId12"/>
+          <w:headerReference w:type="first" r:id="rId13"/>
+          <w:footerReference w:type="first" r:id="rId14"/>
           <w:pgSz w:w="11906" w:h="16838"/>
           <w:pgMar w:top="1152" w:right="1224" w:bottom="1152" w:left="1224" w:header="720" w:footer="720" w:gutter="0"/>
           <w:pgBorders w:offsetFrom="page">
@@ -549,6 +671,107 @@
     </w:p>
     <w:p>
       <w:pPr>
+        <w:spacing w:before="720" w:after="560"/>
+        <w:jc w:val="center"/>
+      </w:pPr>
+      <w:r>
+        <w:rPr>
+          <w:rFonts w:ascii="Aptos Display" w:hAnsi="Aptos Display"/>
+          <w:b/>
+          <w:color w:val="0E3A2A"/>
+          <w:sz w:val="36"/>
+        </w:rPr>
+        <w:lastRenderedPageBreak/>
+        <w:t>Statement of Originality</w:t>
+      </w:r>
+    </w:p>
+    <w:p>
+      <w:pPr>
+        <w:spacing w:after="360"/>
+        <w:jc w:val="both"/>
+      </w:pPr>
+      <w:r>
+        <w:rPr>
+          <w:sz w:val="22"/>
+        </w:rPr>
+        <w:t>I hereby declare that this dissertation is an original piece of work, written by myself alone. Any information and ideas from other sources are acknowledged fully in the text and notes.</w:t>
+      </w:r>
+    </w:p>
+    <w:p>
+      <w:pPr>
+        <w:spacing w:before="360"/>
+        <w:jc w:val="right"/>
+      </w:pPr>
+      <w:r>
+        <w:t>Amsterdam, 30 June 2026</w:t>
+      </w:r>
+    </w:p>
+    <w:p>
+      <w:pPr>
+        <w:spacing w:before="160"/>
+        <w:jc w:val="right"/>
+      </w:pPr>
+      <w:r>
+        <w:rPr>
+          <w:noProof/>
+        </w:rPr>
+        <w:drawing>
+          <wp:inline distT="0" distB="0" distL="0" distR="0" wp14:anchorId="70F91E4C" wp14:editId="200C386E">
+            <wp:extent cx="2148840" cy="806654"/>
+            <wp:effectExtent l="0" t="0" r="0" b="0"/>
+            <wp:docPr id="1729050455" name="Picture 1729050455"/>
+            <wp:cNvGraphicFramePr>
+              <a:graphicFrameLocks xmlns:a="http://schemas.openxmlformats.org/drawingml/2006/main" noChangeAspect="1"/>
+            </wp:cNvGraphicFramePr>
+            <a:graphic xmlns:a="http://schemas.openxmlformats.org/drawingml/2006/main">
+              <a:graphicData uri="http://schemas.openxmlformats.org/drawingml/2006/picture">
+                <pic:pic xmlns:pic="http://schemas.openxmlformats.org/drawingml/2006/picture">
+                  <pic:nvPicPr>
+                    <pic:cNvPr id="0" name="Signature_Green_Cropped.png"/>
+                    <pic:cNvPicPr/>
+                  </pic:nvPicPr>
+                  <pic:blipFill>
+                    <a:blip r:embed="rId15"/>
+                    <a:stretch>
+                      <a:fillRect/>
+                    </a:stretch>
+                  </pic:blipFill>
+                  <pic:spPr>
+                    <a:xfrm>
+                      <a:off x="0" y="0"/>
+                      <a:ext cx="2148840" cy="806654"/>
+                    </a:xfrm>
+                    <a:prstGeom prst="rect">
+                      <a:avLst/>
+                    </a:prstGeom>
+                  </pic:spPr>
+                </pic:pic>
+              </a:graphicData>
+            </a:graphic>
+          </wp:inline>
+        </w:drawing>
+      </w:r>
+    </w:p>
+    <w:p>
+      <w:pPr>
+        <w:spacing w:after="0"/>
+        <w:jc w:val="right"/>
+      </w:pPr>
+      <w:r>
+        <w:rPr>
+          <w:b/>
+        </w:rPr>
+        <w:t>Tobias O.S. Verwoert</w:t>
+      </w:r>
+      <w:r>
+        <w:rPr>
+          <w:b/>
+        </w:rPr>
+        <w:br w:type="page"/>
+      </w:r>
+    </w:p>
+    <w:p>
+      <w:pPr>
         <w:pStyle w:val="Kop1"/>
         <w:pBdr>
           <w:bottom w:val="single" w:sz="6" w:space="4" w:color="E6E2D6"/>
@@ -558,7 +781,7 @@
           <w:lang w:val="en-GB"/>
         </w:rPr>
       </w:pPr>
-      <w:bookmarkStart w:id="0" w:name="_Toc233632985"/>
+      <w:bookmarkStart w:id="0" w:name="_Toc233641510"/>
       <w:r>
         <w:rPr>
           <w:rFonts w:ascii="Aptos Display" w:eastAsia="Aptos Display" w:hAnsi="Aptos Display"/>
@@ -592,13 +815,7 @@
         <w:rPr>
           <w:lang w:val="en-GB"/>
         </w:rPr>
-        <w:t>The project grew out of my internship at the beginning of 2026 and developed further in dialogue with Philip Verhagen and Matthias Lang. RefAI explores whether information contained in the bulletins can be mined from text, converted into a structured dataset and later transferred to a geodatabase for their wider research project. It is therefore best understood as a data-mining experiment with an archaeological purpose. The central question is not whether artificial intelligence can produce a perfect archae</w:t>
-      </w:r>
-      <w:r>
-        <w:rPr>
-          <w:lang w:val="en-GB"/>
-        </w:rPr>
-        <w:t>ological database, but whether a controllable workflow can make difficult PDF material more searchable, structured and reviewable.</w:t>
+        <w:t>The project grew out of my internship at the beginning of 2026 and developed further in dialogue with Philip Verhagen and Matthias Lang. RefAI explores whether information contained in the bulletins can be mined from text, converted into a structured dataset and later transferred to a geodatabase for their wider research project. It is therefore best understood as a data-mining experiment with an archaeological purpose. The central question is not whether artificial intelligence can produce a perfect archaeological database, but whether a controllable workflow can make difficult PDF material more searchable, structured and reviewable.</w:t>
       </w:r>
     </w:p>
     <w:p>
@@ -647,7 +864,7 @@
           <w:lang w:val="en-GB"/>
         </w:rPr>
       </w:pPr>
-      <w:bookmarkStart w:id="1" w:name="_Toc233632986"/>
+      <w:bookmarkStart w:id="1" w:name="_Toc233641511"/>
       <w:r>
         <w:rPr>
           <w:rFonts w:ascii="Aptos Display" w:eastAsia="Aptos Display" w:hAnsi="Aptos Display"/>
@@ -723,7 +940,7 @@
             </w:rPr>
             <w:fldChar w:fldCharType="separate"/>
           </w:r>
-          <w:hyperlink w:anchor="_Toc233632985" w:history="1">
+          <w:hyperlink w:anchor="_Toc233641510" w:history="1">
             <w:r>
               <w:rPr>
                 <w:rStyle w:val="Hyperlink"/>
@@ -752,7 +969,7 @@
                 <w:noProof/>
                 <w:webHidden/>
               </w:rPr>
-              <w:instrText xml:space="preserve"> PAGEREF _Toc233632985 \h </w:instrText>
+              <w:instrText xml:space="preserve"> PAGEREF _Toc233641510 \h </w:instrText>
             </w:r>
             <w:r>
               <w:rPr>
@@ -772,7 +989,7 @@
                 <w:noProof/>
                 <w:webHidden/>
               </w:rPr>
-              <w:t>1</w:t>
+              <w:t>2</w:t>
             </w:r>
             <w:r>
               <w:rPr>
@@ -800,7 +1017,7 @@
               <w14:ligatures w14:val="standardContextual"/>
             </w:rPr>
           </w:pPr>
-          <w:hyperlink w:anchor="_Toc233632986" w:history="1">
+          <w:hyperlink w:anchor="_Toc233641511" w:history="1">
             <w:r>
               <w:rPr>
                 <w:rStyle w:val="Hyperlink"/>
@@ -829,7 +1046,7 @@
                 <w:noProof/>
                 <w:webHidden/>
               </w:rPr>
-              <w:instrText xml:space="preserve"> PAGEREF _Toc233632986 \h </w:instrText>
+              <w:instrText xml:space="preserve"> PAGEREF _Toc233641511 \h </w:instrText>
             </w:r>
             <w:r>
               <w:rPr>
@@ -849,7 +1066,7 @@
                 <w:noProof/>
                 <w:webHidden/>
               </w:rPr>
-              <w:t>2</w:t>
+              <w:t>3</w:t>
             </w:r>
             <w:r>
               <w:rPr>
@@ -877,7 +1094,7 @@
               <w14:ligatures w14:val="standardContextual"/>
             </w:rPr>
           </w:pPr>
-          <w:hyperlink w:anchor="_Toc233632987" w:history="1">
+          <w:hyperlink w:anchor="_Toc233641512" w:history="1">
             <w:r>
               <w:rPr>
                 <w:rStyle w:val="Hyperlink"/>
@@ -906,7 +1123,7 @@
                 <w:noProof/>
                 <w:webHidden/>
               </w:rPr>
-              <w:instrText xml:space="preserve"> PAGEREF _Toc233632987 \h </w:instrText>
+              <w:instrText xml:space="preserve"> PAGEREF _Toc233641512 \h </w:instrText>
             </w:r>
             <w:r>
               <w:rPr>
@@ -926,7 +1143,7 @@
                 <w:noProof/>
                 <w:webHidden/>
               </w:rPr>
-              <w:t>4</w:t>
+              <w:t>5</w:t>
             </w:r>
             <w:r>
               <w:rPr>
@@ -954,7 +1171,7 @@
               <w14:ligatures w14:val="standardContextual"/>
             </w:rPr>
           </w:pPr>
-          <w:hyperlink w:anchor="_Toc233632988" w:history="1">
+          <w:hyperlink w:anchor="_Toc233641513" w:history="1">
             <w:r>
               <w:rPr>
                 <w:rStyle w:val="Hyperlink"/>
@@ -983,7 +1200,7 @@
                 <w:noProof/>
                 <w:webHidden/>
               </w:rPr>
-              <w:instrText xml:space="preserve"> PAGEREF _Toc233632988 \h </w:instrText>
+              <w:instrText xml:space="preserve"> PAGEREF _Toc233641513 \h </w:instrText>
             </w:r>
             <w:r>
               <w:rPr>
@@ -1003,7 +1220,7 @@
                 <w:noProof/>
                 <w:webHidden/>
               </w:rPr>
-              <w:t>5</w:t>
+              <w:t>6</w:t>
             </w:r>
             <w:r>
               <w:rPr>
@@ -1031,7 +1248,7 @@
               <w14:ligatures w14:val="standardContextual"/>
             </w:rPr>
           </w:pPr>
-          <w:hyperlink w:anchor="_Toc233632989" w:history="1">
+          <w:hyperlink w:anchor="_Toc233641514" w:history="1">
             <w:r>
               <w:rPr>
                 <w:rStyle w:val="Hyperlink"/>
@@ -1060,7 +1277,7 @@
                 <w:noProof/>
                 <w:webHidden/>
               </w:rPr>
-              <w:instrText xml:space="preserve"> PAGEREF _Toc233632989 \h </w:instrText>
+              <w:instrText xml:space="preserve"> PAGEREF _Toc233641514 \h </w:instrText>
             </w:r>
             <w:r>
               <w:rPr>
@@ -1080,7 +1297,7 @@
                 <w:noProof/>
                 <w:webHidden/>
               </w:rPr>
-              <w:t>5</w:t>
+              <w:t>6</w:t>
             </w:r>
             <w:r>
               <w:rPr>
@@ -1108,7 +1325,7 @@
               <w14:ligatures w14:val="standardContextual"/>
             </w:rPr>
           </w:pPr>
-          <w:hyperlink w:anchor="_Toc233632990" w:history="1">
+          <w:hyperlink w:anchor="_Toc233641515" w:history="1">
             <w:r>
               <w:rPr>
                 <w:rStyle w:val="Hyperlink"/>
@@ -1137,7 +1354,7 @@
                 <w:noProof/>
                 <w:webHidden/>
               </w:rPr>
-              <w:instrText xml:space="preserve"> PAGEREF _Toc233632990 \h </w:instrText>
+              <w:instrText xml:space="preserve"> PAGEREF _Toc233641515 \h </w:instrText>
             </w:r>
             <w:r>
               <w:rPr>
@@ -1157,7 +1374,7 @@
                 <w:noProof/>
                 <w:webHidden/>
               </w:rPr>
-              <w:t>6</w:t>
+              <w:t>7</w:t>
             </w:r>
             <w:r>
               <w:rPr>
@@ -1185,7 +1402,7 @@
               <w14:ligatures w14:val="standardContextual"/>
             </w:rPr>
           </w:pPr>
-          <w:hyperlink w:anchor="_Toc233632991" w:history="1">
+          <w:hyperlink w:anchor="_Toc233641516" w:history="1">
             <w:r>
               <w:rPr>
                 <w:rStyle w:val="Hyperlink"/>
@@ -1214,7 +1431,7 @@
                 <w:noProof/>
                 <w:webHidden/>
               </w:rPr>
-              <w:instrText xml:space="preserve"> PAGEREF _Toc233632991 \h </w:instrText>
+              <w:instrText xml:space="preserve"> PAGEREF _Toc233641516 \h </w:instrText>
             </w:r>
             <w:r>
               <w:rPr>
@@ -1234,7 +1451,7 @@
                 <w:noProof/>
                 <w:webHidden/>
               </w:rPr>
-              <w:t>6</w:t>
+              <w:t>7</w:t>
             </w:r>
             <w:r>
               <w:rPr>
@@ -1262,7 +1479,7 @@
               <w14:ligatures w14:val="standardContextual"/>
             </w:rPr>
           </w:pPr>
-          <w:hyperlink w:anchor="_Toc233632992" w:history="1">
+          <w:hyperlink w:anchor="_Toc233641517" w:history="1">
             <w:r>
               <w:rPr>
                 <w:rStyle w:val="Hyperlink"/>
@@ -1291,7 +1508,7 @@
                 <w:noProof/>
                 <w:webHidden/>
               </w:rPr>
-              <w:instrText xml:space="preserve"> PAGEREF _Toc233632992 \h </w:instrText>
+              <w:instrText xml:space="preserve"> PAGEREF _Toc233641517 \h </w:instrText>
             </w:r>
             <w:r>
               <w:rPr>
@@ -1311,7 +1528,7 @@
                 <w:noProof/>
                 <w:webHidden/>
               </w:rPr>
-              <w:t>8</w:t>
+              <w:t>9</w:t>
             </w:r>
             <w:r>
               <w:rPr>
@@ -1339,7 +1556,7 @@
               <w14:ligatures w14:val="standardContextual"/>
             </w:rPr>
           </w:pPr>
-          <w:hyperlink w:anchor="_Toc233632993" w:history="1">
+          <w:hyperlink w:anchor="_Toc233641518" w:history="1">
             <w:r>
               <w:rPr>
                 <w:rStyle w:val="Hyperlink"/>
@@ -1368,7 +1585,7 @@
                 <w:noProof/>
                 <w:webHidden/>
               </w:rPr>
-              <w:instrText xml:space="preserve"> PAGEREF _Toc233632993 \h </w:instrText>
+              <w:instrText xml:space="preserve"> PAGEREF _Toc233641518 \h </w:instrText>
             </w:r>
             <w:r>
               <w:rPr>
@@ -1388,7 +1605,7 @@
                 <w:noProof/>
                 <w:webHidden/>
               </w:rPr>
-              <w:t>9</w:t>
+              <w:t>10</w:t>
             </w:r>
             <w:r>
               <w:rPr>
@@ -1416,7 +1633,7 @@
               <w14:ligatures w14:val="standardContextual"/>
             </w:rPr>
           </w:pPr>
-          <w:hyperlink w:anchor="_Toc233632994" w:history="1">
+          <w:hyperlink w:anchor="_Toc233641519" w:history="1">
             <w:r>
               <w:rPr>
                 <w:rStyle w:val="Hyperlink"/>
@@ -1445,7 +1662,7 @@
                 <w:noProof/>
                 <w:webHidden/>
               </w:rPr>
-              <w:instrText xml:space="preserve"> PAGEREF _Toc233632994 \h </w:instrText>
+              <w:instrText xml:space="preserve"> PAGEREF _Toc233641519 \h </w:instrText>
             </w:r>
             <w:r>
               <w:rPr>
@@ -1465,7 +1682,7 @@
                 <w:noProof/>
                 <w:webHidden/>
               </w:rPr>
-              <w:t>10</w:t>
+              <w:t>11</w:t>
             </w:r>
             <w:r>
               <w:rPr>
@@ -1493,7 +1710,7 @@
               <w14:ligatures w14:val="standardContextual"/>
             </w:rPr>
           </w:pPr>
-          <w:hyperlink w:anchor="_Toc233632995" w:history="1">
+          <w:hyperlink w:anchor="_Toc233641520" w:history="1">
             <w:r>
               <w:rPr>
                 <w:rStyle w:val="Hyperlink"/>
@@ -1522,7 +1739,7 @@
                 <w:noProof/>
                 <w:webHidden/>
               </w:rPr>
-              <w:instrText xml:space="preserve"> PAGEREF _Toc233632995 \h </w:instrText>
+              <w:instrText xml:space="preserve"> PAGEREF _Toc233641520 \h </w:instrText>
             </w:r>
             <w:r>
               <w:rPr>
@@ -1542,7 +1759,7 @@
                 <w:noProof/>
                 <w:webHidden/>
               </w:rPr>
-              <w:t>11</w:t>
+              <w:t>13</w:t>
             </w:r>
             <w:r>
               <w:rPr>
@@ -1570,7 +1787,7 @@
               <w14:ligatures w14:val="standardContextual"/>
             </w:rPr>
           </w:pPr>
-          <w:hyperlink w:anchor="_Toc233632996" w:history="1">
+          <w:hyperlink w:anchor="_Toc233641521" w:history="1">
             <w:r>
               <w:rPr>
                 <w:rStyle w:val="Hyperlink"/>
@@ -1599,7 +1816,7 @@
                 <w:noProof/>
                 <w:webHidden/>
               </w:rPr>
-              <w:instrText xml:space="preserve"> PAGEREF _Toc233632996 \h </w:instrText>
+              <w:instrText xml:space="preserve"> PAGEREF _Toc233641521 \h </w:instrText>
             </w:r>
             <w:r>
               <w:rPr>
@@ -1619,7 +1836,7 @@
                 <w:noProof/>
                 <w:webHidden/>
               </w:rPr>
-              <w:t>13</w:t>
+              <w:t>14</w:t>
             </w:r>
             <w:r>
               <w:rPr>
@@ -1647,7 +1864,7 @@
               <w14:ligatures w14:val="standardContextual"/>
             </w:rPr>
           </w:pPr>
-          <w:hyperlink w:anchor="_Toc233632997" w:history="1">
+          <w:hyperlink w:anchor="_Toc233641522" w:history="1">
             <w:r>
               <w:rPr>
                 <w:rStyle w:val="Hyperlink"/>
@@ -1676,7 +1893,7 @@
                 <w:noProof/>
                 <w:webHidden/>
               </w:rPr>
-              <w:instrText xml:space="preserve"> PAGEREF _Toc233632997 \h </w:instrText>
+              <w:instrText xml:space="preserve"> PAGEREF _Toc233641522 \h </w:instrText>
             </w:r>
             <w:r>
               <w:rPr>
@@ -1696,7 +1913,7 @@
                 <w:noProof/>
                 <w:webHidden/>
               </w:rPr>
-              <w:t>14</w:t>
+              <w:t>15</w:t>
             </w:r>
             <w:r>
               <w:rPr>
@@ -1724,7 +1941,7 @@
               <w14:ligatures w14:val="standardContextual"/>
             </w:rPr>
           </w:pPr>
-          <w:hyperlink w:anchor="_Toc233632998" w:history="1">
+          <w:hyperlink w:anchor="_Toc233641523" w:history="1">
             <w:r>
               <w:rPr>
                 <w:rStyle w:val="Hyperlink"/>
@@ -1753,7 +1970,7 @@
                 <w:noProof/>
                 <w:webHidden/>
               </w:rPr>
-              <w:instrText xml:space="preserve"> PAGEREF _Toc233632998 \h </w:instrText>
+              <w:instrText xml:space="preserve"> PAGEREF _Toc233641523 \h </w:instrText>
             </w:r>
             <w:r>
               <w:rPr>
@@ -1773,7 +1990,7 @@
                 <w:noProof/>
                 <w:webHidden/>
               </w:rPr>
-              <w:t>17</w:t>
+              <w:t>18</w:t>
             </w:r>
             <w:r>
               <w:rPr>
@@ -1801,7 +2018,7 @@
               <w14:ligatures w14:val="standardContextual"/>
             </w:rPr>
           </w:pPr>
-          <w:hyperlink w:anchor="_Toc233632999" w:history="1">
+          <w:hyperlink w:anchor="_Toc233641524" w:history="1">
             <w:r>
               <w:rPr>
                 <w:rStyle w:val="Hyperlink"/>
@@ -1830,7 +2047,7 @@
                 <w:noProof/>
                 <w:webHidden/>
               </w:rPr>
-              <w:instrText xml:space="preserve"> PAGEREF _Toc233632999 \h </w:instrText>
+              <w:instrText xml:space="preserve"> PAGEREF _Toc233641524 \h </w:instrText>
             </w:r>
             <w:r>
               <w:rPr>
@@ -1850,7 +2067,7 @@
                 <w:noProof/>
                 <w:webHidden/>
               </w:rPr>
-              <w:t>17</w:t>
+              <w:t>18</w:t>
             </w:r>
             <w:r>
               <w:rPr>
@@ -1878,7 +2095,7 @@
               <w14:ligatures w14:val="standardContextual"/>
             </w:rPr>
           </w:pPr>
-          <w:hyperlink w:anchor="_Toc233633000" w:history="1">
+          <w:hyperlink w:anchor="_Toc233641525" w:history="1">
             <w:r>
               <w:rPr>
                 <w:rStyle w:val="Hyperlink"/>
@@ -1907,7 +2124,7 @@
                 <w:noProof/>
                 <w:webHidden/>
               </w:rPr>
-              <w:instrText xml:space="preserve"> PAGEREF _Toc233633000 \h </w:instrText>
+              <w:instrText xml:space="preserve"> PAGEREF _Toc233641525 \h </w:instrText>
             </w:r>
             <w:r>
               <w:rPr>
@@ -1927,7 +2144,7 @@
                 <w:noProof/>
                 <w:webHidden/>
               </w:rPr>
-              <w:t>18</w:t>
+              <w:t>19</w:t>
             </w:r>
             <w:r>
               <w:rPr>
@@ -1955,7 +2172,7 @@
               <w14:ligatures w14:val="standardContextual"/>
             </w:rPr>
           </w:pPr>
-          <w:hyperlink w:anchor="_Toc233633001" w:history="1">
+          <w:hyperlink w:anchor="_Toc233641526" w:history="1">
             <w:r>
               <w:rPr>
                 <w:rStyle w:val="Hyperlink"/>
@@ -1984,7 +2201,7 @@
                 <w:noProof/>
                 <w:webHidden/>
               </w:rPr>
-              <w:instrText xml:space="preserve"> PAGEREF _Toc233633001 \h </w:instrText>
+              <w:instrText xml:space="preserve"> PAGEREF _Toc233641526 \h </w:instrText>
             </w:r>
             <w:r>
               <w:rPr>
@@ -2004,7 +2221,7 @@
                 <w:noProof/>
                 <w:webHidden/>
               </w:rPr>
-              <w:t>19</w:t>
+              <w:t>20</w:t>
             </w:r>
             <w:r>
               <w:rPr>
@@ -2032,7 +2249,7 @@
               <w14:ligatures w14:val="standardContextual"/>
             </w:rPr>
           </w:pPr>
-          <w:hyperlink w:anchor="_Toc233633002" w:history="1">
+          <w:hyperlink w:anchor="_Toc233641527" w:history="1">
             <w:r>
               <w:rPr>
                 <w:rStyle w:val="Hyperlink"/>
@@ -2061,7 +2278,7 @@
                 <w:noProof/>
                 <w:webHidden/>
               </w:rPr>
-              <w:instrText xml:space="preserve"> PAGEREF _Toc233633002 \h </w:instrText>
+              <w:instrText xml:space="preserve"> PAGEREF _Toc233641527 \h </w:instrText>
             </w:r>
             <w:r>
               <w:rPr>
@@ -2081,7 +2298,7 @@
                 <w:noProof/>
                 <w:webHidden/>
               </w:rPr>
-              <w:t>21</w:t>
+              <w:t>22</w:t>
             </w:r>
             <w:r>
               <w:rPr>
@@ -2109,7 +2326,7 @@
               <w14:ligatures w14:val="standardContextual"/>
             </w:rPr>
           </w:pPr>
-          <w:hyperlink w:anchor="_Toc233633003" w:history="1">
+          <w:hyperlink w:anchor="_Toc233641528" w:history="1">
             <w:r>
               <w:rPr>
                 <w:rStyle w:val="Hyperlink"/>
@@ -2137,7 +2354,7 @@
                 <w:noProof/>
                 <w:webHidden/>
               </w:rPr>
-              <w:instrText xml:space="preserve"> PAGEREF _Toc233633003 \h </w:instrText>
+              <w:instrText xml:space="preserve"> PAGEREF _Toc233641528 \h </w:instrText>
             </w:r>
             <w:r>
               <w:rPr>
@@ -2157,7 +2374,7 @@
                 <w:noProof/>
                 <w:webHidden/>
               </w:rPr>
-              <w:t>21</w:t>
+              <w:t>22</w:t>
             </w:r>
             <w:r>
               <w:rPr>
@@ -2185,7 +2402,7 @@
               <w14:ligatures w14:val="standardContextual"/>
             </w:rPr>
           </w:pPr>
-          <w:hyperlink w:anchor="_Toc233633004" w:history="1">
+          <w:hyperlink w:anchor="_Toc233641529" w:history="1">
             <w:r>
               <w:rPr>
                 <w:rStyle w:val="Hyperlink"/>
@@ -2213,7 +2430,7 @@
                 <w:noProof/>
                 <w:webHidden/>
               </w:rPr>
-              <w:instrText xml:space="preserve"> PAGEREF _Toc233633004 \h </w:instrText>
+              <w:instrText xml:space="preserve"> PAGEREF _Toc233641529 \h </w:instrText>
             </w:r>
             <w:r>
               <w:rPr>
@@ -2233,7 +2450,7 @@
                 <w:noProof/>
                 <w:webHidden/>
               </w:rPr>
-              <w:t>21</w:t>
+              <w:t>22</w:t>
             </w:r>
             <w:r>
               <w:rPr>
@@ -2261,7 +2478,7 @@
               <w14:ligatures w14:val="standardContextual"/>
             </w:rPr>
           </w:pPr>
-          <w:hyperlink w:anchor="_Toc233633005" w:history="1">
+          <w:hyperlink w:anchor="_Toc233641530" w:history="1">
             <w:r>
               <w:rPr>
                 <w:rStyle w:val="Hyperlink"/>
@@ -2289,7 +2506,7 @@
                 <w:noProof/>
                 <w:webHidden/>
               </w:rPr>
-              <w:instrText xml:space="preserve"> PAGEREF _Toc233633005 \h </w:instrText>
+              <w:instrText xml:space="preserve"> PAGEREF _Toc233641530 \h </w:instrText>
             </w:r>
             <w:r>
               <w:rPr>
@@ -2309,7 +2526,7 @@
                 <w:noProof/>
                 <w:webHidden/>
               </w:rPr>
-              <w:t>22</w:t>
+              <w:t>23</w:t>
             </w:r>
             <w:r>
               <w:rPr>
@@ -2337,7 +2554,7 @@
               <w14:ligatures w14:val="standardContextual"/>
             </w:rPr>
           </w:pPr>
-          <w:hyperlink w:anchor="_Toc233633006" w:history="1">
+          <w:hyperlink w:anchor="_Toc233641531" w:history="1">
             <w:r>
               <w:rPr>
                 <w:rStyle w:val="Hyperlink"/>
@@ -2365,7 +2582,7 @@
                 <w:noProof/>
                 <w:webHidden/>
               </w:rPr>
-              <w:instrText xml:space="preserve"> PAGEREF _Toc233633006 \h </w:instrText>
+              <w:instrText xml:space="preserve"> PAGEREF _Toc233641531 \h </w:instrText>
             </w:r>
             <w:r>
               <w:rPr>
@@ -2385,7 +2602,7 @@
                 <w:noProof/>
                 <w:webHidden/>
               </w:rPr>
-              <w:t>22</w:t>
+              <w:t>23</w:t>
             </w:r>
             <w:r>
               <w:rPr>
@@ -2413,7 +2630,7 @@
               <w14:ligatures w14:val="standardContextual"/>
             </w:rPr>
           </w:pPr>
-          <w:hyperlink w:anchor="_Toc233633007" w:history="1">
+          <w:hyperlink w:anchor="_Toc233641532" w:history="1">
             <w:r>
               <w:rPr>
                 <w:rStyle w:val="Hyperlink"/>
@@ -2442,7 +2659,7 @@
                 <w:noProof/>
                 <w:webHidden/>
               </w:rPr>
-              <w:instrText xml:space="preserve"> PAGEREF _Toc233633007 \h </w:instrText>
+              <w:instrText xml:space="preserve"> PAGEREF _Toc233641532 \h </w:instrText>
             </w:r>
             <w:r>
               <w:rPr>
@@ -2462,7 +2679,7 @@
                 <w:noProof/>
                 <w:webHidden/>
               </w:rPr>
-              <w:t>23</w:t>
+              <w:t>24</w:t>
             </w:r>
             <w:r>
               <w:rPr>
@@ -2490,7 +2707,7 @@
               <w14:ligatures w14:val="standardContextual"/>
             </w:rPr>
           </w:pPr>
-          <w:hyperlink w:anchor="_Toc233633008" w:history="1">
+          <w:hyperlink w:anchor="_Toc233641533" w:history="1">
             <w:r>
               <w:rPr>
                 <w:rStyle w:val="Hyperlink"/>
@@ -2519,7 +2736,7 @@
                 <w:noProof/>
                 <w:webHidden/>
               </w:rPr>
-              <w:instrText xml:space="preserve"> PAGEREF _Toc233633008 \h </w:instrText>
+              <w:instrText xml:space="preserve"> PAGEREF _Toc233641533 \h </w:instrText>
             </w:r>
             <w:r>
               <w:rPr>
@@ -2539,7 +2756,7 @@
                 <w:noProof/>
                 <w:webHidden/>
               </w:rPr>
-              <w:t>23</w:t>
+              <w:t>24</w:t>
             </w:r>
             <w:r>
               <w:rPr>
@@ -2567,7 +2784,7 @@
               <w14:ligatures w14:val="standardContextual"/>
             </w:rPr>
           </w:pPr>
-          <w:hyperlink w:anchor="_Toc233633009" w:history="1">
+          <w:hyperlink w:anchor="_Toc233641534" w:history="1">
             <w:r>
               <w:rPr>
                 <w:rStyle w:val="Hyperlink"/>
@@ -2596,7 +2813,7 @@
                 <w:noProof/>
                 <w:webHidden/>
               </w:rPr>
-              <w:instrText xml:space="preserve"> PAGEREF _Toc233633009 \h </w:instrText>
+              <w:instrText xml:space="preserve"> PAGEREF _Toc233641534 \h </w:instrText>
             </w:r>
             <w:r>
               <w:rPr>
@@ -2616,7 +2833,7 @@
                 <w:noProof/>
                 <w:webHidden/>
               </w:rPr>
-              <w:t>27</w:t>
+              <w:t>28</w:t>
             </w:r>
             <w:r>
               <w:rPr>
@@ -2644,7 +2861,7 @@
               <w14:ligatures w14:val="standardContextual"/>
             </w:rPr>
           </w:pPr>
-          <w:hyperlink w:anchor="_Toc233633010" w:history="1">
+          <w:hyperlink w:anchor="_Toc233641535" w:history="1">
             <w:r>
               <w:rPr>
                 <w:rStyle w:val="Hyperlink"/>
@@ -2673,7 +2890,7 @@
                 <w:noProof/>
                 <w:webHidden/>
               </w:rPr>
-              <w:instrText xml:space="preserve"> PAGEREF _Toc233633010 \h </w:instrText>
+              <w:instrText xml:space="preserve"> PAGEREF _Toc233641535 \h </w:instrText>
             </w:r>
             <w:r>
               <w:rPr>
@@ -2693,7 +2910,7 @@
                 <w:noProof/>
                 <w:webHidden/>
               </w:rPr>
-              <w:t>28</w:t>
+              <w:t>29</w:t>
             </w:r>
             <w:r>
               <w:rPr>
@@ -2721,7 +2938,7 @@
               <w14:ligatures w14:val="standardContextual"/>
             </w:rPr>
           </w:pPr>
-          <w:hyperlink w:anchor="_Toc233633011" w:history="1">
+          <w:hyperlink w:anchor="_Toc233641536" w:history="1">
             <w:r>
               <w:rPr>
                 <w:rStyle w:val="Hyperlink"/>
@@ -2750,7 +2967,7 @@
                 <w:noProof/>
                 <w:webHidden/>
               </w:rPr>
-              <w:instrText xml:space="preserve"> PAGEREF _Toc233633011 \h </w:instrText>
+              <w:instrText xml:space="preserve"> PAGEREF _Toc233641536 \h </w:instrText>
             </w:r>
             <w:r>
               <w:rPr>
@@ -2770,7 +2987,7 @@
                 <w:noProof/>
                 <w:webHidden/>
               </w:rPr>
-              <w:t>28</w:t>
+              <w:t>29</w:t>
             </w:r>
             <w:r>
               <w:rPr>
@@ -2798,7 +3015,7 @@
               <w14:ligatures w14:val="standardContextual"/>
             </w:rPr>
           </w:pPr>
-          <w:hyperlink w:anchor="_Toc233633012" w:history="1">
+          <w:hyperlink w:anchor="_Toc233641537" w:history="1">
             <w:r>
               <w:rPr>
                 <w:rStyle w:val="Hyperlink"/>
@@ -2827,7 +3044,7 @@
                 <w:noProof/>
                 <w:webHidden/>
               </w:rPr>
-              <w:instrText xml:space="preserve"> PAGEREF _Toc233633012 \h </w:instrText>
+              <w:instrText xml:space="preserve"> PAGEREF _Toc233641537 \h </w:instrText>
             </w:r>
             <w:r>
               <w:rPr>
@@ -2847,7 +3064,7 @@
                 <w:noProof/>
                 <w:webHidden/>
               </w:rPr>
-              <w:t>28</w:t>
+              <w:t>29</w:t>
             </w:r>
             <w:r>
               <w:rPr>
@@ -2875,7 +3092,7 @@
               <w14:ligatures w14:val="standardContextual"/>
             </w:rPr>
           </w:pPr>
-          <w:hyperlink w:anchor="_Toc233633013" w:history="1">
+          <w:hyperlink w:anchor="_Toc233641538" w:history="1">
             <w:r>
               <w:rPr>
                 <w:rStyle w:val="Hyperlink"/>
@@ -2904,7 +3121,7 @@
                 <w:noProof/>
                 <w:webHidden/>
               </w:rPr>
-              <w:instrText xml:space="preserve"> PAGEREF _Toc233633013 \h </w:instrText>
+              <w:instrText xml:space="preserve"> PAGEREF _Toc233641538 \h </w:instrText>
             </w:r>
             <w:r>
               <w:rPr>
@@ -2924,7 +3141,7 @@
                 <w:noProof/>
                 <w:webHidden/>
               </w:rPr>
-              <w:t>29</w:t>
+              <w:t>30</w:t>
             </w:r>
             <w:r>
               <w:rPr>
@@ -2952,7 +3169,7 @@
               <w14:ligatures w14:val="standardContextual"/>
             </w:rPr>
           </w:pPr>
-          <w:hyperlink w:anchor="_Toc233633014" w:history="1">
+          <w:hyperlink w:anchor="_Toc233641539" w:history="1">
             <w:r>
               <w:rPr>
                 <w:rStyle w:val="Hyperlink"/>
@@ -2981,7 +3198,7 @@
                 <w:noProof/>
                 <w:webHidden/>
               </w:rPr>
-              <w:instrText xml:space="preserve"> PAGEREF _Toc233633014 \h </w:instrText>
+              <w:instrText xml:space="preserve"> PAGEREF _Toc233641539 \h </w:instrText>
             </w:r>
             <w:r>
               <w:rPr>
@@ -3001,7 +3218,7 @@
                 <w:noProof/>
                 <w:webHidden/>
               </w:rPr>
-              <w:t>30</w:t>
+              <w:t>31</w:t>
             </w:r>
             <w:r>
               <w:rPr>
@@ -3029,7 +3246,7 @@
               <w14:ligatures w14:val="standardContextual"/>
             </w:rPr>
           </w:pPr>
-          <w:hyperlink w:anchor="_Toc233633015" w:history="1">
+          <w:hyperlink w:anchor="_Toc233641540" w:history="1">
             <w:r>
               <w:rPr>
                 <w:rStyle w:val="Hyperlink"/>
@@ -3058,7 +3275,7 @@
                 <w:noProof/>
                 <w:webHidden/>
               </w:rPr>
-              <w:instrText xml:space="preserve"> PAGEREF _Toc233633015 \h </w:instrText>
+              <w:instrText xml:space="preserve"> PAGEREF _Toc233641540 \h </w:instrText>
             </w:r>
             <w:r>
               <w:rPr>
@@ -3078,7 +3295,7 @@
                 <w:noProof/>
                 <w:webHidden/>
               </w:rPr>
-              <w:t>30</w:t>
+              <w:t>31</w:t>
             </w:r>
             <w:r>
               <w:rPr>
@@ -3106,7 +3323,7 @@
               <w14:ligatures w14:val="standardContextual"/>
             </w:rPr>
           </w:pPr>
-          <w:hyperlink w:anchor="_Toc233633016" w:history="1">
+          <w:hyperlink w:anchor="_Toc233641541" w:history="1">
             <w:r>
               <w:rPr>
                 <w:rStyle w:val="Hyperlink"/>
@@ -3135,7 +3352,7 @@
                 <w:noProof/>
                 <w:webHidden/>
               </w:rPr>
-              <w:instrText xml:space="preserve"> PAGEREF _Toc233633016 \h </w:instrText>
+              <w:instrText xml:space="preserve"> PAGEREF _Toc233641541 \h </w:instrText>
             </w:r>
             <w:r>
               <w:rPr>
@@ -3155,7 +3372,7 @@
                 <w:noProof/>
                 <w:webHidden/>
               </w:rPr>
-              <w:t>30</w:t>
+              <w:t>31</w:t>
             </w:r>
             <w:r>
               <w:rPr>
@@ -3183,7 +3400,7 @@
               <w14:ligatures w14:val="standardContextual"/>
             </w:rPr>
           </w:pPr>
-          <w:hyperlink w:anchor="_Toc233633017" w:history="1">
+          <w:hyperlink w:anchor="_Toc233641542" w:history="1">
             <w:r>
               <w:rPr>
                 <w:rStyle w:val="Hyperlink"/>
@@ -3212,7 +3429,7 @@
                 <w:noProof/>
                 <w:webHidden/>
               </w:rPr>
-              <w:instrText xml:space="preserve"> PAGEREF _Toc233633017 \h </w:instrText>
+              <w:instrText xml:space="preserve"> PAGEREF _Toc233641542 \h </w:instrText>
             </w:r>
             <w:r>
               <w:rPr>
@@ -3232,7 +3449,7 @@
                 <w:noProof/>
                 <w:webHidden/>
               </w:rPr>
-              <w:t>31</w:t>
+              <w:t>32</w:t>
             </w:r>
             <w:r>
               <w:rPr>
@@ -3260,7 +3477,7 @@
               <w14:ligatures w14:val="standardContextual"/>
             </w:rPr>
           </w:pPr>
-          <w:hyperlink w:anchor="_Toc233633018" w:history="1">
+          <w:hyperlink w:anchor="_Toc233641543" w:history="1">
             <w:r>
               <w:rPr>
                 <w:rStyle w:val="Hyperlink"/>
@@ -3289,7 +3506,7 @@
                 <w:noProof/>
                 <w:webHidden/>
               </w:rPr>
-              <w:instrText xml:space="preserve"> PAGEREF _Toc233633018 \h </w:instrText>
+              <w:instrText xml:space="preserve"> PAGEREF _Toc233641543 \h </w:instrText>
             </w:r>
             <w:r>
               <w:rPr>
@@ -3309,7 +3526,7 @@
                 <w:noProof/>
                 <w:webHidden/>
               </w:rPr>
-              <w:t>32</w:t>
+              <w:t>33</w:t>
             </w:r>
             <w:r>
               <w:rPr>
@@ -3337,7 +3554,7 @@
               <w14:ligatures w14:val="standardContextual"/>
             </w:rPr>
           </w:pPr>
-          <w:hyperlink w:anchor="_Toc233633019" w:history="1">
+          <w:hyperlink w:anchor="_Toc233641544" w:history="1">
             <w:r>
               <w:rPr>
                 <w:rStyle w:val="Hyperlink"/>
@@ -3366,7 +3583,7 @@
                 <w:noProof/>
                 <w:webHidden/>
               </w:rPr>
-              <w:instrText xml:space="preserve"> PAGEREF _Toc233633019 \h </w:instrText>
+              <w:instrText xml:space="preserve"> PAGEREF _Toc233641544 \h </w:instrText>
             </w:r>
             <w:r>
               <w:rPr>
@@ -3386,7 +3603,7 @@
                 <w:noProof/>
                 <w:webHidden/>
               </w:rPr>
-              <w:t>33</w:t>
+              <w:t>34</w:t>
             </w:r>
             <w:r>
               <w:rPr>
@@ -3414,7 +3631,7 @@
               <w14:ligatures w14:val="standardContextual"/>
             </w:rPr>
           </w:pPr>
-          <w:hyperlink w:anchor="_Toc233633020" w:history="1">
+          <w:hyperlink w:anchor="_Toc233641545" w:history="1">
             <w:r>
               <w:rPr>
                 <w:rStyle w:val="Hyperlink"/>
@@ -3443,7 +3660,7 @@
                 <w:noProof/>
                 <w:webHidden/>
               </w:rPr>
-              <w:instrText xml:space="preserve"> PAGEREF _Toc233633020 \h </w:instrText>
+              <w:instrText xml:space="preserve"> PAGEREF _Toc233641545 \h </w:instrText>
             </w:r>
             <w:r>
               <w:rPr>
@@ -3463,7 +3680,7 @@
                 <w:noProof/>
                 <w:webHidden/>
               </w:rPr>
-              <w:t>34</w:t>
+              <w:t>35</w:t>
             </w:r>
             <w:r>
               <w:rPr>
@@ -3491,7 +3708,7 @@
               <w14:ligatures w14:val="standardContextual"/>
             </w:rPr>
           </w:pPr>
-          <w:hyperlink w:anchor="_Toc233633021" w:history="1">
+          <w:hyperlink w:anchor="_Toc233641546" w:history="1">
             <w:r>
               <w:rPr>
                 <w:rStyle w:val="Hyperlink"/>
@@ -3520,7 +3737,7 @@
                 <w:noProof/>
                 <w:webHidden/>
               </w:rPr>
-              <w:instrText xml:space="preserve"> PAGEREF _Toc233633021 \h </w:instrText>
+              <w:instrText xml:space="preserve"> PAGEREF _Toc233641546 \h </w:instrText>
             </w:r>
             <w:r>
               <w:rPr>
@@ -3540,7 +3757,7 @@
                 <w:noProof/>
                 <w:webHidden/>
               </w:rPr>
-              <w:t>34</w:t>
+              <w:t>35</w:t>
             </w:r>
             <w:r>
               <w:rPr>
@@ -3568,7 +3785,7 @@
               <w14:ligatures w14:val="standardContextual"/>
             </w:rPr>
           </w:pPr>
-          <w:hyperlink w:anchor="_Toc233633022" w:history="1">
+          <w:hyperlink w:anchor="_Toc233641547" w:history="1">
             <w:r>
               <w:rPr>
                 <w:rStyle w:val="Hyperlink"/>
@@ -3597,7 +3814,7 @@
                 <w:noProof/>
                 <w:webHidden/>
               </w:rPr>
-              <w:instrText xml:space="preserve"> PAGEREF _Toc233633022 \h </w:instrText>
+              <w:instrText xml:space="preserve"> PAGEREF _Toc233641547 \h </w:instrText>
             </w:r>
             <w:r>
               <w:rPr>
@@ -3617,7 +3834,7 @@
                 <w:noProof/>
                 <w:webHidden/>
               </w:rPr>
-              <w:t>36</w:t>
+              <w:t>37</w:t>
             </w:r>
             <w:r>
               <w:rPr>
@@ -3666,7 +3883,7 @@
           <w:lang w:val="en-GB"/>
         </w:rPr>
       </w:pPr>
-      <w:bookmarkStart w:id="2" w:name="_Toc233632987"/>
+      <w:bookmarkStart w:id="2" w:name="_Toc233641512"/>
       <w:r>
         <w:rPr>
           <w:rFonts w:ascii="Aptos Display" w:eastAsia="Aptos Display" w:hAnsi="Aptos Display"/>
@@ -3687,33 +3904,12 @@
         <w:rPr>
           <w:lang w:val="en-GB"/>
         </w:rPr>
-        <w:t xml:space="preserve">RefAI was developed to transform semi-structured Dutch archaeological news bulletin text into structured, reviewable data. The project grew out of my internship in January 2026, titled Improving a KNOB Bulletin Text-Mining Pipeline for Archaeological Geo-Data, and was developed in collaboration with, and partly in response to, the research needs of Philip Verhagen at Vrije Universiteit Amsterdam and Matthias Lang at the University of Bonn. The source material consists of Archaeological News bulletins, or </w:t>
-      </w:r>
-      <w:r>
-        <w:rPr>
-          <w:lang w:val="en-GB"/>
-        </w:rPr>
-        <w:t>Archeologisch Nieuws (Archaeological News), published by the KNOB (Koninklijke Nederlandse Oudheidkundige</w:t>
-      </w:r>
-      <w:r>
-        <w:rPr>
-          <w:lang w:val="en-GB"/>
-        </w:rPr>
-        <w:t xml:space="preserve"> Bond). These bulletins are valuable because they contain many short archaeological notices, but they are difficult to convert into structured data because their layout, typography, column structure, scan quality and editorial conventions vary strongly between years. Similar attempts to make Dutch archaeological literature computationally searchable show both the value of domain-specific information retrieval and the importance of entity-centred access to places, periods and artefacts (Brandsen et al., 2021</w:t>
-      </w:r>
-      <w:r>
-        <w:rPr>
-          <w:lang w:val="en-GB"/>
-        </w:rPr>
-        <w:t>a, 2021b). Key technical terms used throughout this document are defined in Appendix A.</w:t>
+        <w:t>RefAI was developed to transform semi-structured Dutch archaeological news bulletin text into structured, reviewable data. The project grew out of my internship in January 2026, titled Improving a KNOB Bulletin Text-Mining Pipeline for Archaeological Geo-Data, and was developed in collaboration with, and partly in response to, the research needs of Philip Verhagen at Vrije Universiteit Amsterdam and Matthias Lang at the University of Bonn. The source material consists of Archaeological News bulletins, or Archeologisch Nieuws (Archaeological News), published by the KNOB (Koninklijke Nederlandse Oudheidkundige Bond). These bulletins are valuable because they contain many short archaeological notices, but they are difficult to convert into structured data because their layout, typography, column structure, scan quality and editorial conventions vary strongly between years. Similar attempts to make Dutch archaeological literature computationally searchable show both the value of domain-specific information retrieval and the importance of entity-centred access to places, periods and artefacts (Brandsen et al., 2021a, 2021b). Key technical terms used throughout this document are defined in Appendix A.</w:t>
       </w:r>
     </w:p>
     <w:p>
       <w:r>
-        <w:t>RefAI was initially developed within an ongoing collaborative research project involving Vrije Universiteit Amsterdam and the University of Bonn. The immediate objective of this wider project is to mine archaeological reports for information that can expand and enrich an existing database of Roman settlements along the Lower Germanic Limes. This specific application shaped RefAI's emphasis on place resolution, dating, archaeological features, finds and standardised archaeological terminology. At the same ti</w:t>
-      </w:r>
-      <w:r>
-        <w:t>me, the pipeline was designed as a broader research prototype. Its architecture may also be applied to other periods, regions and collections of Dutch archaeological literature, provided that the reference resources and validation rules are adapted to the new research context.</w:t>
+        <w:t>RefAI was initially developed within an ongoing collaborative research project involving Vrije Universiteit Amsterdam and the University of Bonn. The immediate objective of this wider project is to mine archaeological reports for information that can expand and enrich an existing database of Roman settlements along the Lower Germanic Limes. This specific application shaped RefAI's emphasis on place resolution, dating, archaeological features, finds and standardised archaeological terminology. At the same time, the pipeline was designed as a broader research prototype. Its architecture may also be applied to other periods, regions and collections of Dutch archaeological literature, provided that the reference resources and validation rules are adapted to the new research context.</w:t>
       </w:r>
     </w:p>
     <w:p>
@@ -3726,13 +3922,7 @@
         <w:rPr>
           <w:lang w:val="en-GB"/>
         </w:rPr>
-        <w:t>Reading the text from a PDF is only the first problem. RefAI must then decide what the words mean in their archaeological context and in which output field they belong. The same word can have several meanings. Huizen</w:t>
-      </w:r>
-      <w:r>
-        <w:rPr>
-          <w:lang w:val="en-GB"/>
-        </w:rPr>
-        <w:t xml:space="preserve"> may refer to the Dutch settlement or simply to multiple houses, while Ring may describe a genuine artefact or appear accidentally through OCR noise or as part of another word. RefAI must therefore extract information, assign it to the correct category, normalise it and indicate doubt where the context is insufficient. Historical-document research shows that OCR errors, changing language and unstable layouts make these decisions particularly difficult (Ehrmann et al., 2021).</w:t>
+        <w:t>Reading the text from a PDF is only the first problem. RefAI must then decide what the words mean in their archaeological context and in which output field they belong. The same word can have several meanings. Huizen may refer to the Dutch settlement or simply to multiple houses, while Ring may describe a genuine artefact or appear accidentally through OCR noise or as part of another word. RefAI must therefore extract information, assign it to the correct category, normalise it and indicate doubt where the context is insufficient. Historical-document research shows that OCR errors, changing language and unstable layouts make these decisions particularly difficult (Ehrmann et al., 2021).</w:t>
       </w:r>
     </w:p>
     <w:p>
@@ -3745,13 +3935,7 @@
         <w:rPr>
           <w:lang w:val="en-GB"/>
         </w:rPr>
-        <w:t>The thesis positions RefAI as a controllable hybrid, lookup-first extraction workflow rather than an unconstrained LLM-first system. The hybrid design combines deterministic rules, curated reference data, local language processing and an optional LLM review layer. Models may propose candidates, but gazetteer logic, ABR terminology, evidence from the source text and explicit rulebook decisions constrain what may enter the final output. The aim is to reduce hallucination risk and keep decisions inspectable fo</w:t>
-      </w:r>
-      <w:r>
-        <w:rPr>
-          <w:lang w:val="en-GB"/>
-        </w:rPr>
-        <w:t>r archaeologists. This resembles grounded or retrieval-augmented processing, although RefAI relies mainly on deterministic local tables rather than unrestricted generation (Lewis et al., 2020).</w:t>
+        <w:t>The thesis positions RefAI as a controllable hybrid, lookup-first extraction workflow rather than an unconstrained LLM-first system. The hybrid design combines deterministic rules, curated reference data, local language processing and an optional LLM review layer. Models may propose candidates, but gazetteer logic, ABR terminology, evidence from the source text and explicit rulebook decisions constrain what may enter the final output. The aim is to reduce hallucination risk and keep decisions inspectable for archaeologists. This resembles grounded or retrieval-augmented processing, although RefAI relies mainly on deterministic local tables rather than unrestricted generation (Lewis et al., 2020).</w:t>
       </w:r>
     </w:p>
     <w:p>
@@ -3776,13 +3960,7 @@
         <w:rPr>
           <w:lang w:val="en-GB"/>
         </w:rPr>
-        <w:t xml:space="preserve"> for the way the project should be evaluated. RefAI was not built as an abstract machine-learning exercise, but as a practical response to a recurring data problem in digital archaeology: valuable archaeological observations are present in published text, but they are not immediately reusable as structured data. The pipeline therefore sits between text mining, data plumbing and archaeological interpretation. It has to</w:t>
-      </w:r>
-      <w:r>
-        <w:rPr>
-          <w:lang w:val="en-GB"/>
-        </w:rPr>
-        <w:t xml:space="preserve"> make old publication formats computationally accessible while still respecting the fact that archaeological categories are often interpretative.</w:t>
+        <w:t xml:space="preserve"> for the way the project should be evaluated. RefAI was not built as an abstract machine-learning exercise, but as a practical response to a recurring data problem in digital archaeology: valuable archaeological observations are present in published text, but they are not immediately reusable as structured data. The pipeline therefore sits between text mining, data plumbing and archaeological interpretation. It has to make old publication formats computationally accessible while still respecting the fact that archaeological categories are often interpretative.</w:t>
       </w:r>
     </w:p>
     <w:p>
@@ -3814,7 +3992,7 @@
           <w:lang w:val="en-GB"/>
         </w:rPr>
       </w:pPr>
-      <w:bookmarkStart w:id="3" w:name="_Toc233632988"/>
+      <w:bookmarkStart w:id="3" w:name="_Toc233641513"/>
       <w:r>
         <w:rPr>
           <w:rFonts w:ascii="Aptos Display" w:eastAsia="Aptos Display" w:hAnsi="Aptos Display"/>
@@ -3835,13 +4013,7 @@
         <w:rPr>
           <w:lang w:val="en-GB"/>
         </w:rPr>
-        <w:t>The aim of RefAI is to design, implement and evaluate a reproducible workflow for extracting archaeological information from historical KNOB bulletin PDFs. The pipeline focuses on place, province, dating or datering (dating or period assignment), feature context or sporen (features/traces), findings or vondsten</w:t>
-      </w:r>
-      <w:r>
-        <w:rPr>
-          <w:lang w:val="en-GB"/>
-        </w:rPr>
-        <w:t xml:space="preserve"> (finds/artefacts), materials and ABR-compatible labels and codes. It is intended to create a structured first-pass dataset, preserve textual evidence and expose uncertainty for human review. It does not attempt to replace archaeological interpretation.</w:t>
+        <w:t>The aim of RefAI is to design, implement and evaluate a reproducible workflow for extracting archaeological information from historical KNOB bulletin PDFs. The pipeline focuses on place, province, dating or datering (dating or period assignment), feature context or sporen (features/traces), findings or vondsten (finds/artefacts), materials and ABR-compatible labels and codes. It is intended to create a structured first-pass dataset, preserve textual evidence and expose uncertainty for human review. It does not attempt to replace archaeological interpretation.</w:t>
       </w:r>
     </w:p>
     <w:p>
@@ -3854,13 +4026,7 @@
         <w:rPr>
           <w:lang w:val="en-GB"/>
         </w:rPr>
-        <w:t>The scope is deliberately limited to a research prototype and triage tool. The seven selected bulletins cover different years, publication designs, layouts and OCR conditions, but they are not representative of all KNOB publications or Dutch archaeological literature. The same documents also informed iterative development, so the evaluation concerns a partly familiar test environment. Reliability is therefore understood as retrieving useful information consistently enough for professional review, constraini</w:t>
-      </w:r>
-      <w:r>
-        <w:rPr>
-          <w:lang w:val="en-GB"/>
-        </w:rPr>
-        <w:t>ng unsupported decisions and making errors inspectable. A further design objective is to keep the computational black box as small and transparent as possible: whenever practical, an output should be traceable to source evidence, a named rule, a reference entry or a recorded model intervention rather than to unexplained automated reasoning.</w:t>
+        <w:t>The scope is deliberately limited to a research prototype and triage tool. The seven selected bulletins cover different years, publication designs, layouts and OCR conditions, but they are not representative of all KNOB publications or Dutch archaeological literature. The same documents also informed iterative development, so the evaluation concerns a partly familiar test environment. Reliability is therefore understood as retrieving useful information consistently enough for professional review, constraining unsupported decisions and making errors inspectable. A further design objective is to keep the computational black box as small and transparent as possible: whenever practical, an output should be traceable to source evidence, a named rule, a reference entry or a recorded model intervention rather than to unexplained automated reasoning.</w:t>
       </w:r>
     </w:p>
     <w:p>
@@ -3871,7 +4037,7 @@
           <w:lang w:val="en-GB"/>
         </w:rPr>
       </w:pPr>
-      <w:bookmarkStart w:id="4" w:name="_Toc233632989"/>
+      <w:bookmarkStart w:id="4" w:name="_Toc233641514"/>
       <w:r>
         <w:rPr>
           <w:rFonts w:ascii="Aptos Display" w:eastAsia="Aptos Display" w:hAnsi="Aptos Display"/>
@@ -4060,7 +4226,7 @@
           <w:lang w:val="en-GB"/>
         </w:rPr>
       </w:pPr>
-      <w:bookmarkStart w:id="5" w:name="_Toc233632990"/>
+      <w:bookmarkStart w:id="5" w:name="_Toc233641515"/>
       <w:r>
         <w:rPr>
           <w:rFonts w:ascii="Aptos Display" w:eastAsia="Aptos Display" w:hAnsi="Aptos Display"/>
@@ -4118,13 +4284,7 @@
         <w:rPr>
           <w:lang w:val="en-GB"/>
         </w:rPr>
-        <w:t xml:space="preserve">Several reference resources support the workflow. Gazetteer and place/province resources support geographical normalisation. ABR period, feature, finding and material resources support standardised archaeological classification. Custom reference data in RefAI_Custom_Aliases.xlsx stores project-specific aliases, bucket rules, ambiguity rules and suppression rules. Moving such decisions into reference documents is methodologically important because it separates domain knowledge from procedural code and makes </w:t>
-      </w:r>
-      <w:r>
-        <w:rPr>
-          <w:lang w:val="en-GB"/>
-        </w:rPr>
-        <w:t>later correction possible without endlessly adding opaque hardcoded exceptions. Controlled vocabularies are especially important in cultural-heritage data because they reduce terminological variation and support interoperability, while also requiring transparent decisions about preferred concepts (Harpring, 2010; CIDOC CRM Special Interest Group, n.d.).</w:t>
+        <w:t>Several reference resources support the workflow. Gazetteer and place/province resources support geographical normalisation. ABR period, feature, finding and material resources support standardised archaeological classification. Custom reference data in RefAI_Custom_Aliases.xlsx stores project-specific aliases, bucket rules, ambiguity rules and suppression rules. Moving such decisions into reference documents is methodologically important because it separates domain knowledge from procedural code and makes later correction possible without endlessly adding opaque hardcoded exceptions. Controlled vocabularies are especially important in cultural-heritage data because they reduce terminological variation and support interoperability, while also requiring transparent decisions about preferred concepts (Harpring, 2010; CIDOC CRM Special Interest Group, n.d.).</w:t>
       </w:r>
     </w:p>
     <w:p>
@@ -4137,13 +4297,7 @@
         <w:rPr>
           <w:lang w:val="en-GB"/>
         </w:rPr>
-        <w:t>The reference documents are not passive lookup lists; together they function as a small, local and editable knowledge base. In practical terms they act as the memory available to the SLM-oriented pipeline when no LLM is used. The broader and better curated this knowledge base becomes, the more historical spellings, place names, periods and archaeological terms RefAI can recognise and normalise. This relationship is not unlimited: when the correct concept is missing, or when source text is linked to the wron</w:t>
-      </w:r>
-      <w:r>
-        <w:rPr>
-          <w:lang w:val="en-GB"/>
-        </w:rPr>
-        <w:t>g entry, the pipeline can still return an empty or incorrect value. The advantage over an opaque generated answer is that the relevant alias, rule or preferred category can be inspected and corrected. Storing these decisions outside the main code also supports the FAIR principles by making the knowledge resources easier to find, interpret and reuse (Wilkinson et al., 2016).</w:t>
+        <w:t>The reference documents are not passive lookup lists; together they function as a small, local and editable knowledge base. In practical terms they act as the memory available to the SLM-oriented pipeline when no LLM is used. The broader and better curated this knowledge base becomes, the more historical spellings, place names, periods and archaeological terms RefAI can recognise and normalise. This relationship is not unlimited: when the correct concept is missing, or when source text is linked to the wrong entry, the pipeline can still return an empty or incorrect value. The advantage over an opaque generated answer is that the relevant alias, rule or preferred category can be inspected and corrected. Storing these decisions outside the main code also supports the FAIR principles by making the knowledge resources easier to find, interpret and reuse (Wilkinson et al., 2016).</w:t>
       </w:r>
     </w:p>
     <w:p>
@@ -4157,7 +4311,7 @@
           <w:lang w:val="en-GB"/>
         </w:rPr>
       </w:pPr>
-      <w:bookmarkStart w:id="6" w:name="_Toc233632991"/>
+      <w:bookmarkStart w:id="6" w:name="_Toc233641516"/>
       <w:r>
         <w:rPr>
           <w:rFonts w:ascii="Aptos Display" w:eastAsia="Aptos Display" w:hAnsi="Aptos Display"/>
@@ -4174,10 +4328,7 @@
         </w:rPr>
       </w:pPr>
       <w:r>
-        <w:t>Artificial intelligence was used in this thesis in two different ways, and I separate these uses deliberately. On the one hand, AI is part of the research object itself: RefAI includes local language processing, reference-table matching and an optional LLM-based review step. On the other hand, AI tools were also used while I was programming and writing. In both cases, they were support tools rather than independent researchers or sources of archaeological evidence. The research questions, archaeological dec</w:t>
-      </w:r>
-      <w:r>
-        <w:t>isions, interpretation of results and final responsibility for the thesis remained my own.</w:t>
+        <w:t>Artificial intelligence was used in this thesis in two different ways, and I separate these uses deliberately. On the one hand, AI is part of the research object itself: RefAI includes local language processing, reference-table matching and an optional LLM-based review step. On the other hand, AI tools were also used while I was programming and writing. In both cases, they were support tools rather than independent researchers or sources of archaeological evidence. The research questions, archaeological decisions, interpretation of results and final responsibility for the thesis remained my own.</w:t>
       </w:r>
     </w:p>
     <w:p>
@@ -4187,10 +4338,7 @@
         </w:rPr>
       </w:pPr>
       <w:r>
-        <w:t>OpenAI Codex was mainly used while developing and improving the Python pipeline. It was most useful when debugging became difficult, or when larger parts of the notebook, script, reference documents and output structure had to be reorganised. Codex helped me understand errors, compare possible solutions and keep changes technically consistent. I did not treat its suggestions as automatically correct. When a change looked useful, I checked it through backups, syntax checks, targeted tests and new pipeline ru</w:t>
-      </w:r>
-      <w:r>
-        <w:t>ns. The practical question was always whether the change improved RefAI across the test documents, or whether it simply fixed one case while creating a new problem elsewhere.</w:t>
+        <w:t>OpenAI Codex was mainly used while developing and improving the Python pipeline. It was most useful when debugging became difficult, or when larger parts of the notebook, script, reference documents and output structure had to be reorganised. Codex helped me understand errors, compare possible solutions and keep changes technically consistent. I did not treat its suggestions as automatically correct. When a change looked useful, I checked it through backups, syntax checks, targeted tests and new pipeline runs. The practical question was always whether the change improved RefAI across the test documents, or whether it simply fixed one case while creating a new problem elsewhere.</w:t>
       </w:r>
     </w:p>
     <w:p>
@@ -4214,10 +4362,7 @@
         </w:rPr>
       </w:pPr>
       <w:r>
-        <w:t>This use of AI was also directly connected to the subject of the thesis. RefAI investigates whether AI-assisted methods can be useful in an archaeological extraction workflow, so it would be artificial to pretend that AI played no role in the process. At the same time, the project was not outsourced to AI. Codex was used selectively for technical support, and Claude was used to help express the work more clearly. The research design, review of extracted data, source selection, methodological choices and fin</w:t>
-      </w:r>
-      <w:r>
-        <w:t>al judgements remained human decisions.</w:t>
+        <w:t>This use of AI was also directly connected to the subject of the thesis. RefAI investigates whether AI-assisted methods can be useful in an archaeological extraction workflow, so it would be artificial to pretend that AI played no role in the process. At the same time, the project was not outsourced to AI. Codex was used selectively for technical support, and Claude was used to help express the work more clearly. The research design, review of extracted data, source selection, methodological choices and final judgements remained human decisions.</w:t>
       </w:r>
     </w:p>
     <w:p>
@@ -4227,10 +4372,7 @@
         </w:rPr>
       </w:pPr>
       <w:r>
-        <w:t>Suggestions from Codex and Claude were therefore treated as proposals. They still had to be tested, checked and sometimes rejected. This was especially important for code, because a change that fixes one document can easily break another. For writing, AI-assisted formulations were checked against the implemented workflow, the evaluation files and the literature. Quantitative statements were not taken from chat output, but from RefAI results, gold-standard workbooks and comparison scripts. This follows the s</w:t>
-      </w:r>
-      <w:r>
-        <w:t>ame basic logic as model cards and datasheets: the origin, purpose and limitations of AI-assisted work should remain visible rather than hidden behind polished output (Gebru et al., 2021; Mitchell et al., 2019).</w:t>
+        <w:t>Suggestions from Codex and Claude were therefore treated as proposals. They still had to be tested, checked and sometimes rejected. This was especially important for code, because a change that fixes one document can easily break another. For writing, AI-assisted formulations were checked against the implemented workflow, the evaluation files and the literature. Quantitative statements were not taken from chat output, but from RefAI results, gold-standard workbooks and comparison scripts. This follows the same basic logic as model cards and datasheets: the origin, purpose and limitations of AI-assisted work should remain visible rather than hidden behind polished output (Gebru et al., 2021; Mitchell et al., 2019).</w:t>
       </w:r>
     </w:p>
     <w:p>
@@ -4240,10 +4382,7 @@
         </w:rPr>
       </w:pPr>
       <w:r>
-        <w:t>The ethical position of the project is based on a few practical principles: proportionality, human oversight, traceability and avoiding preventable harm. RefAI is not intended to replace archaeological judgement. It is meant to make difficult PDF material more searchable and reviewable. For that reason, the pipeline preserves evidence snippets, produces audit outputs, uses review flags and keeps uncertain cases visible instead of hiding them behind confident-looking output. These choices connect to wider re</w:t>
-      </w:r>
-      <w:r>
-        <w:t>sponsible-AI principles such as transparency, accountability, robustness and meaningful human control (Association for Computing Machinery, 2018; European Commission High-Level Expert Group on Artificial Intelligence, 2019; National Institute of Standards and Technology, 2023; UNESCO, 2021).</w:t>
+        <w:t>The ethical position of the project is based on a few practical principles: proportionality, human oversight, traceability and avoiding preventable harm. RefAI is not intended to replace archaeological judgement. It is meant to make difficult PDF material more searchable and reviewable. For that reason, the pipeline preserves evidence snippets, produces audit outputs, uses review flags and keeps uncertain cases visible instead of hiding them behind confident-looking output. These choices connect to wider responsible-AI principles such as transparency, accountability, robustness and meaningful human control (Association for Computing Machinery, 2018; European Commission High-Level Expert Group on Artificial Intelligence, 2019; National Institute of Standards and Technology, 2023; UNESCO, 2021).</w:t>
       </w:r>
     </w:p>
     <w:p>
@@ -4253,10 +4392,7 @@
         </w:rPr>
       </w:pPr>
       <w:r>
-        <w:t>Although this thesis does not treat RefAI as a high-risk AI system in the legal sense, its design choices were informed by broader European discussions about responsible and accountable AI. The EU AI Act is relevant here as part of that wider context, because it emphasises risk awareness, transparency, human oversight and accountability in AI systems (European Union, 2024). The optional LLM layer used Anthropic Claude Haiku in the deposited version, specifically `claude-haiku-4-5-20251001`, but only as a ta</w:t>
-      </w:r>
-      <w:r>
-        <w:t>rgeted second reader for selected review cases. It was not used as the foundation of the extraction method.</w:t>
+        <w:t>Although this thesis does not treat RefAI as a high-risk AI system in the legal sense, its design choices were informed by broader European discussions about responsible and accountable AI. The EU AI Act is relevant here as part of that wider context, because it emphasises risk awareness, transparency, human oversight and accountability in AI systems (European Union, 2024). The optional LLM layer used Anthropic Claude Haiku in the deposited version, specifically `claude-haiku-4-5-20251001`, but only as a targeted second reader for selected review cases. It was not used as the foundation of the extraction method.</w:t>
       </w:r>
     </w:p>
     <w:p>
@@ -4266,10 +4402,7 @@
         </w:rPr>
       </w:pPr>
       <w:r>
-        <w:t>Privacy, cost and dependency were also considered. API keys are not stored in the deposited code, and the Anthropic review layer can be switched off. The KNOB bulletins are published archaeological sources rather than confidential documents, but sending text to a commercial API still creates an external dependency. For that reason, the local SLM-oriented route remains important. OCR, layout reconstruction, reference lookup, ABR validation and the core extraction logic can run without a commercial LLM. The f</w:t>
-      </w:r>
-      <w:r>
-        <w:t>inal responsibility for this thesis remains mine: AI tools helped with technical problem-solving and clearer communication, but they did not remove the need for archaeological judgement, source criticism or manual checking. Any remaining mistakes in the pipeline, interpretation or written argument are therefore also my responsibility.</w:t>
+        <w:t>Privacy, cost and dependency were also considered. API keys are not stored in the deposited code, and the Anthropic review layer can be switched off. The KNOB bulletins are published archaeological sources rather than confidential documents, but sending text to a commercial API still creates an external dependency. For that reason, the local SLM-oriented route remains important. OCR, layout reconstruction, reference lookup, ABR validation and the core extraction logic can run without a commercial LLM. The final responsibility for this thesis remains mine: AI tools helped with technical problem-solving and clearer communication, but they did not remove the need for archaeological judgement, source criticism or manual checking. Any remaining mistakes in the pipeline, interpretation or written argument are therefore also my responsibility.</w:t>
       </w:r>
     </w:p>
     <w:p>
@@ -4302,7 +4435,7 @@
           <w:lang w:val="en-GB"/>
         </w:rPr>
       </w:pPr>
-      <w:bookmarkStart w:id="7" w:name="_Toc233632992"/>
+      <w:bookmarkStart w:id="7" w:name="_Toc233641517"/>
       <w:r>
         <w:rPr>
           <w:rFonts w:ascii="Aptos Display" w:eastAsia="Aptos Display" w:hAnsi="Aptos Display"/>
@@ -4323,13 +4456,7 @@
         <w:rPr>
           <w:lang w:val="en-GB"/>
         </w:rPr>
-        <w:t>RefAI is built as a hybrid pipeline. The baseline layer is deterministic and SLM-oriented: it extracts text, reconstructs layout, segments the document, proposes candidates and maps them through reference tables. The LLM layer is deliberately constrained. It is used as a second reader for suspicious records, mixed-context cases and difficult semantic judgements, but it is not allowed to function as a free interpreter that invents unsupported corrections. This design reflects the thesis argument that auditab</w:t>
-      </w:r>
-      <w:r>
-        <w:rPr>
-          <w:lang w:val="en-GB"/>
-        </w:rPr>
-        <w:t>ility is more important than maximal generative flexibility. The detailed operational sequence is summarised in Appendix B.</w:t>
+        <w:t>RefAI is built as a hybrid pipeline. The baseline layer is deterministic and SLM-oriented: it extracts text, reconstructs layout, segments the document, proposes candidates and maps them through reference tables. The LLM layer is deliberately constrained. It is used as a second reader for suspicious records, mixed-context cases and difficult semantic judgements, but it is not allowed to function as a free interpreter that invents unsupported corrections. This design reflects the thesis argument that auditability is more important than maximal generative flexibility. The detailed operational sequence is summarised in Appendix B.</w:t>
       </w:r>
     </w:p>
     <w:p>
@@ -4364,7 +4491,7 @@
                     <pic:cNvPicPr/>
                   </pic:nvPicPr>
                   <pic:blipFill rotWithShape="1">
-                    <a:blip r:embed="rId8"/>
+                    <a:blip r:embed="rId16"/>
                     <a:srcRect b="5493"/>
                     <a:stretch>
                       <a:fillRect/>
@@ -4416,25 +4543,7 @@
         <w:rPr>
           <w:lang w:val="en-GB"/>
         </w:rPr>
-        <w:t>The workflow starts with PDF text extraction. When a text layer is available, pdfplumber</w:t>
-      </w:r>
-      <w:r>
-        <w:rPr>
-          <w:lang w:val="en-GB"/>
-        </w:rPr>
-        <w:t>-style extraction is attempted first. When the text layer is weak or absent, OCR (Optical Character Recognition) is used as fallback. OCR makes scanned pages machine-readable, but it also introduces errors in spelling, word boundaries and reading order. Layout reconstruction therefore becomes a methodological step rather than a technical detail: column order, captions, running headers and section boundaries affect what the later extraction layers can see. Document-AI research similarly shows that textual co</w:t>
-      </w:r>
-      <w:r>
-        <w:rPr>
-          <w:lang w:val="en-GB"/>
-        </w:rPr>
-        <w:t>ntent cannot always be understood independently of spatial layout, especially in scanned and visually complex documents (Xu et al., 2020). Comparable work on retro-digitised historical address directories demonstrates that information extraction from older sources depends on an explicit processing pipeline for OCR-derived text, structural cues and entity normalisation rather than on raw keyword search alone (</w:t>
-      </w:r>
-      <w:r>
-        <w:rPr>
-          <w:lang w:val="en-GB"/>
-        </w:rPr>
-        <w:t>Khemakhem et al., 2018).</w:t>
+        <w:t>The workflow starts with PDF text extraction. When a text layer is available, pdfplumber-style extraction is attempted first. When the text layer is weak or absent, OCR (Optical Character Recognition) is used as fallback. OCR makes scanned pages machine-readable, but it also introduces errors in spelling, word boundaries and reading order. Layout reconstruction therefore becomes a methodological step rather than a technical detail: column order, captions, running headers and section boundaries affect what the later extraction layers can see. Document-AI research similarly shows that textual content cannot always be understood independently of spatial layout, especially in scanned and visually complex documents (Xu et al., 2020). Comparable work on retro-digitised historical address directories demonstrates that information extraction from older sources depends on an explicit processing pipeline for OCR-derived text, structural cues and entity normalisation rather than on raw keyword search alone (Khemakhem et al., 2018).</w:t>
       </w:r>
     </w:p>
     <w:p>
@@ -4462,13 +4571,7 @@
           <w:lang w:val="en-GB"/>
         </w:rPr>
         <w:lastRenderedPageBreak/>
-        <w:t>After text extraction, RefAI divides the text into sections and smaller chunks while retaining page ranges and nearby evidence. It then applies several rule families: layout and section-boundary rules, place and parent-settlement rules, dating patterns, ABR bucket rules, ambiguity and quarantine rules, and safeguards for optional LLM corrections. These rules determine what text is available to later stages, which candidates may be normalised</w:t>
-      </w:r>
-      <w:r>
-        <w:rPr>
-          <w:lang w:val="en-GB"/>
-        </w:rPr>
-        <w:t xml:space="preserve"> and which cases must remain open for review. Appendix H provides a functional inventory of the principal rules, models and software components, including their purposes and limitations.</w:t>
+        <w:t>After text extraction, RefAI divides the text into sections and smaller chunks while retaining page ranges and nearby evidence. It then applies several rule families: layout and section-boundary rules, place and parent-settlement rules, dating patterns, ABR bucket rules, ambiguity and quarantine rules, and safeguards for optional LLM corrections. These rules determine what text is available to later stages, which candidates may be normalised and which cases must remain open for review. Appendix H provides a functional inventory of the principal rules, models and software components, including their purposes and limitations.</w:t>
       </w:r>
     </w:p>
     <w:p>
@@ -4481,30 +4584,12 @@
         <w:rPr>
           <w:lang w:val="en-GB"/>
         </w:rPr>
-        <w:t>This layered methodology has a close parallel in the EITAB/Chronocarto project described by Mélanie-Becquet</w:t>
-      </w:r>
-      <w:r>
-        <w:rPr>
-          <w:lang w:val="en-GB"/>
-        </w:rPr>
-        <w:t xml:space="preserve"> et al. (2020). That project also treats document segmentation, terminology, thesaurus construction and structured database enrichment as connected problems. Its observation that terminology and classifications change over time influenced RefAI's decision to use editable reference resources and explicit normalisation rather than treating extracted labels as timeless facts. In RefAI, the practical consequence was an iterative cycle of run, manual review, diagnosis, targeted change and renewed testing. The ar</w:t>
-      </w:r>
-      <w:r>
-        <w:rPr>
-          <w:lang w:val="en-GB"/>
-        </w:rPr>
-        <w:t>ticle is used as methodological support rather than as an accuracy benchmark, because it mainly documents the construction of an extraction framework.</w:t>
+        <w:t>This layered methodology has a close parallel in the EITAB/Chronocarto project described by Mélanie-Becquet et al. (2020). That project also treats document segmentation, terminology, thesaurus construction and structured database enrichment as connected problems. Its observation that terminology and classifications change over time influenced RefAI's decision to use editable reference resources and explicit normalisation rather than treating extracted labels as timeless facts. In RefAI, the practical consequence was an iterative cycle of run, manual review, diagnosis, targeted change and renewed testing. The article is used as methodological support rather than as an accuracy benchmark, because it mainly documents the construction of an extraction framework.</w:t>
       </w:r>
     </w:p>
     <w:p>
       <w:r>
-        <w:t>This cycle was also a form of research-software development. RefAI was not produced through one final coding phase, but through small, inspectable changes followed by new runs on a fixed set of documents. Wilson et al. (2014) recommend precisely this kind of incremental development, together with meaningful names, modular functions, assertions, testing and version control, because scientific code must remain understandable after the first successful result. Wilson et al. (2017) similarly argue for 'good eno</w:t>
-      </w:r>
-      <w:r>
-        <w:t xml:space="preserve">ugh' practices that researchers can realistically maintain: explicit dependencies, </w:t>
-      </w:r>
-      <w:r>
-        <w:t>organised project folders, explanatory documentation, examples and backups. These principles informed the later stabilisation of RefAI, including the separation of reference rules from procedural code, dated output folders, preserved backups and a documented startup route. They do not imply that the software meets every standard of a professionally maintained Python package. Rather, they provide a defensible framework for moving an experimental notebook toward a reproducible research object.</w:t>
+        <w:t>This cycle was also a form of research-software development. RefAI was not produced through one final coding phase, but through small, inspectable changes followed by new runs on a fixed set of documents. Wilson et al. (2014) recommend precisely this kind of incremental development, together with meaningful names, modular functions, assertions, testing and version control, because scientific code must remain understandable after the first successful result. Wilson et al. (2017) similarly argue for 'good enough' practices that researchers can realistically maintain: explicit dependencies, organised project folders, explanatory documentation, examples and backups. These principles informed the later stabilisation of RefAI, including the separation of reference rules from procedural code, dated output folders, preserved backups and a documented startup route. They do not imply that the software meets every standard of a professionally maintained Python package. Rather, they provide a defensible framework for moving an experimental notebook toward a reproducible research object.</w:t>
       </w:r>
     </w:p>
     <w:p>
@@ -4517,13 +4602,7 @@
         <w:rPr>
           <w:lang w:val="en-GB"/>
         </w:rPr>
-        <w:t>The pipeline is deliberately layered so that different kinds of failure can be distinguished. An OCR error is not the same as an incorrect ABR mapping, and an uncertain period is not the same as a wrong place. This separation shaped the trial-and-error methodology: after each run, errors could be assigned to a processing layer, followed by a targeted change and another controlled run. A single all-purpose model might produce cleaner-looking output, but it would also create a much larger black box whose erro</w:t>
-      </w:r>
-      <w:r>
-        <w:rPr>
-          <w:lang w:val="en-GB"/>
-        </w:rPr>
-        <w:t>rs could not easily be located or reviewed for accuracy. RefAI therefore keeps the usable output separate from logs, suspect records and LLM audit outputs. The result is more complex than one final spreadsheet, but it preserves the evidence needed to understand how that spreadsheet was produced.</w:t>
+        <w:t>The pipeline is deliberately layered so that different kinds of failure can be distinguished. An OCR error is not the same as an incorrect ABR mapping, and an uncertain period is not the same as a wrong place. This separation shaped the trial-and-error methodology: after each run, errors could be assigned to a processing layer, followed by a targeted change and another controlled run. A single all-purpose model might produce cleaner-looking output, but it would also create a much larger black box whose errors could not easily be located or reviewed for accuracy. RefAI therefore keeps the usable output separate from logs, suspect records and LLM audit outputs. The result is more complex than one final spreadsheet, but it preserves the evidence needed to understand how that spreadsheet was produced.</w:t>
       </w:r>
     </w:p>
     <w:p>
@@ -4534,7 +4613,7 @@
           <w:lang w:val="en-GB"/>
         </w:rPr>
       </w:pPr>
-      <w:bookmarkStart w:id="8" w:name="_Toc233632993"/>
+      <w:bookmarkStart w:id="8" w:name="_Toc233641518"/>
       <w:r>
         <w:rPr>
           <w:rFonts w:ascii="Aptos Display" w:eastAsia="Aptos Display" w:hAnsi="Aptos Display"/>
@@ -4554,19 +4633,7 @@
         <w:rPr>
           <w:lang w:val="en-GB"/>
         </w:rPr>
-        <w:t>A further methodological choice in RefAI is the use of ArcheoBERTje as a domain-specific language model within the local extraction layer. ArcheoBERTje</w:t>
-      </w:r>
-      <w:r>
-        <w:rPr>
-          <w:lang w:val="en-GB"/>
-        </w:rPr>
-        <w:t xml:space="preserve"> is a Dutch BERT model for the archaeology domain developed by Alex Brandsen. According to the public model documentation, it is based on the Dutch BERTje model and was further fine-tuned on roughly 60,000 Dutch excavation reports from the DANS archive, representing approximately 650 million tokens. The accompanying GitHub repository also describes an archaeological NER version aimed at entities such as time periods, places, artefacts, contexts, materials and species. This makes the model especially relevan</w:t>
-      </w:r>
-      <w:r>
-        <w:rPr>
-          <w:lang w:val="en-GB"/>
-        </w:rPr>
-        <w:t>t for RefAI, because the source material consists of Dutch archaeological news bulletin text rather than modern general-language prose. The associated research demonstrates that domain-specific pre-training improves archaeological named-entity recognition compared with generic multilingual and Dutch-language models (Brandsen et al., 2021a).</w:t>
+        <w:t>A further methodological choice in RefAI is the use of ArcheoBERTje as a domain-specific language model within the local extraction layer. ArcheoBERTje is a Dutch BERT model for the archaeology domain developed by Alex Brandsen. According to the public model documentation, it is based on the Dutch BERTje model and was further fine-tuned on roughly 60,000 Dutch excavation reports from the DANS archive, representing approximately 650 million tokens. The accompanying GitHub repository also describes an archaeological NER version aimed at entities such as time periods, places, artefacts, contexts, materials and species. This makes the model especially relevant for RefAI, because the source material consists of Dutch archaeological news bulletin text rather than modern general-language prose. The associated research demonstrates that domain-specific pre-training improves archaeological named-entity recognition compared with generic multilingual and Dutch-language models (Brandsen et al., 2021a).</w:t>
       </w:r>
     </w:p>
     <w:p>
@@ -4579,32 +4646,14 @@
         <w:rPr>
           <w:lang w:val="en-GB"/>
         </w:rPr>
-        <w:t>In the pipeline, ArcheoBERTje</w:t>
+        <w:t xml:space="preserve">In the pipeline, ArcheoBERTje is not used as a free generative system. It supports semantic matching, meaning that it helps compare words by their likely archaeological meaning rather than requiring identical spelling. For example, an older or OCR-damaged expression may still resemble a known </w:t>
       </w:r>
       <w:r>
         <w:rPr>
           <w:lang w:val="en-GB"/>
         </w:rPr>
-        <w:t xml:space="preserve"> is not used as a free generative system. It supports semantic matching, meaning that it helps compare words by their likely archaeological meaning rather than requiring identical spelling. For example, an older or OCR-damaged expression may still resemble a known </w:t>
-      </w:r>
-      <w:r>
-        <w:rPr>
-          <w:lang w:val="en-GB"/>
-        </w:rPr>
         <w:lastRenderedPageBreak/>
-        <w:t>ceramic or feature concept even when it is not written exactly like the reference label. This is useful because historical texts contain spelling variation, old terminology and uneven phrasing. However, similarity is only used to propose a candida</w:t>
-      </w:r>
-      <w:r>
-        <w:rPr>
-          <w:lang w:val="en-GB"/>
-        </w:rPr>
-        <w:t xml:space="preserve">te: local reference documents, thresholds, rulebook logic and validation </w:t>
-      </w:r>
-      <w:r>
-        <w:rPr>
-          <w:lang w:val="en-GB"/>
-        </w:rPr>
-        <w:t xml:space="preserve">checks still determine whether the candidate can be retained. </w:t>
+        <w:t xml:space="preserve">ceramic or feature concept even when it is not written exactly like the reference label. This is useful because historical texts contain spelling variation, old terminology and uneven phrasing. However, similarity is only used to propose a candidate: local reference documents, thresholds, rulebook logic and validation checks still determine whether the candidate can be retained. </w:t>
       </w:r>
     </w:p>
     <w:p>
@@ -4630,19 +4679,7 @@
         <w:rPr>
           <w:lang w:val="en-GB"/>
         </w:rPr>
-        <w:t>This contribution is important for the thesis because it strengthens the lookup-first design without turning the system into a black box. The model helps RefAI deal with domain language, but the pipeline still records provenance, review flags and evidence snippets so that uncertain cases remain auditable. In practical terms, ArcheoBERTje</w:t>
-      </w:r>
-      <w:r>
-        <w:rPr>
-          <w:lang w:val="en-GB"/>
-        </w:rPr>
-        <w:t xml:space="preserve"> has been most valuable as a bridge between messy source text and controlled archaeological terminology: it improves recall where exact aliases are incomplete, while the ABR rulebook and quarantine logic protect against overconfident mapping. I would also like to explicitly thank Alex Brandsen for his advice and for making ArcheoBERTje</w:t>
-      </w:r>
-      <w:r>
-        <w:rPr>
-          <w:lang w:val="en-GB"/>
-        </w:rPr>
-        <w:t xml:space="preserve"> openly available. The public availability of this model made it possible to test a domain-specific NLP component within this thesis without having to train a new archaeological language model from scratch.</w:t>
+        <w:t>This contribution is important for the thesis because it strengthens the lookup-first design without turning the system into a black box. The model helps RefAI deal with domain language, but the pipeline still records provenance, review flags and evidence snippets so that uncertain cases remain auditable. In practical terms, ArcheoBERTje has been most valuable as a bridge between messy source text and controlled archaeological terminology: it improves recall where exact aliases are incomplete, while the ABR rulebook and quarantine logic protect against overconfident mapping. I would also like to explicitly thank Alex Brandsen for his advice and for making ArcheoBERTje openly available. The public availability of this model made it possible to test a domain-specific NLP component within this thesis without having to train a new archaeological language model from scratch.</w:t>
       </w:r>
     </w:p>
     <w:p>
@@ -4669,7 +4706,7 @@
           <w:lang w:val="en-GB"/>
         </w:rPr>
       </w:pPr>
-      <w:bookmarkStart w:id="9" w:name="_Toc233632994"/>
+      <w:bookmarkStart w:id="9" w:name="_Toc233641519"/>
       <w:r>
         <w:rPr>
           <w:rFonts w:ascii="Aptos Display" w:eastAsia="Aptos Display" w:hAnsi="Aptos Display"/>
@@ -4689,13 +4726,7 @@
         <w:rPr>
           <w:lang w:val="en-GB"/>
         </w:rPr>
-        <w:t>RefAI does not depend on a single ABR table or on model interpretation alone. It uses a layered reference architecture stored in Reference_Docs, with the active pipeline reading the Excel workbooks in Reference_Docs/Excel_Docs. The parent folder also contains CSV representations, but the evaluated notebook version loads the XLSX resources. These include Vocab_NL, with approximately 22,871 geographic entries and alternative names; Period_NL</w:t>
-      </w:r>
-      <w:r>
-        <w:rPr>
-          <w:lang w:val="en-GB"/>
-        </w:rPr>
-        <w:t>, with 125 chronological definitions; separate ABR tables for periods, finds and ground traces, materials, complexes, geomorphology, land use and find-layer characteristics; and RefAI_Custom_Aliases, which functions as an editable project-specific rulebook. Together these files form a small, versioned knowledge layer between the source text and the final structured output.</w:t>
+        <w:t>RefAI does not depend on a single ABR table or on model interpretation alone. It uses a layered reference architecture stored in Reference_Docs, with the active pipeline reading the Excel workbooks in Reference_Docs/Excel_Docs. The parent folder also contains CSV representations, but the evaluated notebook version loads the XLSX resources. These include Vocab_NL, with approximately 22,871 geographic entries and alternative names; Period_NL, with 125 chronological definitions; separate ABR tables for periods, finds and ground traces, materials, complexes, geomorphology, land use and find-layer characteristics; and RefAI_Custom_Aliases, which functions as an editable project-specific rulebook. Together these files form a small, versioned knowledge layer between the source text and the final structured output.</w:t>
       </w:r>
     </w:p>
     <w:p>
@@ -4713,13 +4744,7 @@
         <w:rPr>
           <w:lang w:val="en-GB"/>
         </w:rPr>
-        <w:t>The geographic and chronological resources are therefore as important as the ABR resources. Place resolution compares extracted candidates with known place names, alternative spellings, geographic feature types, province information and contextual signals. The output can distinguish a normalised settlement from an alternative site, street or toponym through Place_Normalised, Alt_Place_Name and Place_Resolution_Type. Dating is handled through Period_NL, ABR_Period</w:t>
-      </w:r>
-      <w:r>
-        <w:rPr>
-          <w:lang w:val="en-GB"/>
-        </w:rPr>
-        <w:t xml:space="preserve"> and additional dating aliases, which connect historical expressions and abbreviations to controlled period labels, codes and date ranges. This makes decisions more reproducible than asking a model to infer a place or period freely from its general training knowledge.</w:t>
+        <w:t>The geographic and chronological resources are therefore as important as the ABR resources. Place resolution compares extracted candidates with known place names, alternative spellings, geographic feature types, province information and contextual signals. The output can distinguish a normalised settlement from an alternative site, street or toponym through Place_Normalised, Alt_Place_Name and Place_Resolution_Type. Dating is handled through Period_NL, ABR_Period and additional dating aliases, which connect historical expressions and abbreviations to controlled period labels, codes and date ranges. This makes decisions more reproducible than asking a model to infer a place or period freely from its general training knowledge.</w:t>
       </w:r>
     </w:p>
     <w:p>
@@ -4732,13 +4757,7 @@
         <w:rPr>
           <w:lang w:val="en-GB"/>
         </w:rPr>
-        <w:t>ABR mapping remains a central component because it connects variable historical language to professional Dutch archaeological terminology. The pipeline must determine whether a term belongs to a feature or context bucket, a finding or object bucket, a material bucket or a period bucket. Waterput (well) and gracht (ditch) are usually features or traces, Pingsdorf and Paffrath describe ceramic traditions or wares, and keramiek (ceramics) is a broader material-level concept. RefAI_Custom_Aliases</w:t>
-      </w:r>
-      <w:r>
-        <w:rPr>
-          <w:lang w:val="en-GB"/>
-        </w:rPr>
-        <w:t xml:space="preserve"> adds </w:t>
+        <w:t xml:space="preserve">ABR mapping remains a central component because it connects variable historical language to professional Dutch archaeological terminology. The pipeline must determine whether a term belongs to a feature or context bucket, a finding or object bucket, a material bucket or a period bucket. Waterput (well) and gracht (ditch) are usually features or traces, Pingsdorf and Paffrath describe ceramic traditions or wares, and keramiek (ceramics) is a broader material-level concept. RefAI_Custom_Aliases adds </w:t>
       </w:r>
       <w:r>
         <w:rPr>
@@ -4758,13 +4777,7 @@
         <w:rPr>
           <w:lang w:val="en-GB"/>
         </w:rPr>
-        <w:t>Sensitive terms such as ring, haar (hair), band, kern (core), spits (point) and rechthoekig</w:t>
-      </w:r>
-      <w:r>
-        <w:rPr>
-          <w:lang w:val="en-GB"/>
-        </w:rPr>
-        <w:t xml:space="preserve"> (rectangular) are not accepted merely because they match a vocabulary entry; they require local textual evidence or are retained in quarantine for review. This explicit governance follows the broader principle that controlled vocabularies and documented mappings make heritage data more interoperable and auditable (Harpring, 2010; CIDOC CRM SIG, 2024; Mélanie-Becquet et al., 2020).</w:t>
+        <w:t>Sensitive terms such as ring, haar (hair), band, kern (core), spits (point) and rechthoekig (rectangular) are not accepted merely because they match a vocabulary entry; they require local textual evidence or are retained in quarantine for review. This explicit governance follows the broader principle that controlled vocabularies and documented mappings make heritage data more interoperable and auditable (Harpring, 2010; CIDOC CRM SIG, 2024; Mélanie-Becquet et al., 2020).</w:t>
       </w:r>
     </w:p>
     <w:p>
@@ -4777,13 +4790,7 @@
         <w:rPr>
           <w:lang w:val="en-GB"/>
         </w:rPr>
-        <w:t xml:space="preserve">A major reason for building this reference-first layer was to reduce hallucination. A language model can produce a plausible normalisation that is not supported by the source, whereas RefAI normally requires a connection to a known entry, alias, code or rule. The pipeline can record whether a result came from an exact lookup, fuzzy matching, a custom alias, province context, context carry or later review. Unsupported candidates can remain empty, unresolved or quarantined instead of being silently converted </w:t>
-      </w:r>
-      <w:r>
-        <w:rPr>
-          <w:lang w:val="en-GB"/>
-        </w:rPr>
-        <w:t>into confident data. For archaeological reuse, a traceable omission is often less damaging than a convincing but untraceable fabrication, because the former can be inspected and corrected.</w:t>
+        <w:t>A major reason for building this reference-first layer was to reduce hallucination. A language model can produce a plausible normalisation that is not supported by the source, whereas RefAI normally requires a connection to a known entry, alias, code or rule. The pipeline can record whether a result came from an exact lookup, fuzzy matching, a custom alias, province context, context carry or later review. Unsupported candidates can remain empty, unresolved or quarantined instead of being silently converted into confident data. For archaeological reuse, a traceable omission is often less damaging than a convincing but untraceable fabrication, because the former can be inspected and corrected.</w:t>
       </w:r>
     </w:p>
     <w:p>
@@ -4796,19 +4803,7 @@
         <w:rPr>
           <w:lang w:val="en-GB"/>
         </w:rPr>
-        <w:t>This design also creates a closed-world limitation: the pipeline can only normalise what its resources contain and what its extraction stages can connect to those resources. A historical spelling, local toponym, object term or dating expression may be absent, while OCR damage may prevent an existing entry from matching. Strict matching then produces an empty value, whereas fuzzy matching may select the nearest but wrong reference. The Egypt example encountered during testing illustrates a deeper semantic pr</w:t>
-      </w:r>
-      <w:r>
-        <w:rPr>
-          <w:lang w:val="en-GB"/>
-        </w:rPr>
-        <w:t xml:space="preserve">oblem. A text may state that an object resembles examples known from Egypt without identifying Egypt as the archaeological location of the report. A gazetteer can confirm that Egypt is a </w:t>
-      </w:r>
-      <w:r>
-        <w:rPr>
-          <w:lang w:val="en-GB"/>
-        </w:rPr>
-        <w:t>place, but cannot by itself determine whether the mention expresses provenance, analogy or the actual find location. Reference data constrains the possible answer; it does not remove the need to interpret the relationship expressed in the sentence.</w:t>
+        <w:t>This design also creates a closed-world limitation: the pipeline can only normalise what its resources contain and what its extraction stages can connect to those resources. A historical spelling, local toponym, object term or dating expression may be absent, while OCR damage may prevent an existing entry from matching. Strict matching then produces an empty value, whereas fuzzy matching may select the nearest but wrong reference. The Egypt example encountered during testing illustrates a deeper semantic problem. A text may state that an object resembles examples known from Egypt without identifying Egypt as the archaeological location of the report. A gazetteer can confirm that Egypt is a place, but cannot by itself determine whether the mention expresses provenance, analogy or the actual find location. Reference data constrains the possible answer; it does not remove the need to interpret the relationship expressed in the sentence.</w:t>
       </w:r>
     </w:p>
     <w:p>
@@ -4821,13 +4816,7 @@
         <w:rPr>
           <w:lang w:val="en-GB"/>
         </w:rPr>
-        <w:t>The resulting trade-off cannot be reduced to a simple claim that either model inference or reference lookup is always superior. A permissive system can improve recall but risks unsupported values. A strict reference system improves auditability but increases missing values and may occasionally choose an incorrect nearby concept. RefAI therefore combines broad candidate detection with conservative validation, evidence snippets, provenance, review flags and quarantine. Empty fields are not automatically treat</w:t>
-      </w:r>
-      <w:r>
-        <w:rPr>
-          <w:lang w:val="en-GB"/>
-        </w:rPr>
-        <w:t>ed as system failure: they can be an honest indication that the available text and reference layer do not justify a reliable normalisation. Nevertheless, the balance between these errors remains partly empirical and should be assessed on additional, unseen KNOB bulletins.</w:t>
+        <w:t>The resulting trade-off cannot be reduced to a simple claim that either model inference or reference lookup is always superior. A permissive system can improve recall but risks unsupported values. A strict reference system improves auditability but increases missing values and may occasionally choose an incorrect nearby concept. RefAI therefore combines broad candidate detection with conservative validation, evidence snippets, provenance, review flags and quarantine. Empty fields are not automatically treated as system failure: they can be an honest indication that the available text and reference layer do not justify a reliable normalisation. Nevertheless, the balance between these errors remains partly empirical and should be assessed on additional, unseen KNOB bulletins.</w:t>
       </w:r>
     </w:p>
     <w:p>
@@ -4840,13 +4829,28 @@
         <w:rPr>
           <w:lang w:val="en-GB"/>
         </w:rPr>
-        <w:t>The most promising future improvement is consequently not an unlimited expansion of hard-coded exceptions, but systematic data mining of a larger KNOB corpus. Recurring place names, historical spellings, site names, object terms, period expressions and contextual co-occurrences could be collected automatically, reviewed by domain specialists and then added to versioned reference tables with provenance. The reference layer would thereby develop into a maintained domain resource rather than a static dictionar</w:t>
+        <w:t>The most promising future improvement is consequently not an unlimited expansion of hard-coded exceptions, but systematic data mining of a larger KNOB corpus. Recurring place names, historical spellings, site names, object terms, period expressions and contextual co-occurrences could be collected automatically, reviewed by domain specialists and then added to versioned reference tables with provenance. The reference layer would thereby develop into a maintained domain resource rather than a static dictionary. This approach preserves the main advantage of the current design: corrections remain visible, editable and reusable. The clean reviewed output can remain compact, while audit and review outputs retain the evidence needed to understand how each value was produced.</w:t>
       </w:r>
+    </w:p>
+    <w:p>
+      <w:pPr>
+        <w:spacing w:after="200" w:line="276" w:lineRule="auto"/>
+        <w:rPr>
+          <w:rFonts w:ascii="Aptos Display" w:eastAsia="Aptos Display" w:hAnsi="Aptos Display" w:cstheme="majorBidi"/>
+          <w:b/>
+          <w:bCs/>
+          <w:color w:val="0E3A2A"/>
+          <w:sz w:val="32"/>
+          <w:szCs w:val="28"/>
+          <w:lang w:val="en-GB"/>
+        </w:rPr>
+      </w:pPr>
       <w:r>
         <w:rPr>
-          <w:lang w:val="en-GB"/>
-        </w:rPr>
-        <w:t>y. This approach preserves the main advantage of the current design: corrections remain visible, editable and reusable. The clean reviewed output can remain compact, while audit and review outputs retain the evidence needed to understand how each value was produced.</w:t>
+          <w:rFonts w:ascii="Aptos Display" w:eastAsia="Aptos Display" w:hAnsi="Aptos Display"/>
+          <w:lang w:val="en-GB"/>
+        </w:rPr>
+        <w:br w:type="page"/>
       </w:r>
     </w:p>
     <w:p>
@@ -4860,12 +4864,13 @@
           <w:lang w:val="en-GB"/>
         </w:rPr>
       </w:pPr>
-      <w:bookmarkStart w:id="10" w:name="_Toc233632995"/>
+      <w:bookmarkStart w:id="10" w:name="_Toc233641520"/>
       <w:r>
         <w:rPr>
           <w:rFonts w:ascii="Aptos Display" w:eastAsia="Aptos Display" w:hAnsi="Aptos Display"/>
           <w:lang w:val="en-GB"/>
         </w:rPr>
+        <w:lastRenderedPageBreak/>
         <w:t>6. Role of the LLM</w:t>
       </w:r>
       <w:bookmarkEnd w:id="10"/>
@@ -4880,20 +4885,7 @@
         <w:rPr>
           <w:lang w:val="en-GB"/>
         </w:rPr>
-        <w:t>The LLM is treated as a targeted second reader rather than as the primary extraction engine. In the current deposited version of RefAI, the Anthropic model used for this layer is `claude-haiku-4-5-20251001`. This model choice should be understood within the scope of the thesis: the project is not a benchmark of OpenAI, Anthropic and Gemini, nor does it claim that one provider is universally better than another. The research question concerns whether a lookup-first, rulebook-supported workflow can extract us</w:t>
-      </w:r>
-      <w:r>
-        <w:rPr>
-          <w:lang w:val="en-GB"/>
-        </w:rPr>
-        <w:t xml:space="preserve">eful structured archaeological data while keeping uncertainty visible. The LLM is therefore </w:t>
-      </w:r>
-      <w:r>
-        <w:rPr>
-          <w:lang w:val="en-GB"/>
-        </w:rPr>
-        <w:lastRenderedPageBreak/>
-        <w:t>included only as a controlled review component for cases where the deterministic SLM/rulebook layer signals uncertainty. This constrained role responds to the well-documented tendency of LLMs to produce fluent but unsupported content when they are asked to operate beyond reliable evidence (Huang et al., 2023).</w:t>
+        <w:t>The LLM is treated as a targeted second reader rather than as the primary extraction engine. In the current deposited version of RefAI, the Anthropic model used for this layer is `claude-haiku-4-5-20251001`. This model choice should be understood within the scope of the thesis: the project is not a benchmark of OpenAI, Anthropic and Gemini, nor does it claim that one provider is universally better than another. The research question concerns whether a lookup-first, rulebook-supported workflow can extract useful structured archaeological data while keeping uncertainty visible. The LLM is therefore included only as a controlled review component for cases where the deterministic SLM/rulebook layer signals uncertainty. This constrained role responds to the well-documented tendency of LLMs to produce fluent but unsupported content when they are asked to operate beyond reliable evidence (Huang et al., 2023).</w:t>
       </w:r>
     </w:p>
     <w:p>
@@ -4914,13 +4906,7 @@
         <w:rPr>
           <w:lang w:val="en-GB"/>
         </w:rPr>
-        <w:t>Anthropic/Claude was selected for this review role after practical testing within the project, because its responses were sufficiently structured for evidence-based record review and because the Haiku tier offered a more manageable cost than repeatedly using a larger model. This is a project-specific engineering decision rather than a general claim that Anthropic is superior to other providers. The tasks assigned to the model are narrow: checking whether a place assignment is supported by the supplied evide</w:t>
-      </w:r>
-      <w:r>
-        <w:rPr>
-          <w:lang w:val="en-GB"/>
-        </w:rPr>
-        <w:t>nce, identifying mixed context, reviewing dating specificity and assessing whether an ambiguous ABR term should remain in the final output. More powerful models might improve some edge cases, but broad LLM review quickly becomes financially difficult to justify. The pipeline therefore limits both how often the model is called and how much authority its answer receives.</w:t>
+        <w:t>Anthropic/Claude was selected for this review role after practical testing within the project, because its responses were sufficiently structured for evidence-based record review and because the Haiku tier offered a more manageable cost than repeatedly using a larger model. This is a project-specific engineering decision rather than a general claim that Anthropic is superior to other providers. The tasks assigned to the model are narrow: checking whether a place assignment is supported by the supplied evidence, identifying mixed context, reviewing dating specificity and assessing whether an ambiguous ABR term should remain in the final output. More powerful models might improve some edge cases, but broad LLM review quickly becomes financially difficult to justify. The pipeline therefore limits both how often the model is called and how much authority its answer receives.</w:t>
       </w:r>
     </w:p>
     <w:p>
@@ -4933,13 +4919,7 @@
         <w:rPr>
           <w:lang w:val="en-GB"/>
         </w:rPr>
-        <w:t>The thesis does not attempt a provider benchmark. Model quality, pricing and availability change over time, and a comparison based on informal impressions would not provide a stable academic basis for selecting a permanent winner. The defensible methodological choice is architectural rather than brand-based: RefAI does not depend on an LLM-first workflow. The local pipeline, reference documents and ABR rulebook remain central, while the commercial LLM is optional and restricted to cases where semantic revie</w:t>
-      </w:r>
-      <w:r>
-        <w:rPr>
-          <w:lang w:val="en-GB"/>
-        </w:rPr>
-        <w:t>w adds clear value. This reduces cost, improves traceability and limits exposure to model hallucination and provider changes (Huang et al., 2023; National Institute of Standards and Technology, 2023).</w:t>
+        <w:t>The thesis does not attempt a provider benchmark. Model quality, pricing and availability change over time, and a comparison based on informal impressions would not provide a stable academic basis for selecting a permanent winner. The defensible methodological choice is architectural rather than brand-based: RefAI does not depend on an LLM-first workflow. The local pipeline, reference documents and ABR rulebook remain central, while the commercial LLM is optional and restricted to cases where semantic review adds clear value. This reduces cost, improves traceability and limits exposure to model hallucination and provider changes (Huang et al., 2023; National Institute of Standards and Technology, 2023).</w:t>
       </w:r>
       <w:r>
         <w:rPr>
@@ -4951,19 +4931,7 @@
         <w:rPr>
           <w:lang w:val="en-GB"/>
         </w:rPr>
-        <w:t>This also affects the ethical scope of the project. As the developer, I wanted the pipeline to be as uncontroversial, locally controllable and transparent as reasonably possible. Without turning this thesis into a political comparison of technology providers, the preferred direction is to keep data processing close to Dutch and European research practice and to limit unnecessary dependence on non-European infrastructure for data, security and long-term availability. No major commercial LLM provider fully re</w:t>
-      </w:r>
-      <w:r>
-        <w:rPr>
-          <w:lang w:val="en-GB"/>
-        </w:rPr>
-        <w:t xml:space="preserve">solves European digital-sovereignty concerns, including Anthropic. RefAI therefore keeps OCR, layout reconstruction, </w:t>
-      </w:r>
-      <w:r>
-        <w:rPr>
-          <w:lang w:val="en-GB"/>
-        </w:rPr>
-        <w:t>ArcheoBERTje, reference tables, ABR validation and quarantine logic local and runnable without an API key. Claude is an optional and replaceable review layer rather than the methodological core.</w:t>
+        <w:t>This also affects the ethical scope of the project. As the developer, I wanted the pipeline to be as uncontroversial, locally controllable and transparent as reasonably possible. Without turning this thesis into a political comparison of technology providers, the preferred direction is to keep data processing close to Dutch and European research practice and to limit unnecessary dependence on non-European infrastructure for data, security and long-term availability. No major commercial LLM provider fully resolves European digital-sovereignty concerns, including Anthropic. RefAI therefore keeps OCR, layout reconstruction, ArcheoBERTje, reference tables, ABR validation and quarantine logic local and runnable without an API key. Claude is an optional and replaceable review layer rather than the methodological core.</w:t>
       </w:r>
     </w:p>
     <w:p>
@@ -4976,13 +4944,7 @@
         <w:rPr>
           <w:lang w:val="en-GB"/>
         </w:rPr>
-        <w:t>In practical terms, the LLM receives only supplied evidence: the evidence quote, relevant chunk text and the candidate fields produced by the local pipeline. It is not asked to freely invent missing archaeological information. Its corrections are constrained by confidence thresholds, rulebook compatibility and auto-apply guards. This is important because the LLM can reason about context, but it can also over-correct, infer too much from weak evidence or introduce plausible-sounding</w:t>
-      </w:r>
-      <w:r>
-        <w:rPr>
-          <w:lang w:val="en-GB"/>
-        </w:rPr>
-        <w:t xml:space="preserve"> but unsupported normalisations. The pipeline therefore treats LLM output as review evidence rather than as automatically authoritative truth. </w:t>
+        <w:t xml:space="preserve">In practical terms, the LLM receives only supplied evidence: the evidence quote, relevant chunk text and the candidate fields produced by the local pipeline. It is not asked to freely invent missing archaeological information. Its corrections are constrained by confidence thresholds, rulebook compatibility and auto-apply guards. This is important because the LLM can reason about context, but it can also over-correct, infer too much from weak evidence or introduce plausible-sounding but unsupported normalisations. The pipeline therefore treats LLM output as review evidence rather than as automatically authoritative truth. </w:t>
       </w:r>
     </w:p>
     <w:p>
@@ -4995,6 +4957,7 @@
         <w:rPr>
           <w:lang w:val="en-GB"/>
         </w:rPr>
+        <w:lastRenderedPageBreak/>
         <w:t>Supplying bounded external evidence follows the general logic of grounded or retrieval-augmented language processing, while the additional rulebook restrictions address the fact that grounding reduces but does not eliminate model error (Lewis et al., 2020).</w:t>
       </w:r>
     </w:p>
@@ -5008,13 +4971,7 @@
         <w:rPr>
           <w:lang w:val="en-GB"/>
         </w:rPr>
-        <w:t>The current evaluation confirms this limited but useful role. In the June run, the LLM reviewed 87 of 93 records, marked 65 as needing correction, auto-applied 24 corrections, and identified 3 noise records and 12 mixed-context records. These numbers show that the LLM is not merely decorative: it detects uncertainty that the deterministic layer cannot always resolve. At the same time, it remains expensive and non-deterministic. The thesis should therefore present the LLM as a targeted review layer that supp</w:t>
-      </w:r>
-      <w:r>
-        <w:rPr>
-          <w:lang w:val="en-GB"/>
-        </w:rPr>
-        <w:t>orts triage and interpretation, not as the core extraction method and not as a substitute for human archaeological judgement.</w:t>
+        <w:t>The current evaluation confirms this limited but useful role. In the June run, the LLM reviewed 87 of 93 records, marked 65 as needing correction, auto-applied 24 corrections, and identified 3 noise records and 12 mixed-context records. These numbers show that the LLM is not merely decorative: it detects uncertainty that the deterministic layer cannot always resolve. At the same time, it remains expensive and non-deterministic. The thesis should therefore present the LLM as a targeted review layer that supports triage and interpretation, not as the core extraction method and not as a substitute for human archaeological judgement.</w:t>
       </w:r>
     </w:p>
     <w:p>
@@ -5028,13 +4985,12 @@
           <w:lang w:val="en-GB"/>
         </w:rPr>
       </w:pPr>
-      <w:bookmarkStart w:id="11" w:name="_Toc233632996"/>
+      <w:bookmarkStart w:id="11" w:name="_Toc233641521"/>
       <w:r>
         <w:rPr>
           <w:rFonts w:ascii="Aptos Display" w:eastAsia="Aptos Display" w:hAnsi="Aptos Display"/>
           <w:lang w:val="en-GB"/>
         </w:rPr>
-        <w:lastRenderedPageBreak/>
         <w:t>7. Output Design, Review Flags and Quarantine</w:t>
       </w:r>
       <w:bookmarkEnd w:id="11"/>
@@ -5049,13 +5005,7 @@
         <w:rPr>
           <w:lang w:val="en-GB"/>
         </w:rPr>
-        <w:t>The review and quarantine mechanism was evaluated against the gold-standard place profiles for 93 reviewed records. It produced 36 true-positive flags, 49 false-positive flags, 3 false negatives and 5 true negatives. Under this operational definition, flag precision is 42.4%, flag recall is 92.3% and flag F1 is 58.1%. Its purpose corresponds to human-in-the-loop system design: automate routine processing while directing limited human attention toward cases where model confidence or rule consistency is insuf</w:t>
-      </w:r>
-      <w:r>
-        <w:rPr>
-          <w:lang w:val="en-GB"/>
-        </w:rPr>
-        <w:t>ficient (Wu et al., 2021).</w:t>
+        <w:t>The review and quarantine mechanism was evaluated against the gold-standard place profiles for 93 reviewed records. It produced 36 true-positive flags, 49 false-positive flags, 3 false negatives and 5 true negatives. Under this operational definition, flag precision is 42.4%, flag recall is 92.3% and flag F1 is 58.1%. Its purpose corresponds to human-in-the-loop system design: automate routine processing while directing limited human attention toward cases where model confidence or rule consistency is insufficient (Wu et al., 2021).</w:t>
       </w:r>
     </w:p>
     <w:p>
@@ -5098,13 +5048,7 @@
         <w:rPr>
           <w:lang w:val="en-GB"/>
         </w:rPr>
-        <w:t>This result supports the decision to frame RefAI as a triage system. The system is already useful when it extracts a candidate record and tells the user which parts deserve attention. High recall in the flagging layer means that few problematic records pass entirely unnoticed. Low precision means that the user still has to</w:t>
-      </w:r>
-      <w:r>
-        <w:rPr>
-          <w:lang w:val="en-GB"/>
-        </w:rPr>
-        <w:t xml:space="preserve"> inspect more records than strictly necessary, but this is preferable to silently presenting uncertain data as reliable. Future work could make the flags more selective, but for the thesis the current behaviour is defensible because it prioritises caution and auditability.</w:t>
+        <w:t>This result supports the decision to frame RefAI as a triage system. The system is already useful when it extracts a candidate record and tells the user which parts deserve attention. High recall in the flagging layer means that few problematic records pass entirely unnoticed. Low precision means that the user still has to inspect more records than strictly necessary, but this is preferable to silently presenting uncertain data as reliable. Future work could make the flags more selective, but for the thesis the current behaviour is defensible because it prioritises caution and auditability.</w:t>
       </w:r>
     </w:p>
     <w:p>
@@ -5137,7 +5081,7 @@
           <w:lang w:val="en-GB"/>
         </w:rPr>
       </w:pPr>
-      <w:bookmarkStart w:id="12" w:name="_Toc233632997"/>
+      <w:bookmarkStart w:id="12" w:name="_Toc233641522"/>
       <w:r>
         <w:rPr>
           <w:rFonts w:ascii="Aptos Display" w:eastAsia="Aptos Display" w:hAnsi="Aptos Display"/>
@@ -5170,13 +5114,7 @@
         <w:rPr>
           <w:lang w:val="en-GB"/>
         </w:rPr>
-        <w:t xml:space="preserve"> degree in Archaeology and, at the time of writing, has approximately six years of archaeological education and experience. This provides relevant domain competence for judging the selected notices, but it does not make the annotation objective. Only one assessor produced the target files, so no inter-annotator agreement could be calculated. Another archaeologist could reasonably select different evidence, split notices differently, choose another level of chronological specificity or organise the output co</w:t>
-      </w:r>
-      <w:r>
-        <w:rPr>
-          <w:lang w:val="en-GB"/>
-        </w:rPr>
-        <w:t>lumns differently. The gold standard is therefore an expert-informed target interpretation for this thesis, not a universally correct truth table. The scoring protocol and its limitations are documented in Appendix C.</w:t>
+        <w:t xml:space="preserve"> degree in Archaeology and, at the time of writing, has approximately six years of archaeological education and experience. This provides relevant domain competence for judging the selected notices, but it does not make the annotation objective. Only one assessor produced the target files, so no inter-annotator agreement could be calculated. Another archaeologist could reasonably select different evidence, split notices differently, choose another level of chronological specificity or organise the output columns differently. The gold standard is therefore an expert-informed target interpretation for this thesis, not a universally correct truth table. The scoring protocol and its limitations are documented in Appendix C.</w:t>
       </w:r>
     </w:p>
     <w:p>
@@ -5194,13 +5132,7 @@
         <w:rPr>
           <w:lang w:val="en-GB"/>
         </w:rPr>
-        <w:t>A strict row-by-row comparison would therefore give a misleading impression of quality. If RefAI splits one long archaeological notice into two records while the gold standard keeps it as one, a row-based metric would count many fields as wrong even when the relevant information has in fact been detected. The reverse can also happen: RefAI may merge information that the gold standard separates. The evaluation therefore uses the archaeological signal as the main unit of comparison. The central question is no</w:t>
-      </w:r>
-      <w:r>
-        <w:rPr>
-          <w:lang w:val="en-GB"/>
-        </w:rPr>
-        <w:t>t whether RefAI produces the same row structure as the human-edited file, but whether it manages to surface the relevant places, periods, features, findings and materials somewhere in the reviewed output, and whether uncertain or problematic information remains visible for review. Historical-document NER is particularly sensitive to this issue because errors can originate in OCR, span boundaries, entity classification or the source document itself (Ehrmann et al., 2021).</w:t>
+        <w:t>A strict row-by-row comparison would therefore give a misleading impression of quality. If RefAI splits one long archaeological notice into two records while the gold standard keeps it as one, a row-based metric would count many fields as wrong even when the relevant information has in fact been detected. The reverse can also happen: RefAI may merge information that the gold standard separates. The evaluation therefore uses the archaeological signal as the main unit of comparison. The central question is not whether RefAI produces the same row structure as the human-edited file, but whether it manages to surface the relevant places, periods, features, findings and materials somewhere in the reviewed output, and whether uncertain or problematic information remains visible for review. Historical-document NER is particularly sensitive to this issue because errors can originate in OCR, span boundaries, entity classification or the source document itself (Ehrmann et al., 2021).</w:t>
       </w:r>
     </w:p>
     <w:p>
@@ -5213,19 +5145,7 @@
         <w:rPr>
           <w:lang w:val="en-GB"/>
         </w:rPr>
-        <w:t>For this reason, the comparison uses a graded scoring method. A score of 2 means that the gold-standard term is present in the RefAI output in a directly usable form. A score of 1 means that RefAI has detected the core signal, but that the result still needs interpretation or correction before it can be treated as final. Examples include a site name that is captured as an alternative place name rather than as the main normalised settlement, a broad period code where the gold standard uses a more specific su</w:t>
-      </w:r>
-      <w:r>
-        <w:rPr>
-          <w:lang w:val="en-GB"/>
-        </w:rPr>
-        <w:t xml:space="preserve">b-period, or a semantically related ABR term that points to the correct archaeological category but not to the exact preferred label. A score of 0 means that the relevant signal is missing or not usable. This scoring system is less absolute than a binary match, but it better reflects how the pipeline is meant to function: as a tool that extracts and organises archaeological information for review, not as an autonomous final authority. This graded approach does not remove subjectivity, but it preserves more </w:t>
-      </w:r>
-      <w:r>
-        <w:rPr>
-          <w:lang w:val="en-GB"/>
-        </w:rPr>
-        <w:t>information than forcing every interpretative disagreement into a binary correct/incorrect label; recent work on subjective NLP evaluation similarly argues that annotator disagreement can represent meaningful uncertainty (Khurana et al., 2024).</w:t>
+        <w:t>For this reason, the comparison uses a graded scoring method. A score of 2 means that the gold-standard term is present in the RefAI output in a directly usable form. A score of 1 means that RefAI has detected the core signal, but that the result still needs interpretation or correction before it can be treated as final. Examples include a site name that is captured as an alternative place name rather than as the main normalised settlement, a broad period code where the gold standard uses a more specific sub-period, or a semantically related ABR term that points to the correct archaeological category but not to the exact preferred label. A score of 0 means that the relevant signal is missing or not usable. This scoring system is less absolute than a binary match, but it better reflects how the pipeline is meant to function: as a tool that extracts and organises archaeological information for review, not as an autonomous final authority. This graded approach does not remove subjectivity, but it preserves more information than forcing every interpretative disagreement into a binary correct/incorrect label; recent work on subjective NLP evaluation similarly argues that annotator disagreement can represent meaningful uncertainty (Khurana et al., 2024).</w:t>
       </w:r>
     </w:p>
     <w:p>
@@ -5238,13 +5158,7 @@
         <w:rPr>
           <w:lang w:val="en-GB"/>
         </w:rPr>
-        <w:t xml:space="preserve">The same principle is used for extra RefAI terms. An extra term is not automatically treated as the same kind of error in every situation. If an unsupported term silently enters the clean output as if it were certain, it is a serious false positive. If the same term is detected but marked through a review flag, quarantine rule or uncertainty indicator, it is better understood as a triage case. This distinction is crucial for RefAI, because many difficult terms are genuinely ambiguous. Ring can be an </w:t>
-      </w:r>
-      <w:r>
-        <w:rPr>
-          <w:lang w:val="en-GB"/>
-        </w:rPr>
-        <w:t>artefact, but can also appear as part of another word or as contextual noise. Huizen can refer to the place Huizen or simply to houses. Valkhof can be a meaningful site name but may need to be analytically grouped under Nijmegen. A good extraction system should not only find easy terms; it should also avoid hiding uncertainty when the text is semantically unstable.</w:t>
+        <w:t>The same principle is used for extra RefAI terms. An extra term is not automatically treated as the same kind of error in every situation. If an unsupported term silently enters the clean output as if it were certain, it is a serious false positive. If the same term is detected but marked through a review flag, quarantine rule or uncertainty indicator, it is better understood as a triage case. This distinction is crucial for RefAI, because many difficult terms are genuinely ambiguous. Ring can be an artefact, but can also appear as part of another word or as contextual noise. Huizen can refer to the place Huizen or simply to houses. Valkhof can be a meaningful site name but may need to be analytically grouped under Nijmegen. A good extraction system should not only find easy terms; it should also avoid hiding uncertainty when the text is semantically unstable.</w:t>
       </w:r>
     </w:p>
     <w:p>
@@ -5272,13 +5186,7 @@
           <w:lang w:val="en-GB"/>
         </w:rPr>
         <w:lastRenderedPageBreak/>
-        <w:t>The graded comparison was applied to the seven selected test PDFs. These contain 82 gold-standard rows and 93 RefAI reviewed-output rows. Across the evaluated fields of place, dating, feature, finding and material, the gold-standard files contain 301 target terms. RefAI retrieves 284 of these as exact usable matches and 4 as partial or reviewable matches, while 13 terms remain missing under this graded scoring method. These figures are deliberately presented as counts rather than as a single accuracy score.</w:t>
-      </w:r>
-      <w:r>
-        <w:rPr>
-          <w:lang w:val="en-GB"/>
-        </w:rPr>
-        <w:t xml:space="preserve"> They indicate how much of the expert-selected archaeological signal in this specific test set is surfaced by the pipeline in a usable or reviewable form, while still leaving room for semantic disagreement and manual judgement. They should not be read as a representative performance estimate for all KNOB bulletins.</w:t>
+        <w:t>The graded comparison was applied to the seven selected test PDFs. These contain 82 gold-standard rows and 93 RefAI reviewed-output rows. Across the evaluated fields of place, dating, feature, finding and material, the gold-standard files contain 301 target terms. RefAI retrieves 284 of these as exact usable matches and 4 as partial or reviewable matches, while 13 terms remain missing under this graded scoring method. These figures are deliberately presented as counts rather than as a single accuracy score. They indicate how much of the expert-selected archaeological signal in this specific test set is surfaced by the pipeline in a usable or reviewable form, while still leaving room for semantic disagreement and manual judgement. They should not be read as a representative performance estimate for all KNOB bulletins.</w:t>
       </w:r>
     </w:p>
     <w:p>
@@ -5291,13 +5199,7 @@
         <w:rPr>
           <w:lang w:val="en-GB"/>
         </w:rPr>
-        <w:t>The category-level results show where RefAI is strongest and where the remaining weaknesses are concentrated. Place detection performs well: 50 of 51 gold-standard place signals are retrieved in usable form. Material extraction is also stable, with 37 of 37 target material terms retrieved. Feature extraction is similarly strong, with 91 of 93 terms retrieved. Findings and dating remain more fragile. Findings reach 72 of 77 usable matches, while dating reaches 38 of 43 usable or reviewable matches. This patt</w:t>
-      </w:r>
-      <w:r>
-        <w:rPr>
-          <w:lang w:val="en-GB"/>
-        </w:rPr>
-        <w:t>ern is methodologically plausible. Materials are often expressed through concrete vocabulary such as pottery, bronze, iron or stone, and features often map well once the ABR rulebook is tuned. Dating and findings require more interpretation. Periods may be implicit, broad, narrow, mixed with publication years or dependent on artefact typology. Finds can be described through fragments, vessel types, generic material terms, or historical wording that does not map cleanly onto a single ABR label.</w:t>
+        <w:t>The category-level results show where RefAI is strongest and where the remaining weaknesses are concentrated. Place detection performs well: 50 of 51 gold-standard place signals are retrieved in usable form. Material extraction is also stable, with 37 of 37 target material terms retrieved. Feature extraction is similarly strong, with 91 of 93 terms retrieved. Findings and dating remain more fragile. Findings reach 72 of 77 usable matches, while dating reaches 38 of 43 usable or reviewable matches. This pattern is methodologically plausible. Materials are often expressed through concrete vocabulary such as pottery, bronze, iron or stone, and features often map well once the ABR rulebook is tuned. Dating and findings require more interpretation. Periods may be implicit, broad, narrow, mixed with publication years or dependent on artefact typology. Finds can be described through fragments, vessel types, generic material terms, or historical wording that does not map cleanly onto a single ABR label.</w:t>
       </w:r>
     </w:p>
     <w:p>
@@ -5310,13 +5212,7 @@
         <w:rPr>
           <w:lang w:val="en-GB"/>
         </w:rPr>
-        <w:t>The comparison also highlights the value of the triage layer. RefAI produces 17 extra terms relative to the gold standard, but 16 of these occur in reviewable or flagged contexts. This does not remove the need for manual checking, but it changes how these cases should be interpreted. The system is not simply polluting the final dataset with invisible noise; in most of these cases it is surfacing uncertain candidates in a way that can be inspected. This supports the thesis argument that RefAI is most defensi</w:t>
-      </w:r>
-      <w:r>
-        <w:rPr>
-          <w:lang w:val="en-GB"/>
-        </w:rPr>
-        <w:t>ble as an extraction and triage prototype. Its value lies in quickly making relevant archaeological information visible and structured, while still directing attention to cases where human judgement is needed.</w:t>
+        <w:t>The comparison also highlights the value of the triage layer. RefAI produces 17 extra terms relative to the gold standard, but 16 of these occur in reviewable or flagged contexts. This does not remove the need for manual checking, but it changes how these cases should be interpreted. The system is not simply polluting the final dataset with invisible noise; in most of these cases it is surfacing uncertain candidates in a way that can be inspected. This supports the thesis argument that RefAI is most defensible as an extraction and triage prototype. Its value lies in quickly making relevant archaeological information visible and structured, while still directing attention to cases where human judgement is needed.</w:t>
       </w:r>
     </w:p>
     <w:p>
@@ -5329,25 +5225,7 @@
         <w:rPr>
           <w:lang w:val="en-GB"/>
         </w:rPr>
-        <w:t>The results should therefore be interpreted with caution but not dismissed. The test set is small and partly shaped by the development process: the pipeline was repeatedly run, reviewed and improved using these documents. This means that the measured results are likely to be more favourable than they would be on a completely new and unseen set of bulletins. If additional documents were added, performance would probably drop at first, because new layouts, new OCR problems and new semantic edge cases would ap</w:t>
-      </w:r>
-      <w:r>
-        <w:rPr>
-          <w:lang w:val="en-GB"/>
-        </w:rPr>
-        <w:t xml:space="preserve">pear. Further tuning could then raise the scores again, but that would also increase the risk of adapting the system too closely to the evaluation material. The figures in this chapter are therefore best understood as a measurement of the current prototype on its development-and-evaluation set, not as a general accuracy claim for all archaeological bulletin text. The gold standard itself is also interpretative. Another archaeologist might choose a different level of dating specificity, preserve a site name </w:t>
-      </w:r>
-      <w:r>
-        <w:rPr>
-          <w:lang w:val="en-GB"/>
-        </w:rPr>
-        <w:t>differently, or classify a feature/object boundary in another way. In short, the evaluation attempts to make semantics measurable, and that is inherently problematic. Still, the data are not arbitrary: there are real overlaps between what RefAI extracts and what the gold standard expects. The comparison is useful because it identifies the type of work RefAI can support. It is especially useful for extracting low-hanging fruit: places, common periods, recurring features, common materials and many artefact ca</w:t>
-      </w:r>
-      <w:r>
-        <w:rPr>
-          <w:lang w:val="en-GB"/>
-        </w:rPr>
-        <w:t>tegories. It is less reliable when the text requires deeper archaeological interpretation, when layout damage disrupts the evidence, or when terminology is ambiguous.</w:t>
+        <w:t>The results should therefore be interpreted with caution but not dismissed. The test set is small and partly shaped by the development process: the pipeline was repeatedly run, reviewed and improved using these documents. This means that the measured results are likely to be more favourable than they would be on a completely new and unseen set of bulletins. If additional documents were added, performance would probably drop at first, because new layouts, new OCR problems and new semantic edge cases would appear. Further tuning could then raise the scores again, but that would also increase the risk of adapting the system too closely to the evaluation material. The figures in this chapter are therefore best understood as a measurement of the current prototype on its development-and-evaluation set, not as a general accuracy claim for all archaeological bulletin text. The gold standard itself is also interpretative. Another archaeologist might choose a different level of dating specificity, preserve a site name differently, or classify a feature/object boundary in another way. In short, the evaluation attempts to make semantics measurable, and that is inherently problematic. Still, the data are not arbitrary: there are real overlaps between what RefAI extracts and what the gold standard expects. The comparison is useful because it identifies the type of work RefAI can support. It is especially useful for extracting low-hanging fruit: places, common periods, recurring features, common materials and many artefact categories. It is less reliable when the text requires deeper archaeological interpretation, when layout damage disrupts the evidence, or when terminology is ambiguous.</w:t>
       </w:r>
     </w:p>
     <w:p>
@@ -5388,13 +5266,7 @@
         <w:rPr>
           <w:lang w:val="en-GB"/>
         </w:rPr>
-        <w:t>The detailed supporting workbook, RefAI_Graded_Gold_Standard_Comparison_20260617.xlsx, contains the document-level row counts, category-level summaries, term-level graded matches and extra RefAI terms used for this assessment. The most important outcome is not a single percentage, but the balance between retrieved information, reviewable uncertainty and remaining missed signals. Supporting evaluation detail and the error typology are provided in Appendix C, while Appendix E illustrates the compared Gold Sta</w:t>
-      </w:r>
-      <w:r>
-        <w:rPr>
-          <w:lang w:val="en-GB"/>
-        </w:rPr>
-        <w:t>ndard and Reviewed RefAI structures.</w:t>
+        <w:t>The detailed supporting workbook, RefAI_Graded_Gold_Standard_Comparison_20260617.xlsx, contains the document-level row counts, category-level summaries, term-level graded matches and extra RefAI terms used for this assessment. The most important outcome is not a single percentage, but the balance between retrieved information, reviewable uncertainty and remaining missed signals. Supporting evaluation detail and the error typology are provided in Appendix C, while Appendix E illustrates the compared Gold Standard and Reviewed RefAI structures.</w:t>
       </w:r>
     </w:p>
     <w:tbl>
@@ -6256,7 +6128,7 @@
           <w:lang w:val="en-GB"/>
         </w:rPr>
       </w:pPr>
-      <w:bookmarkStart w:id="13" w:name="_Toc233632998"/>
+      <w:bookmarkStart w:id="13" w:name="_Toc233641523"/>
       <w:r>
         <w:rPr>
           <w:rFonts w:ascii="Aptos Display" w:eastAsia="Aptos Display" w:hAnsi="Aptos Display"/>
@@ -6277,13 +6149,7 @@
         <w:rPr>
           <w:lang w:val="en-GB"/>
         </w:rPr>
-        <w:t>The pipeline is limited because it tries to formalise archaeological judgement into deterministic steps. This is methodologically useful because it makes decisions traceable, but it is also inherently fragile. Every rule improves one pattern while risking a regression elsewhere. A strict block on Ring would reduce false artefacts, but could also remove real rings. A broad context-carry rule can rescue missing place names, but</w:t>
-      </w:r>
-      <w:r>
-        <w:rPr>
-          <w:lang w:val="en-GB"/>
-        </w:rPr>
-        <w:t xml:space="preserve"> may accidentally carry a previous location into a new notice. A site-parent map can normalise Valkhof to Nijmegen, but it also raises the question of whether the analytical unit should be the site, the street, the settlement or the municipality.</w:t>
+        <w:t>The pipeline is limited because it tries to formalise archaeological judgement into deterministic steps. This is methodologically useful because it makes decisions traceable, but it is also inherently fragile. Every rule improves one pattern while risking a regression elsewhere. A strict block on Ring would reduce false artefacts, but could also remove real rings. A broad context-carry rule can rescue missing place names, but may accidentally carry a previous location into a new notice. A site-parent map can normalise Valkhof to Nijmegen, but it also raises the question of whether the analytical unit should be the site, the street, the settlement or the municipality.</w:t>
       </w:r>
     </w:p>
     <w:p>
@@ -6296,19 +6162,7 @@
         <w:rPr>
           <w:lang w:val="en-GB"/>
         </w:rPr>
-        <w:t>The main remaining risks are OCR/layout damage, segmentation leakage, non-target text such as museum news or monumentenzorg</w:t>
-      </w:r>
-      <w:r>
-        <w:rPr>
-          <w:lang w:val="en-GB"/>
-        </w:rPr>
-        <w:t xml:space="preserve"> (heritage management), homonyms, site-parent ambiguity, dating specificity and ABR bucket conflicts. These risks are not all solvable through more code. Some require better reference data, some require human review, and some should be reported as limitations of the method. The thesis should therefore be honest: RefAI is useful because it accelerates extraction and exposes uncertainty, not because it eliminates interpretation. The variety of these failures is consistent with the wider literature on historic</w:t>
-      </w:r>
-      <w:r>
-        <w:rPr>
-          <w:lang w:val="en-GB"/>
-        </w:rPr>
-        <w:t>al-document extraction, which stresses that noisy text, changing layouts and domain-specific language interact rather than producing one isolated error source (Ehrmann et al., 2021).</w:t>
+        <w:t>The main remaining risks are OCR/layout damage, segmentation leakage, non-target text such as museum news or monumentenzorg (heritage management), homonyms, site-parent ambiguity, dating specificity and ABR bucket conflicts. These risks are not all solvable through more code. Some require better reference data, some require human review, and some should be reported as limitations of the method. The thesis should therefore be honest: RefAI is useful because it accelerates extraction and exposes uncertainty, not because it eliminates interpretation. The variety of these failures is consistent with the wider literature on historical-document extraction, which stresses that noisy text, changing layouts and domain-specific language interact rather than producing one isolated error source (Ehrmann et al., 2021).</w:t>
       </w:r>
     </w:p>
     <w:p>
@@ -6321,13 +6175,7 @@
         <w:rPr>
           <w:lang w:val="en-GB"/>
         </w:rPr>
-        <w:t>The code is also methodologically limited because it turns flexible human reading into explicit rules. No controlled runtime, cost-per-document or reviewer-time study was conducted, and the number and cost of LLM calls varied with the records selected for review. The claim that RefAI can accelerate review is therefore plausible from its pre-structured outputs but not yet empirically demonstrated as time savings. Philip Verhagen and Dries Daems receive documentation for reuse, but this is not equivalent to a</w:t>
-      </w:r>
-      <w:r>
-        <w:rPr>
-          <w:lang w:val="en-GB"/>
-        </w:rPr>
-        <w:t xml:space="preserve"> controlled usability study with professional archaeologists. Future evaluation should measure completion time, correction effort and user agreement alongside extraction quality.</w:t>
+        <w:t>The code is also methodologically limited because it turns flexible human reading into explicit rules. No controlled runtime, cost-per-document or reviewer-time study was conducted, and the number and cost of LLM calls varied with the records selected for review. The claim that RefAI can accelerate review is therefore plausible from its pre-structured outputs but not yet empirically demonstrated as time savings. Philip Verhagen and Dries Daems receive documentation for reuse, but this is not equivalent to a controlled usability study with professional archaeologists. Future evaluation should measure completion time, correction effort and user agreement alongside extraction quality.</w:t>
       </w:r>
     </w:p>
     <w:p>
@@ -6341,7 +6189,7 @@
           <w:lang w:val="en-GB"/>
         </w:rPr>
       </w:pPr>
-      <w:bookmarkStart w:id="14" w:name="_Toc233632999"/>
+      <w:bookmarkStart w:id="14" w:name="_Toc233641524"/>
       <w:r>
         <w:rPr>
           <w:rFonts w:ascii="Aptos Display" w:eastAsia="Aptos Display" w:hAnsi="Aptos Display"/>
@@ -6358,10 +6206,7 @@
         </w:rPr>
       </w:pPr>
       <w:r>
-        <w:t>The frozen evaluation identifier is `RefAi_v8_1_0_slm_layout_compound_extraction`. The recommended deposited entry point is `Code/Refai_V7_1_1_Slm_Local_Dating.py`, with `Code/Refai_V7.ipynb` retained as the development notebook. The deposition snapshot is `RefAI_Deposition_Package</w:t>
-      </w:r>
-      <w:r>
-        <w:t>`, updated and successfully run on 16 June 2026. Stable means that startup, path resolution, output structure, reference loading and the optional LLM switch can be reproduced; it does not mean that every extraction is correct. The technical environment and remaining gaps are listed in Appendix F.</w:t>
+        <w:t>The frozen evaluation identifier is `RefAi_v8_1_0_slm_layout_compound_extraction`. The recommended deposited entry point is `Code/Refai_V7_1_1_Slm_Local_Dating.py`, with `Code/Refai_V7.ipynb` retained as the development notebook. The deposition snapshot is `RefAI_Deposition_Package`, updated and successfully run on 16 June 2026. Stable means that startup, path resolution, output structure, reference loading and the optional LLM switch can be reproduced; it does not mean that every extraction is correct. The technical environment and remaining gaps are listed in Appendix F.</w:t>
       </w:r>
     </w:p>
     <w:p>
@@ -6371,36 +6216,32 @@
     </w:p>
     <w:p>
       <w:r>
-        <w:t>Python was selected because it provides a readable high-level language and a mature ecosystem for PDF processing, OCR orchestration, tabular data, spreadsheets and natural-language processing. The official Python 3.12 documentation is therefore included as the authoritative technical reference for language behaviour</w:t>
+        <w:t>Python was selected because it provides a readable high-level language and a mature ecosystem for PDF processing, OCR orchestration, tabular data, spreadsheets and natural-language processing. The official Python 3.12 documentation is therefore included as the authoritative technical reference for language behaviour and standard-library functionality (Python Software Foundation, 2026). RefAI's code was gradually divided into functions and rule families so that layout extraction, place resolution, dating, ABR mapping, review logic and output writing could be inspected separately. This modularity limits the effect of a local change and makes failures easier to trace, which is consistent with recommendations for robust research software (Taschuk &amp; Wilson, 2017).</w:t>
       </w:r>
+    </w:p>
+    <w:p>
+      <w:pPr>
+        <w:spacing w:after="200" w:line="276" w:lineRule="auto"/>
+      </w:pPr>
       <w:r>
-        <w:t xml:space="preserve"> and standard-library functionality (Python Software Foundation, 2026). RefAI's code was gradually divided into functions and rule families so that layout extraction, place resolution, dating, ABR mapping, review logic and output writing could be inspected separately. This modularity limits the effect of a local change and makes failures easier to trace, which is consistent with recommendations for robust research software (Taschuk &amp; Wilson, 2017).</w:t>
+        <w:br w:type="page"/>
       </w:r>
     </w:p>
     <w:p>
       <w:r>
-        <w:t>JupyterLab</w:t>
-      </w:r>
-      <w:r>
-        <w:t xml:space="preserve"> was valuable during development because code, intermediate output and methodological notes could be inspected in the same working environment. It also creates a reproducibility risk: notebook cells can be executed out of order, hidden state can survive between </w:t>
+        <w:lastRenderedPageBreak/>
+        <w:t xml:space="preserve">JupyterLab was valuable during development because code, intermediate output and methodological notes could be inspected in the same working environment. It also creates a reproducibility risk: notebook cells can be executed out of order, hidden state can survive between </w:t>
       </w:r>
       <w:r>
         <w:t>experiments,</w:t>
       </w:r>
       <w:r>
-        <w:t xml:space="preserve"> and a visually complete notebook does not guarantee that another user can rerun it from a clean session. Rule </w:t>
-      </w:r>
-      <w:r>
-        <w:lastRenderedPageBreak/>
-        <w:t>et al. (2019) recommend clear computational order, documented dependencies and restart-and-run-all checks for shared notebooks. RefAI addresses part of this risk by retaining the notebook as development history while providing a standalone Python entry point, a `Start_Here` guide and installation checks in the deposition package.</w:t>
+        <w:t xml:space="preserve"> and a visually complete notebook does not guarantee that another user can rerun it from a clean session. Rule et al. (2019) recommend clear computational order, documented dependencies and restart-and-run-all checks for shared notebooks. RefAI addresses part of this risk by retaining the notebook as development history while providing a standalone Python entry point, a `Start_Here` guide and installation checks in the deposition package.</w:t>
       </w:r>
     </w:p>
     <w:p>
       <w:r>
-        <w:t>The code-stability claim remains deliberately limited. RefAI was repeatedly validated through end-to-end batch runs, syntax checks, targeted regression checks and manual comparison of outputs, but it does not contain a comprehensive automated unit and integration test suite. Exact package versions were not frozen from the beginning, and the current evaluation documents also influenced development. Consequently, the deposited version is a reproducible thesis prototype rather than production software. Further</w:t>
-      </w:r>
-      <w:r>
-        <w:t xml:space="preserve"> changes should be versioned, tested first against the fixed evaluation set and then assessed on unseen bulletins before replacing this research version.</w:t>
+        <w:t>The code-stability claim remains deliberately limited. RefAI was repeatedly validated through end-to-end batch runs, syntax checks, targeted regression checks and manual comparison of outputs, but it does not contain a comprehensive automated unit and integration test suite. Exact package versions were not frozen from the beginning, and the current evaluation documents also influenced development. Consequently, the deposited version is a reproducible thesis prototype rather than production software. Further changes should be versioned, tested first against the fixed evaluation set and then assessed on unseen bulletins before replacing this research version.</w:t>
       </w:r>
     </w:p>
     <w:p>
@@ -6414,7 +6255,7 @@
           <w:lang w:val="en-GB"/>
         </w:rPr>
       </w:pPr>
-      <w:bookmarkStart w:id="15" w:name="_Toc233633000"/>
+      <w:bookmarkStart w:id="15" w:name="_Toc233641525"/>
       <w:r>
         <w:rPr>
           <w:rFonts w:ascii="Aptos Display" w:eastAsia="Aptos Display" w:hAnsi="Aptos Display"/>
@@ -6444,21 +6285,12 @@
     </w:p>
     <w:p>
       <w:r>
-        <w:t>The structure of the package is methodological rather than merely administrative. Reproducible computational research requires more than publishing the final code: the computational sequence, representative inputs, reference resources, configuration, environment assumptions and interpretation of outputs must also be recoverable. Sandve et al. (2013) emphasise</w:t>
-      </w:r>
-      <w:r>
-        <w:t xml:space="preserve"> recording operations, retaining exact inputs and versions and avoiding undocumented manual transformations. Wilson et al. (2017) add the practical importance of README files, example data, backups and explicit dependencies. This is why the RefAI package preserves the rulebook workbooks, sample PDFs, evaluation files and user-oriented startup documentation alongside the script.</w:t>
+        <w:t>The structure of the package is methodological rather than merely administrative. Reproducible computational research requires more than publishing the final code: the computational sequence, representative inputs, reference resources, configuration, environment assumptions and interpretation of outputs must also be recoverable. Sandve et al. (2013) emphasise recording operations, retaining exact inputs and versions and avoiding undocumented manual transformations. Wilson et al. (2017) add the practical importance of README files, example data, backups and explicit dependencies. This is why the RefAI package preserves the rulebook workbooks, sample PDFs, evaluation files and user-oriented startup documentation alongside the script.</w:t>
       </w:r>
     </w:p>
     <w:p>
       <w:r>
-        <w:t xml:space="preserve">A repository release should also identify the exact software version that produced the reported results. Katz et al. (2019) describe software citation as requiring importance, credit, unique identification, persistence, accessibility and specificity. For RefAI, this means that a future GitHub or archival release should receive a clear release tag and preferably a persistent identifier, while the accountability document should point to that exact version rather than to a continually changing repository. The </w:t>
-      </w:r>
-      <w:r>
-        <w:t>downloaded programming and reproducibility literature is stored in `</w:t>
-      </w:r>
-      <w:r>
-        <w:t>Literature_Sources/Pdf_Sources`; it supports the documentation but is not a runtime dependency of RefAI.</w:t>
+        <w:t>A repository release should also identify the exact software version that produced the reported results. Katz et al. (2019) describe software citation as requiring importance, credit, unique identification, persistence, accessibility and specificity. For RefAI, this means that a future GitHub or archival release should receive a clear release tag and preferably a persistent identifier, while the accountability document should point to that exact version rather than to a continually changing repository. The downloaded programming and reproducibility literature is stored in `Literature_Sources/Pdf_Sources`; it supports the documentation but is not a runtime dependency of RefAI.</w:t>
       </w:r>
     </w:p>
     <w:p>
@@ -6497,7 +6329,7 @@
           <w:lang w:val="en-GB"/>
         </w:rPr>
       </w:pPr>
-      <w:bookmarkStart w:id="16" w:name="_Toc233633001"/>
+      <w:bookmarkStart w:id="16" w:name="_Toc233641526"/>
       <w:r>
         <w:rPr>
           <w:rFonts w:ascii="Aptos Display" w:eastAsia="Aptos Display" w:hAnsi="Aptos Display"/>
@@ -6655,19 +6487,7 @@
         <w:rPr>
           <w:lang w:val="en-GB"/>
         </w:rPr>
-        <w:t>The second sub-question also requires a qualified answer. Transformer-supported candidate detection and deterministic lookup reduce the opportunity for unconstrained generation because final values normally have to</w:t>
-      </w:r>
-      <w:r>
-        <w:rPr>
-          <w:lang w:val="en-GB"/>
-        </w:rPr>
-        <w:t xml:space="preserve"> connect to source text, a reference entry or an explicit rule. This makes unsupported output less likely and more traceable than an LLM-first design. It does not eliminate error. Exact matches can still be semantically wrong, fuzzy matching can select a nearby but incorrect entry, and a closed reference set can return an empty value when the correct term is absent. Moreover, no equivalent LLM-first baseline was run under identical conditions, so the amount of hallucination reduction cannot be quantified co</w:t>
-      </w:r>
-      <w:r>
-        <w:rPr>
-          <w:lang w:val="en-GB"/>
-        </w:rPr>
-        <w:t>nclusively. The result is an architectural and qualitative finding rather than proof that the hybrid system statistically outperforms every LLM-first alternative.</w:t>
+        <w:t>The second sub-question also requires a qualified answer. Transformer-supported candidate detection and deterministic lookup reduce the opportunity for unconstrained generation because final values normally have to connect to source text, a reference entry or an explicit rule. This makes unsupported output less likely and more traceable than an LLM-first design. It does not eliminate error. Exact matches can still be semantically wrong, fuzzy matching can select a nearby but incorrect entry, and a closed reference set can return an empty value when the correct term is absent. Moreover, no equivalent LLM-first baseline was run under identical conditions, so the amount of hallucination reduction cannot be quantified conclusively. The result is an architectural and qualitative finding rather than proof that the hybrid system statistically outperforms every LLM-first alternative.</w:t>
       </w:r>
     </w:p>
     <w:p>
@@ -6680,19 +6500,7 @@
         <w:rPr>
           <w:lang w:val="en-GB"/>
         </w:rPr>
-        <w:t>The third sub-question concerns the value and maintenance of reference data. The geographic vocabulary is essential for place and province resolution; Period_NL and ABR_Period constrain dating; ABR tables support feature, finding, material and context classification; and RefAI_Custom_Aliases</w:t>
-      </w:r>
-      <w:r>
-        <w:rPr>
-          <w:lang w:val="en-GB"/>
-        </w:rPr>
-        <w:t xml:space="preserve"> records project-specific synonyms, rejection terms, ambiguity rules and field overrides. Their greatest contribution is not simply higher match counts, but auditability: a user can inspect and amend the resource that produced a decision. The project did not perform an ablation study that removes each resource in turn, so it cannot rank their individual contribution numerically. The implemented feedback loop nevertheless provides a practical </w:t>
-      </w:r>
-      <w:r>
-        <w:rPr>
-          <w:lang w:val="en-GB"/>
-        </w:rPr>
-        <w:t xml:space="preserve">maintenance strategy: recurring unmatched or misclassified terms are identified during review, checked against their evidence and added to versioned tables rather </w:t>
+        <w:t xml:space="preserve">The third sub-question concerns the value and maintenance of reference data. The geographic vocabulary is essential for place and province resolution; Period_NL and ABR_Period constrain dating; ABR tables support feature, finding, material and context classification; and RefAI_Custom_Aliases records project-specific synonyms, rejection terms, ambiguity rules and field overrides. Their greatest contribution is not simply higher match counts, but auditability: a user can inspect and amend the resource that produced a decision. The project did not perform an ablation study that removes each resource in turn, so it cannot rank their individual contribution numerically. The implemented feedback loop nevertheless provides a practical maintenance strategy: recurring unmatched or misclassified terms are identified during review, checked against their evidence and added to versioned tables rather </w:t>
       </w:r>
       <w:r>
         <w:rPr>
@@ -6758,19 +6566,7 @@
         <w:rPr>
           <w:lang w:val="en-GB"/>
         </w:rPr>
-        <w:t>. Practically, its value lies in accelerating first-pass extraction rather than eliminating labour; quality control is shifted and focused, not removed. Ethically, this narrower claim is important. The commercial LLM introduces cost, external data processing and dependency on non-European infrastructure, so it remains optional and is not allowed to become the sole basis of a final record. Human responsibility, evidence preservation and the ability to run the local pipeline without an API are safeguards, but</w:t>
-      </w:r>
-      <w:r>
-        <w:rPr>
-          <w:lang w:val="en-GB"/>
-        </w:rPr>
-        <w:t xml:space="preserve"> they do not solve all governance questions. Reference-first processing also has an ethical trade-off: it reduces opaque hallucination but can create systematic omissions when vocabularies underrepresent </w:t>
-      </w:r>
-      <w:r>
-        <w:rPr>
-          <w:lang w:val="en-GB"/>
-        </w:rPr>
-        <w:t>particular places, periods or object terms.</w:t>
+        <w:t>. Practically, its value lies in accelerating first-pass extraction rather than eliminating labour; quality control is shifted and focused, not removed. Ethically, this narrower claim is important. The commercial LLM introduces cost, external data processing and dependency on non-European infrastructure, so it remains optional and is not allowed to become the sole basis of a final record. Human responsibility, evidence preservation and the ability to run the local pipeline without an API are safeguards, but they do not solve all governance questions. Reference-first processing also has an ethical trade-off: it reduces opaque hallucination but can create systematic omissions when vocabularies underrepresent particular places, periods or object terms.</w:t>
       </w:r>
     </w:p>
     <w:p>
@@ -6783,13 +6579,7 @@
         <w:rPr>
           <w:lang w:val="en-GB"/>
         </w:rPr>
-        <w:t>Taken together, the answers to the four sub-questions allow the main research question to be answered positively, but only within a clearly bounded definition of reliability. RefAI demonstrates that a controllable hybrid, lookup-first workflow can extract and structure relevant archaeological signals from heterogeneous KNOB bulletins while retaining evidence and review information. OCR fallback, layout reconstruction, rule-based segmentation, ArcheoBERTje</w:t>
-      </w:r>
-      <w:r>
-        <w:rPr>
-          <w:lang w:val="en-GB"/>
-        </w:rPr>
-        <w:t>-supported candidate detection, controlled reference data, ABR validation and optional LLM review are technically feasible as a combined workflow. The output is not sufficiently stable to function as an autonomous archaeological database generator. Its defensible role is pre-processing and triage: it reduces the amount of text that must be read from scratch, but the resulting records still require expert validation.</w:t>
+        <w:t>Taken together, the answers to the four sub-questions allow the main research question to be answered positively, but only within a clearly bounded definition of reliability. RefAI demonstrates that a controllable hybrid, lookup-first workflow can extract and structure relevant archaeological signals from heterogeneous KNOB bulletins while retaining evidence and review information. OCR fallback, layout reconstruction, rule-based segmentation, ArcheoBERTje-supported candidate detection, controlled reference data, ABR validation and optional LLM review are technically feasible as a combined workflow. The output is not sufficiently stable to function as an autonomous archaeological database generator. Its defensible role is pre-processing and triage: it reduces the amount of text that must be read from scratch, but the resulting records still require expert validation.</w:t>
       </w:r>
     </w:p>
     <w:p>
@@ -6827,13 +6617,7 @@
         <w:rPr>
           <w:lang w:val="en-GB"/>
         </w:rPr>
-        <w:t>RefAI should therefore be understood as a research prototype, meaning a functioning system built to test a method rather than a finished product. Its triage role is to perform the first selection: it surfaces likely places, dates, features, finds and materials and directs doubtful cases to a human reviewer. The pipeline does not possess archaeological judgement of its own. Its main strength is that much of the route from source text to output can be followed through evidence quotes, named rules, reference t</w:t>
-      </w:r>
-      <w:r>
-        <w:rPr>
-          <w:lang w:val="en-GB"/>
-        </w:rPr>
-        <w:t>ables and review records. Its main weakness is that performance on unseen document designs remains uncertain. The next step should therefore be an external evaluation on KNOB bulletins that did not shape development, using independent archaeological annotation and measuring both retrieved information and the human effort needed for correction.</w:t>
+        <w:t>RefAI should therefore be understood as a research prototype, meaning a functioning system built to test a method rather than a finished product. Its triage role is to perform the first selection: it surfaces likely places, dates, features, finds and materials and directs doubtful cases to a human reviewer. The pipeline does not possess archaeological judgement of its own. Its main strength is that much of the route from source text to output can be followed through evidence quotes, named rules, reference tables and review records. Its main weakness is that performance on unseen document designs remains uncertain. The next step should therefore be an external evaluation on KNOB bulletins that did not shape development, using independent archaeological annotation and measuring both retrieved information and the human effort needed for correction.</w:t>
       </w:r>
     </w:p>
     <w:p>
@@ -6848,7 +6632,7 @@
           <w:lang w:val="en-GB"/>
         </w:rPr>
       </w:pPr>
-      <w:bookmarkStart w:id="17" w:name="_Toc233633002"/>
+      <w:bookmarkStart w:id="17" w:name="_Toc233641527"/>
       <w:r>
         <w:rPr>
           <w:rFonts w:ascii="Aptos Display" w:eastAsia="Aptos Display" w:hAnsi="Aptos Display"/>
@@ -6869,7 +6653,7 @@
         <w:pStyle w:val="Kop3"/>
         <w:spacing w:line="252" w:lineRule="auto"/>
       </w:pPr>
-      <w:bookmarkStart w:id="18" w:name="_Toc233633003"/>
+      <w:bookmarkStart w:id="18" w:name="_Toc233641528"/>
       <w:r>
         <w:rPr>
           <w:rFonts w:ascii="Aptos Display" w:eastAsia="Aptos Display" w:hAnsi="Aptos Display"/>
@@ -6998,10 +6782,7 @@
         <w:spacing w:line="252" w:lineRule="auto"/>
       </w:pPr>
       <w:r>
-        <w:t>Ruiz, P., Poibeau, T., &amp; Mélanie-Becquet, F. (2015). ELCO3: Entity linking with corpus coherence combining open source</w:t>
-      </w:r>
-      <w:r>
-        <w:t xml:space="preserve"> annotators. In Proceedings of the 2015 Conference of the North American Chapter of the Association for Computational Linguistics. https://aclanthology.org/N15-3010/</w:t>
+        <w:t>Ruiz, P., Poibeau, T., &amp; Mélanie-Becquet, F. (2015). ELCO3: Entity linking with corpus coherence combining open source annotators. In Proceedings of the 2015 Conference of the North American Chapter of the Association for Computational Linguistics. https://aclanthology.org/N15-3010/</w:t>
       </w:r>
     </w:p>
     <w:p>
@@ -7028,7 +6809,7 @@
         <w:pStyle w:val="Kop3"/>
         <w:spacing w:line="252" w:lineRule="auto"/>
       </w:pPr>
-      <w:bookmarkStart w:id="19" w:name="_Toc233633004"/>
+      <w:bookmarkStart w:id="19" w:name="_Toc233641529"/>
       <w:r>
         <w:rPr>
           <w:rFonts w:ascii="Aptos Display" w:eastAsia="Aptos Display" w:hAnsi="Aptos Display"/>
@@ -7183,10 +6964,7 @@
         <w:t xml:space="preserve">Xu, Y., Li, M., Cui, L., Huang, S., Wei, F., &amp; Zhou, M. (2020). </w:t>
       </w:r>
       <w:r>
-        <w:t>LayoutLM</w:t>
-      </w:r>
-      <w:r>
-        <w:t>: Pre-training of text and layout for document image understanding. Proceedings of the 26th ACM SIGKDD International Conference on Knowledge Discovery &amp; Data Mining, 1192-1200. https://doi.org/10.1145/3394486.3403172</w:t>
+        <w:t>LayoutLM: Pre-training of text and layout for document image understanding. Proceedings of the 26th ACM SIGKDD International Conference on Knowledge Discovery &amp; Data Mining, 1192-1200. https://doi.org/10.1145/3394486.3403172</w:t>
       </w:r>
     </w:p>
     <w:p>
@@ -7194,7 +6972,7 @@
         <w:pStyle w:val="Kop3"/>
         <w:spacing w:line="252" w:lineRule="auto"/>
       </w:pPr>
-      <w:bookmarkStart w:id="20" w:name="_Toc233633005"/>
+      <w:bookmarkStart w:id="20" w:name="_Toc233641530"/>
       <w:r>
         <w:rPr>
           <w:rFonts w:ascii="Aptos Display" w:eastAsia="Aptos Display" w:hAnsi="Aptos Display"/>
@@ -7325,7 +7103,7 @@
         <w:pStyle w:val="Kop3"/>
         <w:spacing w:line="252" w:lineRule="auto"/>
       </w:pPr>
-      <w:bookmarkStart w:id="21" w:name="_Toc233633006"/>
+      <w:bookmarkStart w:id="21" w:name="_Toc233641531"/>
       <w:r>
         <w:rPr>
           <w:rFonts w:ascii="Aptos Display" w:eastAsia="Aptos Display" w:hAnsi="Aptos Display"/>
@@ -7434,10 +7212,7 @@
         <w:t xml:space="preserve">Wilson, G., Bryan, J., Cranston, K., Kitzes, J., Nederbragt, L., &amp; Teal, T. K. (2017). </w:t>
       </w:r>
       <w:r>
-        <w:t>Good enough practices</w:t>
-      </w:r>
-      <w:r>
-        <w:t xml:space="preserve"> in scientific computing. PLOS Computational Biology, 13(6), e1005510. https://doi.org/10.1371/journal.pcbi.1005510</w:t>
+        <w:t>Good enough practices in scientific computing. PLOS Computational Biology, 13(6), e1005510. https://doi.org/10.1371/journal.pcbi.1005510</w:t>
       </w:r>
     </w:p>
     <w:p>
@@ -7470,7 +7245,7 @@
           <w:lang w:val="en-GB"/>
         </w:rPr>
       </w:pPr>
-      <w:bookmarkStart w:id="22" w:name="_Toc233633007"/>
+      <w:bookmarkStart w:id="22" w:name="_Toc233641532"/>
       <w:r>
         <w:rPr>
           <w:rFonts w:ascii="Aptos Display" w:eastAsia="Aptos Display" w:hAnsi="Aptos Display"/>
@@ -7502,7 +7277,7 @@
           <w:lang w:val="en-GB"/>
         </w:rPr>
       </w:pPr>
-      <w:bookmarkStart w:id="23" w:name="_Toc233633008"/>
+      <w:bookmarkStart w:id="23" w:name="_Toc233641533"/>
       <w:r>
         <w:rPr>
           <w:rFonts w:ascii="Aptos Display" w:eastAsia="Aptos Display" w:hAnsi="Aptos Display"/>
@@ -7654,14 +7429,7 @@
                 <w:sz w:val="17"/>
                 <w:lang w:val="en-GB"/>
               </w:rPr>
-              <w:t xml:space="preserve">A Dutch archaeological terminology and classification framework used to standardise periods, features, finds, materials and related concepts. </w:t>
-            </w:r>
-            <w:r>
-              <w:rPr>
-                <w:sz w:val="17"/>
-                <w:lang w:val="en-GB"/>
-              </w:rPr>
-              <w:t>RefAI uses ABR-aligned tables to connect variable source language to reusable labels and codes.</w:t>
+              <w:t>A Dutch archaeological terminology and classification framework used to standardise periods, features, finds, materials and related concepts. RefAI uses ABR-aligned tables to connect variable source language to reusable labels and codes.</w:t>
             </w:r>
           </w:p>
         </w:tc>
@@ -8622,14 +8390,7 @@
                 <w:sz w:val="17"/>
                 <w:lang w:val="en-GB"/>
               </w:rPr>
-              <w:t>The harmonic mean of precision and recall. It provides a combined score, but</w:t>
-            </w:r>
-            <w:r>
-              <w:rPr>
-                <w:sz w:val="17"/>
-                <w:lang w:val="en-GB"/>
-              </w:rPr>
-              <w:t xml:space="preserve"> can conceal important differences between missed information and extra noise.</w:t>
+              <w:t>The harmonic mean of precision and recall. It provides a combined score, but can conceal important differences between missed information and extra noise.</w:t>
             </w:r>
           </w:p>
         </w:tc>
@@ -10686,7 +10447,7 @@
           <w:lang w:val="en-GB"/>
         </w:rPr>
       </w:pPr>
-      <w:bookmarkStart w:id="24" w:name="_Toc233633009"/>
+      <w:bookmarkStart w:id="24" w:name="_Toc233641534"/>
       <w:r>
         <w:rPr>
           <w:rFonts w:ascii="Aptos Display" w:eastAsia="Aptos Display" w:hAnsi="Aptos Display"/>
@@ -10714,26 +10475,17 @@
         </w:rPr>
       </w:pPr>
       <w:r>
-        <w:t>Text recovery is followed by column-aware layout reconstruction and section segmentation. This order is deliberate because entity extraction cannot be reliable if sentences from separate columns are merged, or if museum news, captions or monument-care sections are treated as ordinary archaeological notices. Running headers, likely captions and boundary headings are filtered or used as stop signals, while page ranges and nearby evidence remain attached to each chunk. These controls do not make historical lay</w:t>
-      </w:r>
-      <w:r>
-        <w:t>out deterministic, but they reduce the chance that a later extraction error was actually caused by earlier structural mixing.</w:t>
+        <w:t>Text recovery is followed by column-aware layout reconstruction and section segmentation. This order is deliberate because entity extraction cannot be reliable if sentences from separate columns are merged, or if museum news, captions or monument-care sections are treated as ordinary archaeological notices. Running headers, likely captions and boundary headings are filtered or used as stop signals, while page ranges and nearby evidence remain attached to each chunk. These controls do not make historical layout deterministic, but they reduce the chance that a later extraction error was actually caused by earlier structural mixing.</w:t>
       </w:r>
     </w:p>
     <w:p>
       <w:r>
-        <w:t>Candidate extraction is intentionally broad, after which normalisation becomes conservative. Places and periods are checked against gazetteers, parent maps, aliases and dating tables; archaeological features, finds and materials are mapped through ABR resources and the RefAI_Custom_Aliases rulebook. This lookup-first design was chosen to make decisions inspectable and to reduce unsupported generation. Alt_Place_Name preserves sites, streets and toponyms when Place_Normalised should remain the parent settlem</w:t>
-      </w:r>
-      <w:r>
-        <w:t>ent. Ambiguous terms are quarantined or flagged when local evidence is insufficient, which preserves potentially relevant information without presenting it as certain.</w:t>
+        <w:t>Candidate extraction is intentionally broad, after which normalisation becomes conservative. Places and periods are checked against gazetteers, parent maps, aliases and dating tables; archaeological features, finds and materials are mapped through ABR resources and the RefAI_Custom_Aliases rulebook. This lookup-first design was chosen to make decisions inspectable and to reduce unsupported generation. Alt_Place_Name preserves sites, streets and toponyms when Place_Normalised should remain the parent settlement. Ambiguous terms are quarantined or flagged when local evidence is insufficient, which preserves potentially relevant information without presenting it as certain.</w:t>
       </w:r>
     </w:p>
     <w:p>
       <w:r>
-        <w:t>Finally, validated records are written to clean reviewed outputs, while LLM proposals, raw processing details, suspect records and quality-control information remain in separate audit-oriented files. Each batch receives its own dated run directory and retains evidence quotes, page ranges, review reasons and completion markers. This separation keeps the main dataset usable while preserving the provenance needed to investigate errors. The LLM is only a targeted second reader for selected doubtful cases, rathe</w:t>
-      </w:r>
-      <w:r>
-        <w:t>r than the primary generator, because this limits cost, external dependency and the risk of fluent but unsupported corrections.</w:t>
+        <w:t>Finally, validated records are written to clean reviewed outputs, while LLM proposals, raw processing details, suspect records and quality-control information remain in separate audit-oriented files. Each batch receives its own dated run directory and retains evidence quotes, page ranges, review reasons and completion markers. This separation keeps the main dataset usable while preserving the provenance needed to investigate errors. The LLM is only a targeted second reader for selected doubtful cases, rather than the primary generator, because this limits cost, external dependency and the risk of fluent but unsupported corrections.</w:t>
       </w:r>
     </w:p>
     <w:p>
@@ -10763,7 +10515,7 @@
           <w:lang w:val="en-GB"/>
         </w:rPr>
       </w:pPr>
-      <w:bookmarkStart w:id="25" w:name="_Toc233633010"/>
+      <w:bookmarkStart w:id="25" w:name="_Toc233641535"/>
       <w:r>
         <w:rPr>
           <w:rFonts w:ascii="Aptos Display" w:eastAsia="Aptos Display" w:hAnsi="Aptos Display"/>
@@ -10795,7 +10547,7 @@
           <w:lang w:val="en-GB"/>
         </w:rPr>
       </w:pPr>
-      <w:bookmarkStart w:id="26" w:name="_Toc233633011"/>
+      <w:bookmarkStart w:id="26" w:name="_Toc233641536"/>
       <w:r>
         <w:rPr>
           <w:rFonts w:ascii="Aptos Display" w:eastAsia="Aptos Display" w:hAnsi="Aptos Display"/>
@@ -10815,13 +10567,7 @@
         <w:rPr>
           <w:lang w:val="en-GB"/>
         </w:rPr>
-        <w:t>The gold standard was produced by Tobias Verwoert as the author and sole assessor. His Bachelor's</w:t>
-      </w:r>
-      <w:r>
-        <w:rPr>
-          <w:lang w:val="en-GB"/>
-        </w:rPr>
-        <w:t xml:space="preserve"> degree in Archaeology and approximately six years of archaeological education provide domain competence, but the absence of a second annotator means that no inter-annotator reliability statistic is available.</w:t>
+        <w:t>The gold standard was produced by Tobias Verwoert as the author and sole assessor. His Bachelor's degree in Archaeology and approximately six years of archaeological education provide domain competence, but the absence of a second annotator means that no inter-annotator reliability statistic is available.</w:t>
       </w:r>
     </w:p>
     <w:tbl>
@@ -11265,7 +11011,7 @@
           <w:lang w:val="en-GB"/>
         </w:rPr>
       </w:pPr>
-      <w:bookmarkStart w:id="27" w:name="_Toc233633012"/>
+      <w:bookmarkStart w:id="27" w:name="_Toc233641537"/>
       <w:r>
         <w:rPr>
           <w:rFonts w:ascii="Aptos Display" w:eastAsia="Aptos Display" w:hAnsi="Aptos Display"/>
@@ -11683,7 +11429,7 @@
           <w:lang w:val="en-GB"/>
         </w:rPr>
       </w:pPr>
-      <w:bookmarkStart w:id="28" w:name="_Toc233633013"/>
+      <w:bookmarkStart w:id="28" w:name="_Toc233641538"/>
       <w:r>
         <w:rPr>
           <w:rFonts w:ascii="Aptos Display" w:eastAsia="Aptos Display" w:hAnsi="Aptos Display"/>
@@ -12736,7 +12482,7 @@
           <w:lang w:val="en-GB"/>
         </w:rPr>
       </w:pPr>
-      <w:bookmarkStart w:id="29" w:name="_Toc233633014"/>
+      <w:bookmarkStart w:id="29" w:name="_Toc233641539"/>
       <w:r>
         <w:rPr>
           <w:rFonts w:ascii="Aptos Display" w:eastAsia="Aptos Display" w:hAnsi="Aptos Display"/>
@@ -12757,13 +12503,7 @@
         <w:rPr>
           <w:lang w:val="en-GB"/>
         </w:rPr>
-        <w:t>The project should be evaluated both as a scientific report and as a digital product. As a scientific report, the key criteria are the clarity of the research question, justification of methods, critical treatment of data, awareness of limitations and quality of argumentation. As a digital product, the key criteria are reproducibility, documentation, output structure, usability and transparency. RefAI's professional relevance lies in accelerating access to structured archaeological information while preserv</w:t>
-      </w:r>
-      <w:r>
-        <w:rPr>
-          <w:lang w:val="en-GB"/>
-        </w:rPr>
-        <w:t>ing reviewability and uncertainty.</w:t>
+        <w:t>The project should be evaluated both as a scientific report and as a digital product. As a scientific report, the key criteria are the clarity of the research question, justification of methods, critical treatment of data, awareness of limitations and quality of argumentation. As a digital product, the key criteria are reproducibility, documentation, output structure, usability and transparency. RefAI's professional relevance lies in accelerating access to structured archaeological information while preserving reviewability and uncertainty.</w:t>
       </w:r>
     </w:p>
     <w:p>
@@ -12796,7 +12536,7 @@
           <w:lang w:val="en-GB"/>
         </w:rPr>
       </w:pPr>
-      <w:bookmarkStart w:id="30" w:name="_Toc233633015"/>
+      <w:bookmarkStart w:id="30" w:name="_Toc233641540"/>
       <w:r>
         <w:rPr>
           <w:rFonts w:ascii="Aptos Display" w:eastAsia="Aptos Display" w:hAnsi="Aptos Display"/>
@@ -12827,7 +12567,7 @@
           <w:lang w:val="en-GB"/>
         </w:rPr>
       </w:pPr>
-      <w:bookmarkStart w:id="31" w:name="_Toc233633016"/>
+      <w:bookmarkStart w:id="31" w:name="_Toc233641541"/>
       <w:r>
         <w:rPr>
           <w:rFonts w:ascii="Aptos Display" w:eastAsia="Aptos Display" w:hAnsi="Aptos Display"/>
@@ -13818,7 +13558,7 @@
           <w:lang w:val="en-GB"/>
         </w:rPr>
       </w:pPr>
-      <w:bookmarkStart w:id="32" w:name="_Toc233633017"/>
+      <w:bookmarkStart w:id="32" w:name="_Toc233641542"/>
       <w:r>
         <w:rPr>
           <w:rFonts w:ascii="Aptos Display" w:eastAsia="Aptos Display" w:hAnsi="Aptos Display"/>
@@ -14811,7 +14551,7 @@
           <w:lang w:val="en-GB"/>
         </w:rPr>
       </w:pPr>
-      <w:bookmarkStart w:id="33" w:name="_Toc233633018"/>
+      <w:bookmarkStart w:id="33" w:name="_Toc233641543"/>
       <w:r>
         <w:rPr>
           <w:rFonts w:ascii="Aptos Display" w:eastAsia="Aptos Display" w:hAnsi="Aptos Display"/>
@@ -14837,10 +14577,7 @@
     </w:p>
     <w:p>
       <w:r>
-        <w:t>The package includes official Python 3.12 manuals and selected open-access literature on scientific programming, notebook reproducibility, robust research software and software citation in `Literature_Sources/Pdf_Sources</w:t>
-      </w:r>
-      <w:r>
-        <w:t>`. A source register in that folder explains why each item is included. These documents support the methodological account; they are not imported by the Python code. The most important remaining technical gap is the absence of a fully pinned environment and comprehensive automated test suite. A future release should add a machine-readable dependency lock file and automated smoke and regression tests.</w:t>
+        <w:t>The package includes official Python 3.12 manuals and selected open-access literature on scientific programming, notebook reproducibility, robust research software and software citation in `Literature_Sources/Pdf_Sources`. A source register in that folder explains why each item is included. These documents support the methodological account; they are not imported by the Python code. The most important remaining technical gap is the absence of a fully pinned environment and comprehensive automated test suite. A future release should add a machine-readable dependency lock file and automated smoke and regression tests.</w:t>
       </w:r>
     </w:p>
     <w:tbl>
@@ -15210,14 +14947,7 @@
                 <w:sz w:val="17"/>
                 <w:lang w:val="en-GB"/>
               </w:rPr>
-              <w:t>Python 3.12-compatible environment is indicated by the deposited CPython</w:t>
-            </w:r>
-            <w:r>
-              <w:rPr>
-                <w:sz w:val="17"/>
-                <w:lang w:val="en-GB"/>
-              </w:rPr>
-              <w:t xml:space="preserve"> 3.12 cache. The exact final interpreter version should be recorded in the release manifest.</w:t>
+              <w:t>Python 3.12-compatible environment is indicated by the deposited CPython 3.12 cache. The exact final interpreter version should be recorded in the release manifest.</w:t>
             </w:r>
           </w:p>
         </w:tc>
@@ -15679,7 +15409,7 @@
           <w:lang w:val="en-GB"/>
         </w:rPr>
       </w:pPr>
-      <w:bookmarkStart w:id="34" w:name="_Toc233633019"/>
+      <w:bookmarkStart w:id="34" w:name="_Toc233641544"/>
       <w:r>
         <w:rPr>
           <w:rFonts w:ascii="Aptos Display" w:eastAsia="Aptos Display" w:hAnsi="Aptos Display"/>
@@ -16367,7 +16097,7 @@
           <w:lang w:val="en-GB"/>
         </w:rPr>
       </w:pPr>
-      <w:bookmarkStart w:id="35" w:name="_Toc233633020"/>
+      <w:bookmarkStart w:id="35" w:name="_Toc233641545"/>
       <w:r>
         <w:rPr>
           <w:rFonts w:ascii="Aptos Display" w:eastAsia="Aptos Display" w:hAnsi="Aptos Display"/>
@@ -16399,7 +16129,7 @@
           <w:lang w:val="en-GB"/>
         </w:rPr>
       </w:pPr>
-      <w:bookmarkStart w:id="36" w:name="_Toc233633021"/>
+      <w:bookmarkStart w:id="36" w:name="_Toc233641546"/>
       <w:r>
         <w:rPr>
           <w:rFonts w:ascii="Aptos Display" w:eastAsia="Aptos Display" w:hAnsi="Aptos Display"/>
@@ -17647,13 +17377,7 @@
         <w:rPr>
           <w:lang w:val="en-GB"/>
         </w:rPr>
-        <w:t xml:space="preserve">Several rule families are deliberately stored outside the Python logic. RefAI_Custom_Aliases.xlsx contains term aliases, dating aliases, place aliases, rejection terms, field-type overrides, ambiguous-term evidence rules, bucket preferences, generic suppression rules and LLM auto-apply guards. Official or broader reference workbooks provide ABR concepts, periods, vocabulary, materials, find distributions, ground traces and related archaeological categories. This division allows recurring domain corrections </w:t>
-      </w:r>
-      <w:r>
-        <w:rPr>
-          <w:lang w:val="en-GB"/>
-        </w:rPr>
-        <w:t>to be documented in editable tables rather than added only as hardcoded exceptions.</w:t>
+        <w:t>Several rule families are deliberately stored outside the Python logic. RefAI_Custom_Aliases.xlsx contains term aliases, dating aliases, place aliases, rejection terms, field-type overrides, ambiguous-term evidence rules, bucket preferences, generic suppression rules and LLM auto-apply guards. Official or broader reference workbooks provide ABR concepts, periods, vocabulary, materials, find distributions, ground traces and related archaeological categories. This division allows recurring domain corrections to be documented in editable tables rather than added only as hardcoded exceptions.</w:t>
       </w:r>
     </w:p>
     <w:p>
@@ -17665,7 +17389,7 @@
           <w:lang w:val="en-GB"/>
         </w:rPr>
       </w:pPr>
-      <w:bookmarkStart w:id="37" w:name="_Toc233633022"/>
+      <w:bookmarkStart w:id="37" w:name="_Toc233641547"/>
       <w:r>
         <w:rPr>
           <w:rFonts w:ascii="Aptos Display" w:eastAsia="Aptos Display" w:hAnsi="Aptos Display"/>
@@ -18274,7 +17998,7 @@
       </w:r>
     </w:p>
     <w:sectPr>
-      <w:footerReference w:type="default" r:id="rId9"/>
+      <w:footerReference w:type="default" r:id="rId17"/>
       <w:pgSz w:w="11906" w:h="16838"/>
       <w:pgMar w:top="1152" w:right="1224" w:bottom="1152" w:left="1224" w:header="720" w:footer="720" w:gutter="0"/>
       <w:pgBorders w:offsetFrom="page">
@@ -18317,6 +18041,122 @@
 </file>
 
 <file path=word/footer1.xml><?xml version="1.0" encoding="utf-8"?>
+<w:ftr xmlns:wpc="http://schemas.microsoft.com/office/word/2010/wordprocessingCanvas" xmlns:cx="http://schemas.microsoft.com/office/drawing/2014/chartex" xmlns:cx1="http://schemas.microsoft.com/office/drawing/2015/9/8/chartex" xmlns:cx2="http://schemas.microsoft.com/office/drawing/2015/10/21/chartex" xmlns:cx3="http://schemas.microsoft.com/office/drawing/2016/5/9/chartex" xmlns:cx4="http://schemas.microsoft.com/office/drawing/2016/5/10/chartex" xmlns:cx5="http://schemas.microsoft.com/office/drawing/2016/5/11/chartex" xmlns:cx6="http://schemas.microsoft.com/office/drawing/2016/5/12/chartex" xmlns:cx7="http://schemas.microsoft.com/office/drawing/2016/5/13/chartex" xmlns:cx8="http://schemas.microsoft.com/office/drawing/2016/5/14/chartex" xmlns:mc="http://schemas.openxmlformats.org/markup-compatibility/2006" xmlns:aink="http://schemas.microsoft.com/office/drawing/2016/ink" xmlns:am3d="http://schemas.microsoft.com/office/drawing/2017/model3d" xmlns:o="urn:schemas-microsoft-com:office:office" xmlns:oel="http://schemas.microsoft.com/office/2019/extlst" xmlns:r="http://schemas.openxmlformats.org/officeDocument/2006/relationships" xmlns:m="http://schemas.openxmlformats.org/officeDocument/2006/math" xmlns:v="urn:schemas-microsoft-com:vml" xmlns:wp14="http://schemas.microsoft.com/office/word/2010/wordprocessingDrawing" xmlns:wp="http://schemas.openxmlformats.org/drawingml/2006/wordprocessingDrawing" xmlns:w10="urn:schemas-microsoft-com:office:word" xmlns:w="http://schemas.openxmlformats.org/wordprocessingml/2006/main" xmlns:w14="http://schemas.microsoft.com/office/word/2010/wordml" xmlns:w15="http://schemas.microsoft.com/office/word/2012/wordml" xmlns:w16cex="http://schemas.microsoft.com/office/word/2018/wordml/cex" xmlns:w16cid="http://schemas.microsoft.com/office/word/2016/wordml/cid" xmlns:w16="http://schemas.microsoft.com/office/word/2018/wordml" xmlns:w16du="http://schemas.microsoft.com/office/word/2023/wordml/word16du" xmlns:w16sdtdh="http://schemas.microsoft.com/office/word/2020/wordml/sdtdatahash" xmlns:w16sdtfl="http://schemas.microsoft.com/office/word/2024/wordml/sdtformatlock" xmlns:w16se="http://schemas.microsoft.com/office/word/2015/wordml/symex" xmlns:wpg="http://schemas.microsoft.com/office/word/2010/wordprocessingGroup" xmlns:wpi="http://schemas.microsoft.com/office/word/2010/wordprocessingInk" xmlns:wne="http://schemas.microsoft.com/office/word/2006/wordml" xmlns:wps="http://schemas.microsoft.com/office/word/2010/wordprocessingShape" mc:Ignorable="w14 w15 w16se w16cid w16 w16cex w16sdtdh w16sdtfl w16du wp14">
+  <w:p>
+    <w:pPr>
+      <w:pStyle w:val="Voettekst"/>
+    </w:pPr>
+  </w:p>
+</w:ftr>
+</file>
+
+<file path=word/footer2.xml><?xml version="1.0" encoding="utf-8"?>
+<w:ftr xmlns:wpc="http://schemas.microsoft.com/office/word/2010/wordprocessingCanvas" xmlns:cx="http://schemas.microsoft.com/office/drawing/2014/chartex" xmlns:cx1="http://schemas.microsoft.com/office/drawing/2015/9/8/chartex" xmlns:cx2="http://schemas.microsoft.com/office/drawing/2015/10/21/chartex" xmlns:cx3="http://schemas.microsoft.com/office/drawing/2016/5/9/chartex" xmlns:cx4="http://schemas.microsoft.com/office/drawing/2016/5/10/chartex" xmlns:cx5="http://schemas.microsoft.com/office/drawing/2016/5/11/chartex" xmlns:cx6="http://schemas.microsoft.com/office/drawing/2016/5/12/chartex" xmlns:cx7="http://schemas.microsoft.com/office/drawing/2016/5/13/chartex" xmlns:cx8="http://schemas.microsoft.com/office/drawing/2016/5/14/chartex" xmlns:mc="http://schemas.openxmlformats.org/markup-compatibility/2006" xmlns:aink="http://schemas.microsoft.com/office/drawing/2016/ink" xmlns:am3d="http://schemas.microsoft.com/office/drawing/2017/model3d" xmlns:o="urn:schemas-microsoft-com:office:office" xmlns:oel="http://schemas.microsoft.com/office/2019/extlst" xmlns:r="http://schemas.openxmlformats.org/officeDocument/2006/relationships" xmlns:m="http://schemas.openxmlformats.org/officeDocument/2006/math" xmlns:v="urn:schemas-microsoft-com:vml" xmlns:wp14="http://schemas.microsoft.com/office/word/2010/wordprocessingDrawing" xmlns:wp="http://schemas.openxmlformats.org/drawingml/2006/wordprocessingDrawing" xmlns:w10="urn:schemas-microsoft-com:office:word" xmlns:w="http://schemas.openxmlformats.org/wordprocessingml/2006/main" xmlns:w14="http://schemas.microsoft.com/office/word/2010/wordml" xmlns:w15="http://schemas.microsoft.com/office/word/2012/wordml" xmlns:w16cex="http://schemas.microsoft.com/office/word/2018/wordml/cex" xmlns:w16cid="http://schemas.microsoft.com/office/word/2016/wordml/cid" xmlns:w16="http://schemas.microsoft.com/office/word/2018/wordml" xmlns:w16du="http://schemas.microsoft.com/office/word/2023/wordml/word16du" xmlns:w16sdtdh="http://schemas.microsoft.com/office/word/2020/wordml/sdtdatahash" xmlns:w16sdtfl="http://schemas.microsoft.com/office/word/2024/wordml/sdtformatlock" xmlns:w16se="http://schemas.microsoft.com/office/word/2015/wordml/symex" xmlns:wpg="http://schemas.microsoft.com/office/word/2010/wordprocessingGroup" xmlns:wpi="http://schemas.microsoft.com/office/word/2010/wordprocessingInk" xmlns:wne="http://schemas.microsoft.com/office/word/2006/wordml" xmlns:wps="http://schemas.microsoft.com/office/word/2010/wordprocessingShape" mc:Ignorable="w14 w15 w16se w16cid w16 w16cex w16sdtdh w16sdtfl w16du wp14">
+  <w:p>
+    <w:r>
+      <w:rPr>
+        <w:noProof/>
+      </w:rPr>
+      <w:drawing>
+        <wp:inline distT="0" distB="0" distL="0" distR="0" wp14:anchorId="5854D895" wp14:editId="5F27A616">
+          <wp:extent cx="1714500" cy="417041"/>
+          <wp:effectExtent l="0" t="0" r="0" b="2540"/>
+          <wp:docPr id="1637678507" name="Graphic 1"/>
+          <wp:cNvGraphicFramePr>
+            <a:graphicFrameLocks xmlns:a="http://schemas.openxmlformats.org/drawingml/2006/main" noChangeAspect="1"/>
+          </wp:cNvGraphicFramePr>
+          <a:graphic xmlns:a="http://schemas.openxmlformats.org/drawingml/2006/main">
+            <a:graphicData uri="http://schemas.openxmlformats.org/drawingml/2006/picture">
+              <pic:pic xmlns:pic="http://schemas.openxmlformats.org/drawingml/2006/picture">
+                <pic:nvPicPr>
+                  <pic:cNvPr id="1637678507" name=""/>
+                  <pic:cNvPicPr/>
+                </pic:nvPicPr>
+                <pic:blipFill>
+                  <a:blip r:embed="rId1">
+                    <a:extLst>
+                      <a:ext uri="{96DAC541-7B7A-43D3-8B79-37D633B846F1}">
+                        <asvg:svgBlip xmlns:asvg="http://schemas.microsoft.com/office/drawing/2016/SVG/main" r:embed="rId2"/>
+                      </a:ext>
+                    </a:extLst>
+                  </a:blip>
+                  <a:stretch>
+                    <a:fillRect/>
+                  </a:stretch>
+                </pic:blipFill>
+                <pic:spPr>
+                  <a:xfrm>
+                    <a:off x="0" y="0"/>
+                    <a:ext cx="1714500" cy="417041"/>
+                  </a:xfrm>
+                  <a:prstGeom prst="rect">
+                    <a:avLst/>
+                  </a:prstGeom>
+                </pic:spPr>
+              </pic:pic>
+            </a:graphicData>
+          </a:graphic>
+        </wp:inline>
+      </w:drawing>
+    </w:r>
+    <w:r>
+      <w:t xml:space="preserve">     </w:t>
+    </w:r>
+    <w:r>
+      <w:rPr>
+        <w:noProof/>
+      </w:rPr>
+      <w:drawing>
+        <wp:inline distT="0" distB="0" distL="0" distR="0" wp14:anchorId="601CA39D" wp14:editId="7D7A5419">
+          <wp:extent cx="1968500" cy="260580"/>
+          <wp:effectExtent l="0" t="0" r="0" b="6350"/>
+          <wp:docPr id="2129567215" name="Afbeelding 2"/>
+          <wp:cNvGraphicFramePr>
+            <a:graphicFrameLocks xmlns:a="http://schemas.openxmlformats.org/drawingml/2006/main" noChangeAspect="1"/>
+          </wp:cNvGraphicFramePr>
+          <a:graphic xmlns:a="http://schemas.openxmlformats.org/drawingml/2006/main">
+            <a:graphicData uri="http://schemas.openxmlformats.org/drawingml/2006/picture">
+              <pic:pic xmlns:pic="http://schemas.openxmlformats.org/drawingml/2006/picture">
+                <pic:nvPicPr>
+                  <pic:cNvPr id="2129567215" name=""/>
+                  <pic:cNvPicPr/>
+                </pic:nvPicPr>
+                <pic:blipFill>
+                  <a:blip r:embed="rId3"/>
+                  <a:stretch>
+                    <a:fillRect/>
+                  </a:stretch>
+                </pic:blipFill>
+                <pic:spPr>
+                  <a:xfrm>
+                    <a:off x="0" y="0"/>
+                    <a:ext cx="1968500" cy="260580"/>
+                  </a:xfrm>
+                  <a:prstGeom prst="rect">
+                    <a:avLst/>
+                  </a:prstGeom>
+                </pic:spPr>
+              </pic:pic>
+            </a:graphicData>
+          </a:graphic>
+        </wp:inline>
+      </w:drawing>
+    </w:r>
+  </w:p>
+</w:ftr>
+</file>
+
+<file path=word/footer3.xml><?xml version="1.0" encoding="utf-8"?>
+<w:ftr xmlns:wpc="http://schemas.microsoft.com/office/word/2010/wordprocessingCanvas" xmlns:cx="http://schemas.microsoft.com/office/drawing/2014/chartex" xmlns:cx1="http://schemas.microsoft.com/office/drawing/2015/9/8/chartex" xmlns:cx2="http://schemas.microsoft.com/office/drawing/2015/10/21/chartex" xmlns:cx3="http://schemas.microsoft.com/office/drawing/2016/5/9/chartex" xmlns:cx4="http://schemas.microsoft.com/office/drawing/2016/5/10/chartex" xmlns:cx5="http://schemas.microsoft.com/office/drawing/2016/5/11/chartex" xmlns:cx6="http://schemas.microsoft.com/office/drawing/2016/5/12/chartex" xmlns:cx7="http://schemas.microsoft.com/office/drawing/2016/5/13/chartex" xmlns:cx8="http://schemas.microsoft.com/office/drawing/2016/5/14/chartex" xmlns:mc="http://schemas.openxmlformats.org/markup-compatibility/2006" xmlns:aink="http://schemas.microsoft.com/office/drawing/2016/ink" xmlns:am3d="http://schemas.microsoft.com/office/drawing/2017/model3d" xmlns:o="urn:schemas-microsoft-com:office:office" xmlns:oel="http://schemas.microsoft.com/office/2019/extlst" xmlns:r="http://schemas.openxmlformats.org/officeDocument/2006/relationships" xmlns:m="http://schemas.openxmlformats.org/officeDocument/2006/math" xmlns:v="urn:schemas-microsoft-com:vml" xmlns:wp14="http://schemas.microsoft.com/office/word/2010/wordprocessingDrawing" xmlns:wp="http://schemas.openxmlformats.org/drawingml/2006/wordprocessingDrawing" xmlns:w10="urn:schemas-microsoft-com:office:word" xmlns:w="http://schemas.openxmlformats.org/wordprocessingml/2006/main" xmlns:w14="http://schemas.microsoft.com/office/word/2010/wordml" xmlns:w15="http://schemas.microsoft.com/office/word/2012/wordml" xmlns:w16cex="http://schemas.microsoft.com/office/word/2018/wordml/cex" xmlns:w16cid="http://schemas.microsoft.com/office/word/2016/wordml/cid" xmlns:w16="http://schemas.microsoft.com/office/word/2018/wordml" xmlns:w16du="http://schemas.microsoft.com/office/word/2023/wordml/word16du" xmlns:w16sdtdh="http://schemas.microsoft.com/office/word/2020/wordml/sdtdatahash" xmlns:w16sdtfl="http://schemas.microsoft.com/office/word/2024/wordml/sdtformatlock" xmlns:w16se="http://schemas.microsoft.com/office/word/2015/wordml/symex" xmlns:wpg="http://schemas.microsoft.com/office/word/2010/wordprocessingGroup" xmlns:wpi="http://schemas.microsoft.com/office/word/2010/wordprocessingInk" xmlns:wne="http://schemas.microsoft.com/office/word/2006/wordml" xmlns:wps="http://schemas.microsoft.com/office/word/2010/wordprocessingShape" mc:Ignorable="w14 w15 w16se w16cid w16 w16cex w16sdtdh w16sdtfl w16du wp14">
+  <w:p>
+    <w:pPr>
+      <w:pStyle w:val="Voettekst"/>
+    </w:pPr>
+  </w:p>
+</w:ftr>
+</file>
+
+<file path=word/footer4.xml><?xml version="1.0" encoding="utf-8"?>
 <w:ftr xmlns:wpc="http://schemas.microsoft.com/office/word/2010/wordprocessingCanvas" xmlns:cx="http://schemas.microsoft.com/office/drawing/2014/chartex" xmlns:cx1="http://schemas.microsoft.com/office/drawing/2015/9/8/chartex" xmlns:cx2="http://schemas.microsoft.com/office/drawing/2015/10/21/chartex" xmlns:cx3="http://schemas.microsoft.com/office/drawing/2016/5/9/chartex" xmlns:cx4="http://schemas.microsoft.com/office/drawing/2016/5/10/chartex" xmlns:cx5="http://schemas.microsoft.com/office/drawing/2016/5/11/chartex" xmlns:cx6="http://schemas.microsoft.com/office/drawing/2016/5/12/chartex" xmlns:cx7="http://schemas.microsoft.com/office/drawing/2016/5/13/chartex" xmlns:cx8="http://schemas.microsoft.com/office/drawing/2016/5/14/chartex" xmlns:mc="http://schemas.openxmlformats.org/markup-compatibility/2006" xmlns:aink="http://schemas.microsoft.com/office/drawing/2016/ink" xmlns:am3d="http://schemas.microsoft.com/office/drawing/2017/model3d" xmlns:o="urn:schemas-microsoft-com:office:office" xmlns:oel="http://schemas.microsoft.com/office/2019/extlst" xmlns:r="http://schemas.openxmlformats.org/officeDocument/2006/relationships" xmlns:m="http://schemas.openxmlformats.org/officeDocument/2006/math" xmlns:v="urn:schemas-microsoft-com:vml" xmlns:wp14="http://schemas.microsoft.com/office/word/2010/wordprocessingDrawing" xmlns:wp="http://schemas.openxmlformats.org/drawingml/2006/wordprocessingDrawing" xmlns:w10="urn:schemas-microsoft-com:office:word" xmlns:w="http://schemas.openxmlformats.org/wordprocessingml/2006/main" xmlns:w14="http://schemas.microsoft.com/office/word/2010/wordml" xmlns:w15="http://schemas.microsoft.com/office/word/2012/wordml" xmlns:w16cex="http://schemas.microsoft.com/office/word/2018/wordml/cex" xmlns:w16cid="http://schemas.microsoft.com/office/word/2016/wordml/cid" xmlns:w16="http://schemas.microsoft.com/office/word/2018/wordml" xmlns:w16du="http://schemas.microsoft.com/office/word/2023/wordml/word16du" xmlns:w16sdtdh="http://schemas.microsoft.com/office/word/2020/wordml/sdtdatahash" xmlns:w16sdtfl="http://schemas.microsoft.com/office/word/2024/wordml/sdtformatlock" xmlns:w16se="http://schemas.microsoft.com/office/word/2015/wordml/symex" xmlns:wpg="http://schemas.microsoft.com/office/word/2010/wordprocessingGroup" xmlns:wpi="http://schemas.microsoft.com/office/word/2010/wordprocessingInk" xmlns:wne="http://schemas.microsoft.com/office/word/2006/wordml" xmlns:wps="http://schemas.microsoft.com/office/word/2010/wordprocessingShape" mc:Ignorable="w14 w15 w16se w16cid w16 w16cex w16sdtdh w16sdtfl w16du wp14">
   <w:sdt>
     <w:sdtPr>
@@ -18400,6 +18240,36 @@
     </w:p>
   </w:footnote>
 </w:footnotes>
+</file>
+
+<file path=word/header1.xml><?xml version="1.0" encoding="utf-8"?>
+<w:hdr xmlns:wpc="http://schemas.microsoft.com/office/word/2010/wordprocessingCanvas" xmlns:cx="http://schemas.microsoft.com/office/drawing/2014/chartex" xmlns:cx1="http://schemas.microsoft.com/office/drawing/2015/9/8/chartex" xmlns:cx2="http://schemas.microsoft.com/office/drawing/2015/10/21/chartex" xmlns:cx3="http://schemas.microsoft.com/office/drawing/2016/5/9/chartex" xmlns:cx4="http://schemas.microsoft.com/office/drawing/2016/5/10/chartex" xmlns:cx5="http://schemas.microsoft.com/office/drawing/2016/5/11/chartex" xmlns:cx6="http://schemas.microsoft.com/office/drawing/2016/5/12/chartex" xmlns:cx7="http://schemas.microsoft.com/office/drawing/2016/5/13/chartex" xmlns:cx8="http://schemas.microsoft.com/office/drawing/2016/5/14/chartex" xmlns:mc="http://schemas.openxmlformats.org/markup-compatibility/2006" xmlns:aink="http://schemas.microsoft.com/office/drawing/2016/ink" xmlns:am3d="http://schemas.microsoft.com/office/drawing/2017/model3d" xmlns:o="urn:schemas-microsoft-com:office:office" xmlns:oel="http://schemas.microsoft.com/office/2019/extlst" xmlns:r="http://schemas.openxmlformats.org/officeDocument/2006/relationships" xmlns:m="http://schemas.openxmlformats.org/officeDocument/2006/math" xmlns:v="urn:schemas-microsoft-com:vml" xmlns:wp14="http://schemas.microsoft.com/office/word/2010/wordprocessingDrawing" xmlns:wp="http://schemas.openxmlformats.org/drawingml/2006/wordprocessingDrawing" xmlns:w10="urn:schemas-microsoft-com:office:word" xmlns:w="http://schemas.openxmlformats.org/wordprocessingml/2006/main" xmlns:w14="http://schemas.microsoft.com/office/word/2010/wordml" xmlns:w15="http://schemas.microsoft.com/office/word/2012/wordml" xmlns:w16cex="http://schemas.microsoft.com/office/word/2018/wordml/cex" xmlns:w16cid="http://schemas.microsoft.com/office/word/2016/wordml/cid" xmlns:w16="http://schemas.microsoft.com/office/word/2018/wordml" xmlns:w16du="http://schemas.microsoft.com/office/word/2023/wordml/word16du" xmlns:w16sdtdh="http://schemas.microsoft.com/office/word/2020/wordml/sdtdatahash" xmlns:w16sdtfl="http://schemas.microsoft.com/office/word/2024/wordml/sdtformatlock" xmlns:w16se="http://schemas.microsoft.com/office/word/2015/wordml/symex" xmlns:wpg="http://schemas.microsoft.com/office/word/2010/wordprocessingGroup" xmlns:wpi="http://schemas.microsoft.com/office/word/2010/wordprocessingInk" xmlns:wne="http://schemas.microsoft.com/office/word/2006/wordml" xmlns:wps="http://schemas.microsoft.com/office/word/2010/wordprocessingShape" mc:Ignorable="w14 w15 w16se w16cid w16 w16cex w16sdtdh w16sdtfl w16du wp14">
+  <w:p>
+    <w:pPr>
+      <w:pStyle w:val="Koptekst"/>
+    </w:pPr>
+  </w:p>
+</w:hdr>
+</file>
+
+<file path=word/header2.xml><?xml version="1.0" encoding="utf-8"?>
+<w:hdr xmlns:wpc="http://schemas.microsoft.com/office/word/2010/wordprocessingCanvas" xmlns:cx="http://schemas.microsoft.com/office/drawing/2014/chartex" xmlns:cx1="http://schemas.microsoft.com/office/drawing/2015/9/8/chartex" xmlns:cx2="http://schemas.microsoft.com/office/drawing/2015/10/21/chartex" xmlns:cx3="http://schemas.microsoft.com/office/drawing/2016/5/9/chartex" xmlns:cx4="http://schemas.microsoft.com/office/drawing/2016/5/10/chartex" xmlns:cx5="http://schemas.microsoft.com/office/drawing/2016/5/11/chartex" xmlns:cx6="http://schemas.microsoft.com/office/drawing/2016/5/12/chartex" xmlns:cx7="http://schemas.microsoft.com/office/drawing/2016/5/13/chartex" xmlns:cx8="http://schemas.microsoft.com/office/drawing/2016/5/14/chartex" xmlns:mc="http://schemas.openxmlformats.org/markup-compatibility/2006" xmlns:aink="http://schemas.microsoft.com/office/drawing/2016/ink" xmlns:am3d="http://schemas.microsoft.com/office/drawing/2017/model3d" xmlns:o="urn:schemas-microsoft-com:office:office" xmlns:oel="http://schemas.microsoft.com/office/2019/extlst" xmlns:r="http://schemas.openxmlformats.org/officeDocument/2006/relationships" xmlns:m="http://schemas.openxmlformats.org/officeDocument/2006/math" xmlns:v="urn:schemas-microsoft-com:vml" xmlns:wp14="http://schemas.microsoft.com/office/word/2010/wordprocessingDrawing" xmlns:wp="http://schemas.openxmlformats.org/drawingml/2006/wordprocessingDrawing" xmlns:w10="urn:schemas-microsoft-com:office:word" xmlns:w="http://schemas.openxmlformats.org/wordprocessingml/2006/main" xmlns:w14="http://schemas.microsoft.com/office/word/2010/wordml" xmlns:w15="http://schemas.microsoft.com/office/word/2012/wordml" xmlns:w16cex="http://schemas.microsoft.com/office/word/2018/wordml/cex" xmlns:w16cid="http://schemas.microsoft.com/office/word/2016/wordml/cid" xmlns:w16="http://schemas.microsoft.com/office/word/2018/wordml" xmlns:w16du="http://schemas.microsoft.com/office/word/2023/wordml/word16du" xmlns:w16sdtdh="http://schemas.microsoft.com/office/word/2020/wordml/sdtdatahash" xmlns:w16sdtfl="http://schemas.microsoft.com/office/word/2024/wordml/sdtformatlock" xmlns:w16se="http://schemas.microsoft.com/office/word/2015/wordml/symex" xmlns:wpg="http://schemas.microsoft.com/office/word/2010/wordprocessingGroup" xmlns:wpi="http://schemas.microsoft.com/office/word/2010/wordprocessingInk" xmlns:wne="http://schemas.microsoft.com/office/word/2006/wordml" xmlns:wps="http://schemas.microsoft.com/office/word/2010/wordprocessingShape" mc:Ignorable="w14 w15 w16se w16cid w16 w16cex w16sdtdh w16sdtfl w16du wp14">
+  <w:p>
+    <w:pPr>
+      <w:pStyle w:val="Koptekst"/>
+    </w:pPr>
+  </w:p>
+</w:hdr>
+</file>
+
+<file path=word/header3.xml><?xml version="1.0" encoding="utf-8"?>
+<w:hdr xmlns:wpc="http://schemas.microsoft.com/office/word/2010/wordprocessingCanvas" xmlns:cx="http://schemas.microsoft.com/office/drawing/2014/chartex" xmlns:cx1="http://schemas.microsoft.com/office/drawing/2015/9/8/chartex" xmlns:cx2="http://schemas.microsoft.com/office/drawing/2015/10/21/chartex" xmlns:cx3="http://schemas.microsoft.com/office/drawing/2016/5/9/chartex" xmlns:cx4="http://schemas.microsoft.com/office/drawing/2016/5/10/chartex" xmlns:cx5="http://schemas.microsoft.com/office/drawing/2016/5/11/chartex" xmlns:cx6="http://schemas.microsoft.com/office/drawing/2016/5/12/chartex" xmlns:cx7="http://schemas.microsoft.com/office/drawing/2016/5/13/chartex" xmlns:cx8="http://schemas.microsoft.com/office/drawing/2016/5/14/chartex" xmlns:mc="http://schemas.openxmlformats.org/markup-compatibility/2006" xmlns:aink="http://schemas.microsoft.com/office/drawing/2016/ink" xmlns:am3d="http://schemas.microsoft.com/office/drawing/2017/model3d" xmlns:o="urn:schemas-microsoft-com:office:office" xmlns:oel="http://schemas.microsoft.com/office/2019/extlst" xmlns:r="http://schemas.openxmlformats.org/officeDocument/2006/relationships" xmlns:m="http://schemas.openxmlformats.org/officeDocument/2006/math" xmlns:v="urn:schemas-microsoft-com:vml" xmlns:wp14="http://schemas.microsoft.com/office/word/2010/wordprocessingDrawing" xmlns:wp="http://schemas.openxmlformats.org/drawingml/2006/wordprocessingDrawing" xmlns:w10="urn:schemas-microsoft-com:office:word" xmlns:w="http://schemas.openxmlformats.org/wordprocessingml/2006/main" xmlns:w14="http://schemas.microsoft.com/office/word/2010/wordml" xmlns:w15="http://schemas.microsoft.com/office/word/2012/wordml" xmlns:w16cex="http://schemas.microsoft.com/office/word/2018/wordml/cex" xmlns:w16cid="http://schemas.microsoft.com/office/word/2016/wordml/cid" xmlns:w16="http://schemas.microsoft.com/office/word/2018/wordml" xmlns:w16du="http://schemas.microsoft.com/office/word/2023/wordml/word16du" xmlns:w16sdtdh="http://schemas.microsoft.com/office/word/2020/wordml/sdtdatahash" xmlns:w16sdtfl="http://schemas.microsoft.com/office/word/2024/wordml/sdtformatlock" xmlns:w16se="http://schemas.microsoft.com/office/word/2015/wordml/symex" xmlns:wpg="http://schemas.microsoft.com/office/word/2010/wordprocessingGroup" xmlns:wpi="http://schemas.microsoft.com/office/word/2010/wordprocessingInk" xmlns:wne="http://schemas.microsoft.com/office/word/2006/wordml" xmlns:wps="http://schemas.microsoft.com/office/word/2010/wordprocessingShape" mc:Ignorable="w14 w15 w16se w16cid w16 w16cex w16sdtdh w16sdtfl w16du wp14">
+  <w:p>
+    <w:pPr>
+      <w:pStyle w:val="Koptekst"/>
+    </w:pPr>
+  </w:p>
+</w:hdr>
 </file>
 
 <file path=word/numbering.xml><?xml version="1.0" encoding="utf-8"?>
